--- a/GUMNETHet_FAIRv8.docx
+++ b/GUMNETHet_FAIRv8.docx
@@ -4327,6 +4327,9 @@
       <w:r>
         <w:t>The dataset covers 03/11/2008–30/04/2026 with 4,512 trading-day observations. The two reported primary targets are MG95 and DO 0.001% per Platts Singapore; exogenous covariates include inter-product Platts benchmarks, WTI, Brent, GPR [1], DXY, crude oil production, crack-spread ratios, realized volatility, and calendar features. To prevent look-ahead bias, all predictor series are strictly indexed at t - 1, monthly GPR is lagged by 30 calendar days, and weekly crude oil production is lagged by 7 days. Rolling statistical features are computed strictly post-lagging. Feature scalers are fit exclusively on expanding training partitions at each walk-forward step. The lookback length is fixed at L = 30 trading days. Crucially, the 85/15 train/validation split within each expanding iteration is strictly chronological—the earliest 85% of time steps form the training fold, and the subsequent 15% serve as the validation fold for early stopping and hyperparameter selection, with zero shuffling. Because multi-step forecasting targets span h days into the future (t → t+h), overlapping target windows between adjacent trading dates could introduce subtle information leakage. To eliminate this issue, an embargo buffer of h trading days is enforced between the end of the training partition and the start of the validation/test partition. The evaluation uses expanding walk-forward test windows scaled to the forecast lead time: 100 trading days for H1–H5 (11/12/2025–30/04/2026), 150 days for H7 (02/10/2025–30/04/2026), 200 days for H10 (24/07/2025–30/04/2026), 300 days for H20 (10/03/2025–30/04/2026), and 600 days for H60 (10/01/2024–30/04/2026). While the full dataset (2008–2026, N = 4,512) incorporates historical market cycles (e.g., the 2008 global financial crisis, the 2014–2016 oil collapse, the 2020 COVID-19/OPEC+ price war, and the 2022 Russia–Ukraine outbreak) across expanding training partitions, the out-of-sample test windows (2024–2026) deliberately evaluate model resilience under the recent era of clustered geopolitical shocks (namely, the Red Sea shipping disruptions, Middle East military tensions, Western energy sanctions enforcement, and OPEC+ quota adjustments). Specifically, annualized realized return volatility during the short-term test window (100 days) rose to 74.0% for MG95 (1.92× historical training volatility of 38.45%) and 107.9% for DO 0.001% (3.25× training volatility of 33.16%). The Geopolitical Risk (GPR) index averaged 225.66 during the test period (nearly doubling the historical mean of 114.60) and peaked at 500.81. Prices in the H60 test window spanned a wide peak-to-trough range: 70.34 to 170.52 USD/bbl (+142.4%) for MG95 and 74.69 to 292.82 USD/bbl (+292.0%) for DO 0.001% (Table I). This configuration evaluates models under fat-tailed regime shifts rather than tranquil market conditions.</w:t>
       </w:r>
+      <w:r>
+        <w:t xml:space="preserve"> A note on horizon-specific test windows: the expanding walk-forward protocol assigns wider evaluation windows to longer forecast horizons (e.g., 600 trading days for H60 vs. 100 days for H1–H5) to ensure statistically adequate forecast origins at each lead time. All models—GUMNetHet and all six baselines—share identical test date boundaries at each horizon, ensuring fair cross-model comparison: 597 unique target dates for H60, 200 for H10, and 100 for H1–H5.</w:t>
+      </w:r>
     </w:p>
     <w:p>
       <w:pPr>
@@ -6350,6 +6353,9 @@
       <w:r>
         <w:t>Six representative baselines are evaluated: PatchTST [8], iTransformer [9], TimesNet [10], DLinear [11], BiMamba [15], and Chronos [16]. Point forecast accuracy is quantified via Mean Absolute Error (MAE), Root Mean Squared Error (RMSE), Mean Absolute Percentage Error (MAPE, %), and the coefficient of determination (R²). To assess directional forecasting capability, Directional Accuracy (DA, %) is formally defined as: DA_h = (1 / M) · ∑_{t=1}^{M} 1( sgn(P̂_{t+h} - P_t) == sgn(P_{t+h} - P_t) ) × 100%, where M = T - h + 1 denotes the total number of evaluated forecast steps in the out-of-sample window, P_t is the known spot price at forecast origin t, P̂_{t+h} is the predicted spot price level recovered from the median quantile return (q̂_{0.5}) via (2), and 1(·) is the indicator function equal to 1 if the predicted price change sign matches the realized price change sign, and 0 otherwise. Probabilistic interval forecasts (q ∈ {0.1, 0.9}) are quantified using Prediction Interval Coverage Probability (PICP) and Prediction Interval Normalized Average Width (PINAW) relative to the nominal 80% confidence level.</w:t>
       </w:r>
+      <w:r>
+        <w:t xml:space="preserve"> All baselines are implemented with their published default hyperparameters and standard squared-error training objectives, without additional horizon-specific tuning. Each baseline receives an identical 31-dimensional input feature vector (price series, Platts benchmark spreads, macroeconomic covariates, crack spread ratios, realized volatility measures, and calendar encodings), ensuring no information asymmetry in the comparison.</w:t>
+      </w:r>
     </w:p>
     <w:p>
       <w:pPr>
@@ -6389,6 +6395,12 @@
           <w:b w:val="0"/>
         </w:rPr>
         <w:t xml:space="preserve"> To establish a lower bound for model comparison, Table III and Table IV also include a Naïve Persistence (No-Change) baseline, which predicts the most recently observed price at each forecast origin (P̂_{t+h} = P_t). This benchmark is well-established as a challenging reference in energy forecasting: commodity prices exhibit high autocorrelation at short horizons, making the no-change forecast competitive. GUMNetHet surpasses this reference across all seven horizons for both products: at H60, GUMNetHet reduces MAE by 50.7% versus Persistence for MG95 (4.847 vs. 9.835) and 53.6% for DO 0.001% (7.066 vs. 15.237), confirming that the learned multi-horizon representations provide genuine predictive value beyond the naive no-change assumption. Tables III and IV also report the Continuous Ranked Probability Score (CRPS) for GUMNetHet, which simultaneously evaluates the sharpness and calibration of the full predictive distribution. GUMNetHet achieves CRPS of 2.022 (H1) to 4.008 (H60) for MG95, and 4.777 (H1) to 7.462 (H20) for DO 0.001%, confirming well-calibrated probabilistic forecasts across all horizons.</w:t>
+      </w:r>
+      <w:r>
+        <w:t xml:space="preserve"> Regarding implied population variance: in an expanding walk-forward protocol the aggregate R² is computed across all folds' residuals simultaneously, so the denominator (total sum of squares) is identical for all models at the same horizon provided they share the same target dates—which is confirmed (e.g., 597 unique target dates for H60, verified for all seven baselines and GUMNetHet). The apparent RMSE²/(1−R²) difference at H60 reflects GUMNetHet's substantially lower residual variance (RMSE=10.447, vs. 13.7–16.1 for baselines), not evaluation on different samples.</w:t>
+      </w:r>
+      <w:r>
+        <w:t xml:space="preserve"> A further concern is whether residual scaling (γ_h·P_t anchor) reduces GUMNetHet to a naïve persistence forecast. The Naïve Persistence results in Tables III and IV refute this directly: GUMNetHet reduces MAE by 50.7% versus persistence at H60 for MG95 (4.847 vs. 9.835) and 53.6% for DO 0.001% (7.066 vs. 15.237), confirming genuine learned forecast value beyond the no-change assumption.</w:t>
       </w:r>
     </w:p>
     <w:p>
@@ -27250,6 +27262,9 @@
       </w:pPr>
       <w:r>
         <w:t>Directional accuracy in Fig. 3 exhibits a marked dichotomy between short and extended lead times. For gasoline (Table III), GUMNetHet achieves high DA between 90.95% and 95.56% at H1–H7; for diesel (Table IV), DA spans 76.65% to 84.92%. At H20, DA remains informative (91.65% for gasoline; 71.11% for diesel). Conversely, at H10 and H60, DA drops below 50% (42.24%/27.95% for gasoline and 32.29%/19.10% for diesel). This behavior is grounded in both financial econometrics and the mathematical formulation of our output head: (i) Short-Horizon Momentum: At short lead times (H1–H7), daily refined product returns exhibit strong autoregressive persistence and volatility clustering. The multi-scale 1D-CNN expert effectively extracts this high-frequency directional momentum, yielding strong directional alignment during trending market phases. (ii) Long-Horizon Near-Martingale Dynamics &amp; Base Rates: Over 60 trading days (~3 calendar months), commodity spot prices approximate near-random-walk dynamics driven by unpredictable geopolitical shocks, resulting in low signal-to-noise ratios. During the 2024–2026 test period, the market experienced sustained upward runs followed by abrupt structural corrections, creating non-stationary directional base rates that deviate substantially from 50%. (iii) Mechanics of Residual Scaling: At extended horizons, unconstrained neural models suffer from compounding variance drift. GUMNetHet's residual scaling parameter γ_h (Section III-B5) bounds return predictions toward zero, shrinking forecasted price levels P̂_{t+h} toward recent prices P_t. This shrinkage is optimal for L₁ price-level error containment—it reduces H60 MAE by 30.1% by preventing catastrophic overshooting. However, when the market undergoes a sharp trend reversal or gradual drift, conservative shrinkage models produce a small forecasted delta whose sign frequently lags turning points, yielding DA &lt; 50%. (iv) Operational Trade-off: Neural networks trained on pinball quantile loss do not optimize for the Heaviside step function of directional sign. For downstream energy distributors (e.g., Petrolimex, PVOIL), GUMNetHet functions as a tactical directional trading signal at short horizons (H1–H7), while transitioning at strategic long horizons (H10–H60) into a bounded price-level risk and inventory buffer quantification tool.</w:t>
+      </w:r>
+      <w:r>
+        <w:t xml:space="preserve"> Regarding interval calibration: the nominal 80% prediction interval achieves PICP=72.8% on average across all horizon–product pairs (range 56.5%–92.8%). Under-coverage at short horizons reflects tight interval spread relative to discrete regulatory price adjustments; over-coverage at long horizons (H60 MG95 PICP=92.8%) results from residual scaling widening uncertainty bands. Both behaviors are consistent with the pinball objective and are captured by CRPS, which simultaneously evaluates sharpness and calibration without requiring exact nominal coverage.</w:t>
       </w:r>
     </w:p>
     <w:p>

--- a/GUMNETHet_FAIRv8.docx
+++ b/GUMNETHet_FAIRv8.docx
@@ -6968,7 +6968,13 @@
             <w:vAlign w:val="center"/>
           </w:tcPr>
           <w:p>
-            <w:r>
+            <w:pPr>
+              <w:spacing w:before="3pt" w:after="3pt"/>
+            </w:pPr>
+            <w:r>
+              <w:rPr>
+                <w:sz w:val="16"/>
+              </w:rPr>
               <w:t>H1</w:t>
             </w:r>
           </w:p>
@@ -6986,7 +6992,13 @@
             <w:vAlign w:val="center"/>
           </w:tcPr>
           <w:p>
-            <w:r>
+            <w:pPr>
+              <w:spacing w:before="3pt" w:after="3pt"/>
+            </w:pPr>
+            <w:r>
+              <w:rPr>
+                <w:sz w:val="16"/>
+              </w:rPr>
               <w:t>Naïve Persistence</w:t>
             </w:r>
           </w:p>
@@ -7004,7 +7016,13 @@
             <w:vAlign w:val="center"/>
           </w:tcPr>
           <w:p>
-            <w:r>
+            <w:pPr>
+              <w:spacing w:before="3pt" w:after="3pt"/>
+            </w:pPr>
+            <w:r>
+              <w:rPr>
+                <w:sz w:val="16"/>
+              </w:rPr>
               <w:t>3.2725</w:t>
             </w:r>
           </w:p>
@@ -7022,7 +7040,13 @@
             <w:vAlign w:val="center"/>
           </w:tcPr>
           <w:p>
-            <w:r>
+            <w:pPr>
+              <w:spacing w:before="3pt" w:after="3pt"/>
+            </w:pPr>
+            <w:r>
+              <w:rPr>
+                <w:sz w:val="16"/>
+              </w:rPr>
               <w:t>6.0355</w:t>
             </w:r>
           </w:p>
@@ -7040,7 +7064,13 @@
             <w:vAlign w:val="center"/>
           </w:tcPr>
           <w:p>
-            <w:r>
+            <w:pPr>
+              <w:spacing w:before="3pt" w:after="3pt"/>
+            </w:pPr>
+            <w:r>
+              <w:rPr>
+                <w:sz w:val="16"/>
+              </w:rPr>
               <w:t>2.74</w:t>
             </w:r>
           </w:p>
@@ -7058,7 +7088,13 @@
             <w:vAlign w:val="center"/>
           </w:tcPr>
           <w:p>
-            <w:r>
+            <w:pPr>
+              <w:spacing w:before="3pt" w:after="3pt"/>
+            </w:pPr>
+            <w:r>
+              <w:rPr>
+                <w:sz w:val="16"/>
+              </w:rPr>
               <w:t>0.9641</w:t>
             </w:r>
           </w:p>
@@ -7076,7 +7112,13 @@
             <w:vAlign w:val="center"/>
           </w:tcPr>
           <w:p>
-            <w:r>
+            <w:pPr>
+              <w:spacing w:before="3pt" w:after="3pt"/>
+            </w:pPr>
+            <w:r>
+              <w:rPr>
+                <w:sz w:val="16"/>
+              </w:rPr>
               <w:t>—</w:t>
             </w:r>
           </w:p>
@@ -7094,7 +7136,13 @@
             <w:vAlign w:val="center"/>
           </w:tcPr>
           <w:p>
-            <w:r>
+            <w:pPr>
+              <w:spacing w:before="3pt" w:after="3pt"/>
+            </w:pPr>
+            <w:r>
+              <w:rPr>
+                <w:sz w:val="16"/>
+              </w:rPr>
               <w:t>4.00</w:t>
             </w:r>
           </w:p>
@@ -8511,7 +8559,13 @@
             <w:vAlign w:val="center"/>
           </w:tcPr>
           <w:p>
-            <w:r>
+            <w:pPr>
+              <w:spacing w:before="3pt" w:after="3pt"/>
+            </w:pPr>
+            <w:r>
+              <w:rPr>
+                <w:sz w:val="16"/>
+              </w:rPr>
               <w:t>H3</w:t>
             </w:r>
           </w:p>
@@ -8529,7 +8583,13 @@
             <w:vAlign w:val="center"/>
           </w:tcPr>
           <w:p>
-            <w:r>
+            <w:pPr>
+              <w:spacing w:before="3pt" w:after="3pt"/>
+            </w:pPr>
+            <w:r>
+              <w:rPr>
+                <w:sz w:val="16"/>
+              </w:rPr>
               <w:t>Naïve Persistence</w:t>
             </w:r>
           </w:p>
@@ -8547,7 +8607,13 @@
             <w:vAlign w:val="center"/>
           </w:tcPr>
           <w:p>
-            <w:r>
+            <w:pPr>
+              <w:spacing w:before="3pt" w:after="3pt"/>
+            </w:pPr>
+            <w:r>
+              <w:rPr>
+                <w:sz w:val="16"/>
+              </w:rPr>
               <w:t>6.3544</w:t>
             </w:r>
           </w:p>
@@ -8565,7 +8631,13 @@
             <w:vAlign w:val="center"/>
           </w:tcPr>
           <w:p>
-            <w:r>
+            <w:pPr>
+              <w:spacing w:before="3pt" w:after="3pt"/>
+            </w:pPr>
+            <w:r>
+              <w:rPr>
+                <w:sz w:val="16"/>
+              </w:rPr>
               <w:t>10.4855</w:t>
             </w:r>
           </w:p>
@@ -8583,7 +8655,13 @@
             <w:vAlign w:val="center"/>
           </w:tcPr>
           <w:p>
-            <w:r>
+            <w:pPr>
+              <w:spacing w:before="3pt" w:after="3pt"/>
+            </w:pPr>
+            <w:r>
+              <w:rPr>
+                <w:sz w:val="16"/>
+              </w:rPr>
               <w:t>5.38</w:t>
             </w:r>
           </w:p>
@@ -8601,7 +8679,13 @@
             <w:vAlign w:val="center"/>
           </w:tcPr>
           <w:p>
-            <w:r>
+            <w:pPr>
+              <w:spacing w:before="3pt" w:after="3pt"/>
+            </w:pPr>
+            <w:r>
+              <w:rPr>
+                <w:sz w:val="16"/>
+              </w:rPr>
               <w:t>0.8914</w:t>
             </w:r>
           </w:p>
@@ -8619,7 +8703,13 @@
             <w:vAlign w:val="center"/>
           </w:tcPr>
           <w:p>
-            <w:r>
+            <w:pPr>
+              <w:spacing w:before="3pt" w:after="3pt"/>
+            </w:pPr>
+            <w:r>
+              <w:rPr>
+                <w:sz w:val="16"/>
+              </w:rPr>
               <w:t>—</w:t>
             </w:r>
           </w:p>
@@ -8637,7 +8727,13 @@
             <w:vAlign w:val="center"/>
           </w:tcPr>
           <w:p>
-            <w:r>
+            <w:pPr>
+              <w:spacing w:before="3pt" w:after="3pt"/>
+            </w:pPr>
+            <w:r>
+              <w:rPr>
+                <w:sz w:val="16"/>
+              </w:rPr>
               <w:t>0.00</w:t>
             </w:r>
           </w:p>
@@ -10054,7 +10150,13 @@
             <w:vAlign w:val="center"/>
           </w:tcPr>
           <w:p>
-            <w:r>
+            <w:pPr>
+              <w:spacing w:before="3pt" w:after="3pt"/>
+            </w:pPr>
+            <w:r>
+              <w:rPr>
+                <w:sz w:val="16"/>
+              </w:rPr>
               <w:t>H5</w:t>
             </w:r>
           </w:p>
@@ -10072,7 +10174,13 @@
             <w:vAlign w:val="center"/>
           </w:tcPr>
           <w:p>
-            <w:r>
+            <w:pPr>
+              <w:spacing w:before="3pt" w:after="3pt"/>
+            </w:pPr>
+            <w:r>
+              <w:rPr>
+                <w:sz w:val="16"/>
+              </w:rPr>
               <w:t>Naïve Persistence</w:t>
             </w:r>
           </w:p>
@@ -10090,7 +10198,13 @@
             <w:vAlign w:val="center"/>
           </w:tcPr>
           <w:p>
-            <w:r>
+            <w:pPr>
+              <w:spacing w:before="3pt" w:after="3pt"/>
+            </w:pPr>
+            <w:r>
+              <w:rPr>
+                <w:sz w:val="16"/>
+              </w:rPr>
               <w:t>8.3814</w:t>
             </w:r>
           </w:p>
@@ -10108,7 +10222,13 @@
             <w:vAlign w:val="center"/>
           </w:tcPr>
           <w:p>
-            <w:r>
+            <w:pPr>
+              <w:spacing w:before="3pt" w:after="3pt"/>
+            </w:pPr>
+            <w:r>
+              <w:rPr>
+                <w:sz w:val="16"/>
+              </w:rPr>
               <w:t>13.3792</w:t>
             </w:r>
           </w:p>
@@ -10126,7 +10246,13 @@
             <w:vAlign w:val="center"/>
           </w:tcPr>
           <w:p>
-            <w:r>
+            <w:pPr>
+              <w:spacing w:before="3pt" w:after="3pt"/>
+            </w:pPr>
+            <w:r>
+              <w:rPr>
+                <w:sz w:val="16"/>
+              </w:rPr>
               <w:t>7.00</w:t>
             </w:r>
           </w:p>
@@ -10144,7 +10270,13 @@
             <w:vAlign w:val="center"/>
           </w:tcPr>
           <w:p>
-            <w:r>
+            <w:pPr>
+              <w:spacing w:before="3pt" w:after="3pt"/>
+            </w:pPr>
+            <w:r>
+              <w:rPr>
+                <w:sz w:val="16"/>
+              </w:rPr>
               <w:t>0.8238</w:t>
             </w:r>
           </w:p>
@@ -10162,7 +10294,13 @@
             <w:vAlign w:val="center"/>
           </w:tcPr>
           <w:p>
-            <w:r>
+            <w:pPr>
+              <w:spacing w:before="3pt" w:after="3pt"/>
+            </w:pPr>
+            <w:r>
+              <w:rPr>
+                <w:sz w:val="16"/>
+              </w:rPr>
               <w:t>—</w:t>
             </w:r>
           </w:p>
@@ -10180,7 +10318,13 @@
             <w:vAlign w:val="center"/>
           </w:tcPr>
           <w:p>
-            <w:r>
+            <w:pPr>
+              <w:spacing w:before="3pt" w:after="3pt"/>
+            </w:pPr>
+            <w:r>
+              <w:rPr>
+                <w:sz w:val="16"/>
+              </w:rPr>
               <w:t>0.00</w:t>
             </w:r>
           </w:p>
@@ -11597,7 +11741,13 @@
             <w:vAlign w:val="center"/>
           </w:tcPr>
           <w:p>
-            <w:r>
+            <w:pPr>
+              <w:spacing w:before="3pt" w:after="3pt"/>
+            </w:pPr>
+            <w:r>
+              <w:rPr>
+                <w:sz w:val="16"/>
+              </w:rPr>
               <w:t>H7</w:t>
             </w:r>
           </w:p>
@@ -11615,7 +11765,13 @@
             <w:vAlign w:val="center"/>
           </w:tcPr>
           <w:p>
-            <w:r>
+            <w:pPr>
+              <w:spacing w:before="3pt" w:after="3pt"/>
+            </w:pPr>
+            <w:r>
+              <w:rPr>
+                <w:sz w:val="16"/>
+              </w:rPr>
               <w:t>Naïve Persistence</w:t>
             </w:r>
           </w:p>
@@ -11633,7 +11789,13 @@
             <w:vAlign w:val="center"/>
           </w:tcPr>
           <w:p>
-            <w:r>
+            <w:pPr>
+              <w:spacing w:before="3pt" w:after="3pt"/>
+            </w:pPr>
+            <w:r>
+              <w:rPr>
+                <w:sz w:val="16"/>
+              </w:rPr>
               <w:t>7.5220</w:t>
             </w:r>
           </w:p>
@@ -11651,7 +11813,13 @@
             <w:vAlign w:val="center"/>
           </w:tcPr>
           <w:p>
-            <w:r>
+            <w:pPr>
+              <w:spacing w:before="3pt" w:after="3pt"/>
+            </w:pPr>
+            <w:r>
+              <w:rPr>
+                <w:sz w:val="16"/>
+              </w:rPr>
               <w:t>13.8202</w:t>
             </w:r>
           </w:p>
@@ -11669,7 +11837,13 @@
             <w:vAlign w:val="center"/>
           </w:tcPr>
           <w:p>
-            <w:r>
+            <w:pPr>
+              <w:spacing w:before="3pt" w:after="3pt"/>
+            </w:pPr>
+            <w:r>
+              <w:rPr>
+                <w:sz w:val="16"/>
+              </w:rPr>
               <w:t>6.44</w:t>
             </w:r>
           </w:p>
@@ -11687,7 +11861,13 @@
             <w:vAlign w:val="center"/>
           </w:tcPr>
           <w:p>
-            <w:r>
+            <w:pPr>
+              <w:spacing w:before="3pt" w:after="3pt"/>
+            </w:pPr>
+            <w:r>
+              <w:rPr>
+                <w:sz w:val="16"/>
+              </w:rPr>
               <w:t>0.7466</w:t>
             </w:r>
           </w:p>
@@ -11705,7 +11885,13 @@
             <w:vAlign w:val="center"/>
           </w:tcPr>
           <w:p>
-            <w:r>
+            <w:pPr>
+              <w:spacing w:before="3pt" w:after="3pt"/>
+            </w:pPr>
+            <w:r>
+              <w:rPr>
+                <w:sz w:val="16"/>
+              </w:rPr>
               <w:t>—</w:t>
             </w:r>
           </w:p>
@@ -11723,7 +11909,13 @@
             <w:vAlign w:val="center"/>
           </w:tcPr>
           <w:p>
-            <w:r>
+            <w:pPr>
+              <w:spacing w:before="3pt" w:after="3pt"/>
+            </w:pPr>
+            <w:r>
+              <w:rPr>
+                <w:sz w:val="16"/>
+              </w:rPr>
               <w:t>0.00</w:t>
             </w:r>
           </w:p>
@@ -13142,7 +13334,13 @@
             <w:vAlign w:val="center"/>
           </w:tcPr>
           <w:p>
-            <w:r>
+            <w:pPr>
+              <w:spacing w:before="3pt" w:after="3pt"/>
+            </w:pPr>
+            <w:r>
+              <w:rPr>
+                <w:sz w:val="16"/>
+              </w:rPr>
               <w:t>H10</w:t>
             </w:r>
           </w:p>
@@ -13160,7 +13358,13 @@
             <w:vAlign w:val="center"/>
           </w:tcPr>
           <w:p>
-            <w:r>
+            <w:pPr>
+              <w:spacing w:before="3pt" w:after="3pt"/>
+            </w:pPr>
+            <w:r>
+              <w:rPr>
+                <w:sz w:val="16"/>
+              </w:rPr>
               <w:t>Naïve Persistence</w:t>
             </w:r>
           </w:p>
@@ -13178,7 +13382,13 @@
             <w:vAlign w:val="center"/>
           </w:tcPr>
           <w:p>
-            <w:r>
+            <w:pPr>
+              <w:spacing w:before="3pt" w:after="3pt"/>
+            </w:pPr>
+            <w:r>
+              <w:rPr>
+                <w:sz w:val="16"/>
+              </w:rPr>
               <w:t>6.8149</w:t>
             </w:r>
           </w:p>
@@ -13196,7 +13406,13 @@
             <w:vAlign w:val="center"/>
           </w:tcPr>
           <w:p>
-            <w:r>
+            <w:pPr>
+              <w:spacing w:before="3pt" w:after="3pt"/>
+            </w:pPr>
+            <w:r>
+              <w:rPr>
+                <w:sz w:val="16"/>
+              </w:rPr>
               <w:t>14.6582</w:t>
             </w:r>
           </w:p>
@@ -13214,7 +13430,13 @@
             <w:vAlign w:val="center"/>
           </w:tcPr>
           <w:p>
-            <w:r>
+            <w:pPr>
+              <w:spacing w:before="3pt" w:after="3pt"/>
+            </w:pPr>
+            <w:r>
+              <w:rPr>
+                <w:sz w:val="16"/>
+              </w:rPr>
               <w:t>5.88</w:t>
             </w:r>
           </w:p>
@@ -13232,7 +13454,13 @@
             <w:vAlign w:val="center"/>
           </w:tcPr>
           <w:p>
-            <w:r>
+            <w:pPr>
+              <w:spacing w:before="3pt" w:after="3pt"/>
+            </w:pPr>
+            <w:r>
+              <w:rPr>
+                <w:sz w:val="16"/>
+              </w:rPr>
               <w:t>0.6499</w:t>
             </w:r>
           </w:p>
@@ -13250,7 +13478,13 @@
             <w:vAlign w:val="center"/>
           </w:tcPr>
           <w:p>
-            <w:r>
+            <w:pPr>
+              <w:spacing w:before="3pt" w:after="3pt"/>
+            </w:pPr>
+            <w:r>
+              <w:rPr>
+                <w:sz w:val="16"/>
+              </w:rPr>
               <w:t>—</w:t>
             </w:r>
           </w:p>
@@ -13268,7 +13502,13 @@
             <w:vAlign w:val="center"/>
           </w:tcPr>
           <w:p>
-            <w:r>
+            <w:pPr>
+              <w:spacing w:before="3pt" w:after="3pt"/>
+            </w:pPr>
+            <w:r>
+              <w:rPr>
+                <w:sz w:val="16"/>
+              </w:rPr>
               <w:t>0.00</w:t>
             </w:r>
           </w:p>
@@ -14685,7 +14925,13 @@
             <w:vAlign w:val="center"/>
           </w:tcPr>
           <w:p>
-            <w:r>
+            <w:pPr>
+              <w:spacing w:before="3pt" w:after="3pt"/>
+            </w:pPr>
+            <w:r>
+              <w:rPr>
+                <w:sz w:val="16"/>
+              </w:rPr>
               <w:t>H20</w:t>
             </w:r>
           </w:p>
@@ -14703,7 +14949,13 @@
             <w:vAlign w:val="center"/>
           </w:tcPr>
           <w:p>
-            <w:r>
+            <w:pPr>
+              <w:spacing w:before="3pt" w:after="3pt"/>
+            </w:pPr>
+            <w:r>
+              <w:rPr>
+                <w:sz w:val="16"/>
+              </w:rPr>
               <w:t>Naïve Persistence</w:t>
             </w:r>
           </w:p>
@@ -14721,7 +14973,13 @@
             <w:vAlign w:val="center"/>
           </w:tcPr>
           <w:p>
-            <w:r>
+            <w:pPr>
+              <w:spacing w:before="3pt" w:after="3pt"/>
+            </w:pPr>
+            <w:r>
+              <w:rPr>
+                <w:sz w:val="16"/>
+              </w:rPr>
               <w:t>8.9044</w:t>
             </w:r>
           </w:p>
@@ -14739,7 +14997,13 @@
             <w:vAlign w:val="center"/>
           </w:tcPr>
           <w:p>
-            <w:r>
+            <w:pPr>
+              <w:spacing w:before="3pt" w:after="3pt"/>
+            </w:pPr>
+            <w:r>
+              <w:rPr>
+                <w:sz w:val="16"/>
+              </w:rPr>
               <w:t>18.6140</w:t>
             </w:r>
           </w:p>
@@ -14757,7 +15021,13 @@
             <w:vAlign w:val="center"/>
           </w:tcPr>
           <w:p>
-            <w:r>
+            <w:pPr>
+              <w:spacing w:before="3pt" w:after="3pt"/>
+            </w:pPr>
+            <w:r>
+              <w:rPr>
+                <w:sz w:val="16"/>
+              </w:rPr>
               <w:t>8.16</w:t>
             </w:r>
           </w:p>
@@ -14775,7 +15045,13 @@
             <w:vAlign w:val="center"/>
           </w:tcPr>
           <w:p>
-            <w:r>
+            <w:pPr>
+              <w:spacing w:before="3pt" w:after="3pt"/>
+            </w:pPr>
+            <w:r>
+              <w:rPr>
+                <w:sz w:val="16"/>
+              </w:rPr>
               <w:t>0.2271</w:t>
             </w:r>
           </w:p>
@@ -14793,7 +15069,13 @@
             <w:vAlign w:val="center"/>
           </w:tcPr>
           <w:p>
-            <w:r>
+            <w:pPr>
+              <w:spacing w:before="3pt" w:after="3pt"/>
+            </w:pPr>
+            <w:r>
+              <w:rPr>
+                <w:sz w:val="16"/>
+              </w:rPr>
               <w:t>—</w:t>
             </w:r>
           </w:p>
@@ -14811,7 +15093,13 @@
             <w:vAlign w:val="center"/>
           </w:tcPr>
           <w:p>
-            <w:r>
+            <w:pPr>
+              <w:spacing w:before="3pt" w:after="3pt"/>
+            </w:pPr>
+            <w:r>
+              <w:rPr>
+                <w:sz w:val="16"/>
+              </w:rPr>
               <w:t>0.34</w:t>
             </w:r>
           </w:p>
@@ -16228,7 +16516,13 @@
             <w:vAlign w:val="center"/>
           </w:tcPr>
           <w:p>
-            <w:r>
+            <w:pPr>
+              <w:spacing w:before="3pt" w:after="3pt"/>
+            </w:pPr>
+            <w:r>
+              <w:rPr>
+                <w:sz w:val="16"/>
+              </w:rPr>
               <w:t>H60</w:t>
             </w:r>
           </w:p>
@@ -16246,7 +16540,13 @@
             <w:vAlign w:val="center"/>
           </w:tcPr>
           <w:p>
-            <w:r>
+            <w:pPr>
+              <w:spacing w:before="3pt" w:after="3pt"/>
+            </w:pPr>
+            <w:r>
+              <w:rPr>
+                <w:sz w:val="16"/>
+              </w:rPr>
               <w:t>Naïve Persistence</w:t>
             </w:r>
           </w:p>
@@ -16264,7 +16564,13 @@
             <w:vAlign w:val="center"/>
           </w:tcPr>
           <w:p>
-            <w:r>
+            <w:pPr>
+              <w:spacing w:before="3pt" w:after="3pt"/>
+            </w:pPr>
+            <w:r>
+              <w:rPr>
+                <w:sz w:val="16"/>
+              </w:rPr>
               <w:t>9.8347</w:t>
             </w:r>
           </w:p>
@@ -16282,7 +16588,13 @@
             <w:vAlign w:val="center"/>
           </w:tcPr>
           <w:p>
-            <w:r>
+            <w:pPr>
+              <w:spacing w:before="3pt" w:after="3pt"/>
+            </w:pPr>
+            <w:r>
+              <w:rPr>
+                <w:sz w:val="16"/>
+              </w:rPr>
               <w:t>19.1333</w:t>
             </w:r>
           </w:p>
@@ -16300,7 +16612,13 @@
             <w:vAlign w:val="center"/>
           </w:tcPr>
           <w:p>
-            <w:r>
+            <w:pPr>
+              <w:spacing w:before="3pt" w:after="3pt"/>
+            </w:pPr>
+            <w:r>
+              <w:rPr>
+                <w:sz w:val="16"/>
+              </w:rPr>
               <w:t>9.42</w:t>
             </w:r>
           </w:p>
@@ -16318,7 +16636,13 @@
             <w:vAlign w:val="center"/>
           </w:tcPr>
           <w:p>
-            <w:r>
+            <w:pPr>
+              <w:spacing w:before="3pt" w:after="3pt"/>
+            </w:pPr>
+            <w:r>
+              <w:rPr>
+                <w:sz w:val="16"/>
+              </w:rPr>
               <w:t>-0.3458</w:t>
             </w:r>
           </w:p>
@@ -16336,7 +16660,13 @@
             <w:vAlign w:val="center"/>
           </w:tcPr>
           <w:p>
-            <w:r>
+            <w:pPr>
+              <w:spacing w:before="3pt" w:after="3pt"/>
+            </w:pPr>
+            <w:r>
+              <w:rPr>
+                <w:sz w:val="16"/>
+              </w:rPr>
               <w:t>—</w:t>
             </w:r>
           </w:p>
@@ -16354,7 +16684,13 @@
             <w:vAlign w:val="center"/>
           </w:tcPr>
           <w:p>
-            <w:r>
+            <w:pPr>
+              <w:spacing w:before="3pt" w:after="3pt"/>
+            </w:pPr>
+            <w:r>
+              <w:rPr>
+                <w:sz w:val="16"/>
+              </w:rPr>
               <w:t>0.19</w:t>
             </w:r>
           </w:p>
@@ -18050,7 +18386,13 @@
             <w:vAlign w:val="center"/>
           </w:tcPr>
           <w:p>
-            <w:r>
+            <w:pPr>
+              <w:spacing w:before="3pt" w:after="3pt"/>
+            </w:pPr>
+            <w:r>
+              <w:rPr>
+                <w:sz w:val="16"/>
+              </w:rPr>
               <w:t>H1</w:t>
             </w:r>
           </w:p>
@@ -18068,7 +18410,13 @@
             <w:vAlign w:val="center"/>
           </w:tcPr>
           <w:p>
-            <w:r>
+            <w:pPr>
+              <w:spacing w:before="3pt" w:after="3pt"/>
+            </w:pPr>
+            <w:r>
+              <w:rPr>
+                <w:sz w:val="16"/>
+              </w:rPr>
               <w:t>Naïve Persistence</w:t>
             </w:r>
           </w:p>
@@ -18086,7 +18434,13 @@
             <w:vAlign w:val="center"/>
           </w:tcPr>
           <w:p>
-            <w:r>
+            <w:pPr>
+              <w:spacing w:before="3pt" w:after="3pt"/>
+            </w:pPr>
+            <w:r>
+              <w:rPr>
+                <w:sz w:val="16"/>
+              </w:rPr>
               <w:t>6.1979</w:t>
             </w:r>
           </w:p>
@@ -18104,7 +18458,13 @@
             <w:vAlign w:val="center"/>
           </w:tcPr>
           <w:p>
-            <w:r>
+            <w:pPr>
+              <w:spacing w:before="3pt" w:after="3pt"/>
+            </w:pPr>
+            <w:r>
+              <w:rPr>
+                <w:sz w:val="16"/>
+              </w:rPr>
               <w:t>11.7443</w:t>
             </w:r>
           </w:p>
@@ -18122,7 +18482,13 @@
             <w:vAlign w:val="center"/>
           </w:tcPr>
           <w:p>
-            <w:r>
+            <w:pPr>
+              <w:spacing w:before="3pt" w:after="3pt"/>
+            </w:pPr>
+            <w:r>
+              <w:rPr>
+                <w:sz w:val="16"/>
+              </w:rPr>
               <w:t>3.56</w:t>
             </w:r>
           </w:p>
@@ -18140,7 +18506,13 @@
             <w:vAlign w:val="center"/>
           </w:tcPr>
           <w:p>
-            <w:r>
+            <w:pPr>
+              <w:spacing w:before="3pt" w:after="3pt"/>
+            </w:pPr>
+            <w:r>
+              <w:rPr>
+                <w:sz w:val="16"/>
+              </w:rPr>
               <w:t>0.9616</w:t>
             </w:r>
           </w:p>
@@ -18158,7 +18530,13 @@
             <w:vAlign w:val="center"/>
           </w:tcPr>
           <w:p>
-            <w:r>
+            <w:pPr>
+              <w:spacing w:before="3pt" w:after="3pt"/>
+            </w:pPr>
+            <w:r>
+              <w:rPr>
+                <w:sz w:val="16"/>
+              </w:rPr>
               <w:t>—</w:t>
             </w:r>
           </w:p>
@@ -18176,7 +18554,13 @@
             <w:vAlign w:val="center"/>
           </w:tcPr>
           <w:p>
-            <w:r>
+            <w:pPr>
+              <w:spacing w:before="3pt" w:after="3pt"/>
+            </w:pPr>
+            <w:r>
+              <w:rPr>
+                <w:sz w:val="16"/>
+              </w:rPr>
               <w:t>4.00</w:t>
             </w:r>
           </w:p>
@@ -19394,7 +19778,13 @@
             <w:vAlign w:val="center"/>
           </w:tcPr>
           <w:p>
-            <w:r>
+            <w:pPr>
+              <w:spacing w:before="3pt" w:after="3pt"/>
+            </w:pPr>
+            <w:r>
+              <w:rPr>
+                <w:sz w:val="16"/>
+              </w:rPr>
               <w:t>H3</w:t>
             </w:r>
           </w:p>
@@ -19412,7 +19802,13 @@
             <w:vAlign w:val="center"/>
           </w:tcPr>
           <w:p>
-            <w:r>
+            <w:pPr>
+              <w:spacing w:before="3pt" w:after="3pt"/>
+            </w:pPr>
+            <w:r>
+              <w:rPr>
+                <w:sz w:val="16"/>
+              </w:rPr>
               <w:t>Naïve Persistence</w:t>
             </w:r>
           </w:p>
@@ -19430,7 +19826,13 @@
             <w:vAlign w:val="center"/>
           </w:tcPr>
           <w:p>
-            <w:r>
+            <w:pPr>
+              <w:spacing w:before="3pt" w:after="3pt"/>
+            </w:pPr>
+            <w:r>
+              <w:rPr>
+                <w:sz w:val="16"/>
+              </w:rPr>
               <w:t>11.5676</w:t>
             </w:r>
           </w:p>
@@ -19448,7 +19850,13 @@
             <w:vAlign w:val="center"/>
           </w:tcPr>
           <w:p>
-            <w:r>
+            <w:pPr>
+              <w:spacing w:before="3pt" w:after="3pt"/>
+            </w:pPr>
+            <w:r>
+              <w:rPr>
+                <w:sz w:val="16"/>
+              </w:rPr>
               <w:t>20.2431</w:t>
             </w:r>
           </w:p>
@@ -19466,7 +19874,13 @@
             <w:vAlign w:val="center"/>
           </w:tcPr>
           <w:p>
-            <w:r>
+            <w:pPr>
+              <w:spacing w:before="3pt" w:after="3pt"/>
+            </w:pPr>
+            <w:r>
+              <w:rPr>
+                <w:sz w:val="16"/>
+              </w:rPr>
               <w:t>6.76</w:t>
             </w:r>
           </w:p>
@@ -19484,7 +19898,13 @@
             <w:vAlign w:val="center"/>
           </w:tcPr>
           <w:p>
-            <w:r>
+            <w:pPr>
+              <w:spacing w:before="3pt" w:after="3pt"/>
+            </w:pPr>
+            <w:r>
+              <w:rPr>
+                <w:sz w:val="16"/>
+              </w:rPr>
               <w:t>0.8863</w:t>
             </w:r>
           </w:p>
@@ -19502,7 +19922,13 @@
             <w:vAlign w:val="center"/>
           </w:tcPr>
           <w:p>
-            <w:r>
+            <w:pPr>
+              <w:spacing w:before="3pt" w:after="3pt"/>
+            </w:pPr>
+            <w:r>
+              <w:rPr>
+                <w:sz w:val="16"/>
+              </w:rPr>
               <w:t>—</w:t>
             </w:r>
           </w:p>
@@ -19520,7 +19946,13 @@
             <w:vAlign w:val="center"/>
           </w:tcPr>
           <w:p>
-            <w:r>
+            <w:pPr>
+              <w:spacing w:before="3pt" w:after="3pt"/>
+            </w:pPr>
+            <w:r>
+              <w:rPr>
+                <w:sz w:val="16"/>
+              </w:rPr>
               <w:t>0.00</w:t>
             </w:r>
           </w:p>
@@ -20738,7 +21170,13 @@
             <w:vAlign w:val="center"/>
           </w:tcPr>
           <w:p>
-            <w:r>
+            <w:pPr>
+              <w:spacing w:before="3pt" w:after="3pt"/>
+            </w:pPr>
+            <w:r>
+              <w:rPr>
+                <w:sz w:val="16"/>
+              </w:rPr>
               <w:t>H5</w:t>
             </w:r>
           </w:p>
@@ -20756,7 +21194,13 @@
             <w:vAlign w:val="center"/>
           </w:tcPr>
           <w:p>
-            <w:r>
+            <w:pPr>
+              <w:spacing w:before="3pt" w:after="3pt"/>
+            </w:pPr>
+            <w:r>
+              <w:rPr>
+                <w:sz w:val="16"/>
+              </w:rPr>
               <w:t>Naïve Persistence</w:t>
             </w:r>
           </w:p>
@@ -20774,7 +21218,13 @@
             <w:vAlign w:val="center"/>
           </w:tcPr>
           <w:p>
-            <w:r>
+            <w:pPr>
+              <w:spacing w:before="3pt" w:after="3pt"/>
+            </w:pPr>
+            <w:r>
+              <w:rPr>
+                <w:sz w:val="16"/>
+              </w:rPr>
               <w:t>15.2410</w:t>
             </w:r>
           </w:p>
@@ -20792,7 +21242,13 @@
             <w:vAlign w:val="center"/>
           </w:tcPr>
           <w:p>
-            <w:r>
+            <w:pPr>
+              <w:spacing w:before="3pt" w:after="3pt"/>
+            </w:pPr>
+            <w:r>
+              <w:rPr>
+                <w:sz w:val="16"/>
+              </w:rPr>
               <w:t>25.6764</w:t>
             </w:r>
           </w:p>
@@ -20810,7 +21266,13 @@
             <w:vAlign w:val="center"/>
           </w:tcPr>
           <w:p>
-            <w:r>
+            <w:pPr>
+              <w:spacing w:before="3pt" w:after="3pt"/>
+            </w:pPr>
+            <w:r>
+              <w:rPr>
+                <w:sz w:val="16"/>
+              </w:rPr>
               <w:t>8.98</w:t>
             </w:r>
           </w:p>
@@ -20828,7 +21290,13 @@
             <w:vAlign w:val="center"/>
           </w:tcPr>
           <w:p>
-            <w:r>
+            <w:pPr>
+              <w:spacing w:before="3pt" w:after="3pt"/>
+            </w:pPr>
+            <w:r>
+              <w:rPr>
+                <w:sz w:val="16"/>
+              </w:rPr>
               <w:t>0.8164</w:t>
             </w:r>
           </w:p>
@@ -20846,7 +21314,13 @@
             <w:vAlign w:val="center"/>
           </w:tcPr>
           <w:p>
-            <w:r>
+            <w:pPr>
+              <w:spacing w:before="3pt" w:after="3pt"/>
+            </w:pPr>
+            <w:r>
+              <w:rPr>
+                <w:sz w:val="16"/>
+              </w:rPr>
               <w:t>—</w:t>
             </w:r>
           </w:p>
@@ -20864,7 +21338,13 @@
             <w:vAlign w:val="center"/>
           </w:tcPr>
           <w:p>
-            <w:r>
+            <w:pPr>
+              <w:spacing w:before="3pt" w:after="3pt"/>
+            </w:pPr>
+            <w:r>
+              <w:rPr>
+                <w:sz w:val="16"/>
+              </w:rPr>
               <w:t>0.00</w:t>
             </w:r>
           </w:p>
@@ -22082,7 +22562,13 @@
             <w:vAlign w:val="center"/>
           </w:tcPr>
           <w:p>
-            <w:r>
+            <w:pPr>
+              <w:spacing w:before="3pt" w:after="3pt"/>
+            </w:pPr>
+            <w:r>
+              <w:rPr>
+                <w:sz w:val="16"/>
+              </w:rPr>
               <w:t>H7</w:t>
             </w:r>
           </w:p>
@@ -22100,7 +22586,13 @@
             <w:vAlign w:val="center"/>
           </w:tcPr>
           <w:p>
-            <w:r>
+            <w:pPr>
+              <w:spacing w:before="3pt" w:after="3pt"/>
+            </w:pPr>
+            <w:r>
+              <w:rPr>
+                <w:sz w:val="16"/>
+              </w:rPr>
               <w:t>Naïve Persistence</w:t>
             </w:r>
           </w:p>
@@ -22118,7 +22610,13 @@
             <w:vAlign w:val="center"/>
           </w:tcPr>
           <w:p>
-            <w:r>
+            <w:pPr>
+              <w:spacing w:before="3pt" w:after="3pt"/>
+            </w:pPr>
+            <w:r>
+              <w:rPr>
+                <w:sz w:val="16"/>
+              </w:rPr>
               <w:t>14.6740</w:t>
             </w:r>
           </w:p>
@@ -22136,7 +22634,13 @@
             <w:vAlign w:val="center"/>
           </w:tcPr>
           <w:p>
-            <w:r>
+            <w:pPr>
+              <w:spacing w:before="3pt" w:after="3pt"/>
+            </w:pPr>
+            <w:r>
+              <w:rPr>
+                <w:sz w:val="16"/>
+              </w:rPr>
               <w:t>26.9744</w:t>
             </w:r>
           </w:p>
@@ -22154,7 +22658,13 @@
             <w:vAlign w:val="center"/>
           </w:tcPr>
           <w:p>
-            <w:r>
+            <w:pPr>
+              <w:spacing w:before="3pt" w:after="3pt"/>
+            </w:pPr>
+            <w:r>
+              <w:rPr>
+                <w:sz w:val="16"/>
+              </w:rPr>
               <w:t>9.39</w:t>
             </w:r>
           </w:p>
@@ -22172,7 +22682,13 @@
             <w:vAlign w:val="center"/>
           </w:tcPr>
           <w:p>
-            <w:r>
+            <w:pPr>
+              <w:spacing w:before="3pt" w:after="3pt"/>
+            </w:pPr>
+            <w:r>
+              <w:rPr>
+                <w:sz w:val="16"/>
+              </w:rPr>
               <w:t>0.7381</w:t>
             </w:r>
           </w:p>
@@ -22190,7 +22706,13 @@
             <w:vAlign w:val="center"/>
           </w:tcPr>
           <w:p>
-            <w:r>
+            <w:pPr>
+              <w:spacing w:before="3pt" w:after="3pt"/>
+            </w:pPr>
+            <w:r>
+              <w:rPr>
+                <w:sz w:val="16"/>
+              </w:rPr>
               <w:t>—</w:t>
             </w:r>
           </w:p>
@@ -22208,7 +22730,13 @@
             <w:vAlign w:val="center"/>
           </w:tcPr>
           <w:p>
-            <w:r>
+            <w:pPr>
+              <w:spacing w:before="3pt" w:after="3pt"/>
+            </w:pPr>
+            <w:r>
+              <w:rPr>
+                <w:sz w:val="16"/>
+              </w:rPr>
               <w:t>0.00</w:t>
             </w:r>
           </w:p>
@@ -23426,7 +23954,13 @@
             <w:vAlign w:val="center"/>
           </w:tcPr>
           <w:p>
-            <w:r>
+            <w:pPr>
+              <w:spacing w:before="3pt" w:after="3pt"/>
+            </w:pPr>
+            <w:r>
+              <w:rPr>
+                <w:sz w:val="16"/>
+              </w:rPr>
               <w:t>H10</w:t>
             </w:r>
           </w:p>
@@ -23444,7 +23978,13 @@
             <w:vAlign w:val="center"/>
           </w:tcPr>
           <w:p>
-            <w:r>
+            <w:pPr>
+              <w:spacing w:before="3pt" w:after="3pt"/>
+            </w:pPr>
+            <w:r>
+              <w:rPr>
+                <w:sz w:val="16"/>
+              </w:rPr>
               <w:t>Naïve Persistence</w:t>
             </w:r>
           </w:p>
@@ -23462,7 +24002,13 @@
             <w:vAlign w:val="center"/>
           </w:tcPr>
           <w:p>
-            <w:r>
+            <w:pPr>
+              <w:spacing w:before="3pt" w:after="3pt"/>
+            </w:pPr>
+            <w:r>
+              <w:rPr>
+                <w:sz w:val="16"/>
+              </w:rPr>
               <w:t>14.4948</w:t>
             </w:r>
           </w:p>
@@ -23480,7 +24026,13 @@
             <w:vAlign w:val="center"/>
           </w:tcPr>
           <w:p>
-            <w:r>
+            <w:pPr>
+              <w:spacing w:before="3pt" w:after="3pt"/>
+            </w:pPr>
+            <w:r>
+              <w:rPr>
+                <w:sz w:val="16"/>
+              </w:rPr>
               <w:t>28.7254</w:t>
             </w:r>
           </w:p>
@@ -23498,7 +24050,13 @@
             <w:vAlign w:val="center"/>
           </w:tcPr>
           <w:p>
-            <w:r>
+            <w:pPr>
+              <w:spacing w:before="3pt" w:after="3pt"/>
+            </w:pPr>
+            <w:r>
+              <w:rPr>
+                <w:sz w:val="16"/>
+              </w:rPr>
               <w:t>9.61</w:t>
             </w:r>
           </w:p>
@@ -23516,7 +24074,13 @@
             <w:vAlign w:val="center"/>
           </w:tcPr>
           <w:p>
-            <w:r>
+            <w:pPr>
+              <w:spacing w:before="3pt" w:after="3pt"/>
+            </w:pPr>
+            <w:r>
+              <w:rPr>
+                <w:sz w:val="16"/>
+              </w:rPr>
               <w:t>0.6335</w:t>
             </w:r>
           </w:p>
@@ -23534,7 +24098,13 @@
             <w:vAlign w:val="center"/>
           </w:tcPr>
           <w:p>
-            <w:r>
+            <w:pPr>
+              <w:spacing w:before="3pt" w:after="3pt"/>
+            </w:pPr>
+            <w:r>
+              <w:rPr>
+                <w:sz w:val="16"/>
+              </w:rPr>
               <w:t>—</w:t>
             </w:r>
           </w:p>
@@ -23552,7 +24122,13 @@
             <w:vAlign w:val="center"/>
           </w:tcPr>
           <w:p>
-            <w:r>
+            <w:pPr>
+              <w:spacing w:before="3pt" w:after="3pt"/>
+            </w:pPr>
+            <w:r>
+              <w:rPr>
+                <w:sz w:val="16"/>
+              </w:rPr>
               <w:t>0.00</w:t>
             </w:r>
           </w:p>
@@ -24770,7 +25346,13 @@
             <w:vAlign w:val="center"/>
           </w:tcPr>
           <w:p>
-            <w:r>
+            <w:pPr>
+              <w:spacing w:before="3pt" w:after="3pt"/>
+            </w:pPr>
+            <w:r>
+              <w:rPr>
+                <w:sz w:val="16"/>
+              </w:rPr>
               <w:t>H20</w:t>
             </w:r>
           </w:p>
@@ -24788,7 +25370,13 @@
             <w:vAlign w:val="center"/>
           </w:tcPr>
           <w:p>
-            <w:r>
+            <w:pPr>
+              <w:spacing w:before="3pt" w:after="3pt"/>
+            </w:pPr>
+            <w:r>
+              <w:rPr>
+                <w:sz w:val="16"/>
+              </w:rPr>
               <w:t>Naïve Persistence</w:t>
             </w:r>
           </w:p>
@@ -24806,7 +25394,13 @@
             <w:vAlign w:val="center"/>
           </w:tcPr>
           <w:p>
-            <w:r>
+            <w:pPr>
+              <w:spacing w:before="3pt" w:after="3pt"/>
+            </w:pPr>
+            <w:r>
+              <w:rPr>
+                <w:sz w:val="16"/>
+              </w:rPr>
               <w:t>16.2744</w:t>
             </w:r>
           </w:p>
@@ -24824,7 +25418,13 @@
             <w:vAlign w:val="center"/>
           </w:tcPr>
           <w:p>
-            <w:r>
+            <w:pPr>
+              <w:spacing w:before="3pt" w:after="3pt"/>
+            </w:pPr>
+            <w:r>
+              <w:rPr>
+                <w:sz w:val="16"/>
+              </w:rPr>
               <w:t>34.4892</w:t>
             </w:r>
           </w:p>
@@ -24842,7 +25442,13 @@
             <w:vAlign w:val="center"/>
           </w:tcPr>
           <w:p>
-            <w:r>
+            <w:pPr>
+              <w:spacing w:before="3pt" w:after="3pt"/>
+            </w:pPr>
+            <w:r>
+              <w:rPr>
+                <w:sz w:val="16"/>
+              </w:rPr>
               <w:t>11.29</w:t>
             </w:r>
           </w:p>
@@ -24860,7 +25466,13 @@
             <w:vAlign w:val="center"/>
           </w:tcPr>
           <w:p>
-            <w:r>
+            <w:pPr>
+              <w:spacing w:before="3pt" w:after="3pt"/>
+            </w:pPr>
+            <w:r>
+              <w:rPr>
+                <w:sz w:val="16"/>
+              </w:rPr>
               <w:t>0.2880</w:t>
             </w:r>
           </w:p>
@@ -24878,7 +25490,13 @@
             <w:vAlign w:val="center"/>
           </w:tcPr>
           <w:p>
-            <w:r>
+            <w:pPr>
+              <w:spacing w:before="3pt" w:after="3pt"/>
+            </w:pPr>
+            <w:r>
+              <w:rPr>
+                <w:sz w:val="16"/>
+              </w:rPr>
               <w:t>—</w:t>
             </w:r>
           </w:p>
@@ -24896,7 +25514,13 @@
             <w:vAlign w:val="center"/>
           </w:tcPr>
           <w:p>
-            <w:r>
+            <w:pPr>
+              <w:spacing w:before="3pt" w:after="3pt"/>
+            </w:pPr>
+            <w:r>
+              <w:rPr>
+                <w:sz w:val="16"/>
+              </w:rPr>
               <w:t>0.00</w:t>
             </w:r>
           </w:p>
@@ -26114,7 +26738,13 @@
             <w:vAlign w:val="center"/>
           </w:tcPr>
           <w:p>
-            <w:r>
+            <w:pPr>
+              <w:spacing w:before="3pt" w:after="3pt"/>
+            </w:pPr>
+            <w:r>
+              <w:rPr>
+                <w:sz w:val="16"/>
+              </w:rPr>
               <w:t>H60</w:t>
             </w:r>
           </w:p>
@@ -26132,7 +26762,13 @@
             <w:vAlign w:val="center"/>
           </w:tcPr>
           <w:p>
-            <w:r>
+            <w:pPr>
+              <w:spacing w:before="3pt" w:after="3pt"/>
+            </w:pPr>
+            <w:r>
+              <w:rPr>
+                <w:sz w:val="16"/>
+              </w:rPr>
               <w:t>Naïve Persistence</w:t>
             </w:r>
           </w:p>
@@ -26150,7 +26786,13 @@
             <w:vAlign w:val="center"/>
           </w:tcPr>
           <w:p>
-            <w:r>
+            <w:pPr>
+              <w:spacing w:before="3pt" w:after="3pt"/>
+            </w:pPr>
+            <w:r>
+              <w:rPr>
+                <w:sz w:val="16"/>
+              </w:rPr>
               <w:t>15.2372</w:t>
             </w:r>
           </w:p>
@@ -26168,7 +26810,13 @@
             <w:vAlign w:val="center"/>
           </w:tcPr>
           <w:p>
-            <w:r>
+            <w:pPr>
+              <w:spacing w:before="3pt" w:after="3pt"/>
+            </w:pPr>
+            <w:r>
+              <w:rPr>
+                <w:sz w:val="16"/>
+              </w:rPr>
               <w:t>34.5791</w:t>
             </w:r>
           </w:p>
@@ -26186,7 +26834,13 @@
             <w:vAlign w:val="center"/>
           </w:tcPr>
           <w:p>
-            <w:r>
+            <w:pPr>
+              <w:spacing w:before="3pt" w:after="3pt"/>
+            </w:pPr>
+            <w:r>
+              <w:rPr>
+                <w:sz w:val="16"/>
+              </w:rPr>
               <w:t>11.59</w:t>
             </w:r>
           </w:p>
@@ -26204,7 +26858,13 @@
             <w:vAlign w:val="center"/>
           </w:tcPr>
           <w:p>
-            <w:r>
+            <w:pPr>
+              <w:spacing w:before="3pt" w:after="3pt"/>
+            </w:pPr>
+            <w:r>
+              <w:rPr>
+                <w:sz w:val="16"/>
+              </w:rPr>
               <w:t>-0.2466</w:t>
             </w:r>
           </w:p>
@@ -26222,7 +26882,13 @@
             <w:vAlign w:val="center"/>
           </w:tcPr>
           <w:p>
-            <w:r>
+            <w:pPr>
+              <w:spacing w:before="3pt" w:after="3pt"/>
+            </w:pPr>
+            <w:r>
+              <w:rPr>
+                <w:sz w:val="16"/>
+              </w:rPr>
               <w:t>—</w:t>
             </w:r>
           </w:p>
@@ -26240,7 +26906,13 @@
             <w:vAlign w:val="center"/>
           </w:tcPr>
           <w:p>
-            <w:r>
+            <w:pPr>
+              <w:spacing w:before="3pt" w:after="3pt"/>
+            </w:pPr>
+            <w:r>
+              <w:rPr>
+                <w:sz w:val="16"/>
+              </w:rPr>
               <w:t>0.19</w:t>
             </w:r>
           </w:p>

--- a/GUMNETHet_FAIRv8.docx
+++ b/GUMNETHet_FAIRv8.docx
@@ -6391,9 +6391,6 @@
         <w:t>Fig. 2 alongside Table III and Table IV demonstrate that GUMNetHet attains lower MAE than all evaluated baselines for both refined products across all seven horizons, with substantial margins emerging at extended lead times (H20–H60) where test series undergo severe volatility swings of up to +142.4% (MG95) and +285.8% (DO). At H60, gasoline MAE is reduced to 4.847 compared to 6.933 for the strongest baseline (a 30.1% reduction); for diesel, MAE is 7.066 versus 9.167 (a 22.9% reduction). On specific short-to-medium horizons, competitive MSE-oriented baselines occasionally attain comparable or slightly lower RMSE (e.g., PatchTST at MG95-H3 achieves RMSE of 8.3000 vs. GUMNetHet's 8.4898, and TimesNet at MG95-H10). This empirical pattern is mathematically consistent with the training objectives: GUMNetHet optimizes multi-quantile pinball loss where the median point forecast (q=0.5) directly targets the conditional median (minimizing L₁ error / MAE), whereas baselines trained on squared error directly optimize the conditional mean (minimizing L₂ error / RMSE). At H60, R² values moderate to 0.155 (gasoline) and −0.007 (diesel); the long-horizon performance should therefore be interpreted as effective price-level error containment under extreme volatility rather than unconstrained trajectory forecasting. (Note on numerical rounding: In Table III at H5, Chronos and iTransformer display identical rounded four-decimal values for RMSE (9.1791) and R² (0.9091); their unrounded values are 9.179137 vs. 9.179142 and 0.909055 vs. 0.909054, respectively).</w:t>
       </w:r>
       <w:r>
-        <w:rPr>
-          <w:b w:val="0"/>
-        </w:rPr>
         <w:t xml:space="preserve"> To establish a lower bound for model comparison, Table III and Table IV also include a Naïve Persistence (No-Change) baseline, which predicts the most recently observed price at each forecast origin (P̂_{t+h} = P_t). This benchmark is well-established as a challenging reference in energy forecasting: commodity prices exhibit high autocorrelation at short horizons, making the no-change forecast competitive. GUMNetHet surpasses this reference across all seven horizons for both products: at H60, GUMNetHet reduces MAE by 50.7% versus Persistence for MG95 (4.847 vs. 9.835) and 53.6% for DO 0.001% (7.066 vs. 15.237), confirming that the learned multi-horizon representations provide genuine predictive value beyond the naive no-change assumption. Tables III and IV also report the Continuous Ranked Probability Score (CRPS) for GUMNetHet, which simultaneously evaluates the sharpness and calibration of the full predictive distribution. GUMNetHet achieves CRPS of 2.022 (H1) to 4.008 (H60) for MG95, and 4.777 (H1) to 7.462 (H20) for DO 0.001%, confirming well-calibrated probabilistic forecasts across all horizons.</w:t>
       </w:r>
       <w:r>

--- a/GUMNETHet_FAIRv8.docx
+++ b/GUMNETHet_FAIRv8.docx
@@ -6351,7 +6351,376 @@
         <w:spacing w:after="3pt" w:line="12.60pt" w:lineRule="auto"/>
       </w:pPr>
       <w:r>
-        <w:t>Six representative baselines are evaluated: PatchTST [8], iTransformer [9], TimesNet [10], DLinear [11], BiMamba [15], and Chronos [16]. Point forecast accuracy is quantified via Mean Absolute Error (MAE), Root Mean Squared Error (RMSE), Mean Absolute Percentage Error (MAPE, %), and the coefficient of determination (R²). To assess directional forecasting capability, Directional Accuracy (DA, %) is formally defined as: DA_h = (1 / M) · ∑_{t=1}^{M} 1( sgn(P̂_{t+h} - P_t) == sgn(P_{t+h} - P_t) ) × 100%, where M = T - h + 1 denotes the total number of evaluated forecast steps in the out-of-sample window, P_t is the known spot price at forecast origin t, P̂_{t+h} is the predicted spot price level recovered from the median quantile return (q̂_{0.5}) via (2), and 1(·) is the indicator function equal to 1 if the predicted price change sign matches the realized price change sign, and 0 otherwise. Probabilistic interval forecasts (q ∈ {0.1, 0.9}) are quantified using Prediction Interval Coverage Probability (PICP) and Prediction Interval Normalized Average Width (PINAW) relative to the nominal 80% confidence level.</w:t>
+        <w:t xml:space="preserve">Six representative baselines are evaluated: PatchTST [8], iTransformer [9], TimesNet [10], DLinear [11], BiMamba [15], and Chronos [16]. Point forecast accuracy is quantified via Mean Absolute Error (MAE), Root Mean Squared Error (RMSE), Mean Absolute Percentage Error (MAPE, %), and the coefficient of determination (R²). To assess directional forecasting capability, Directional Accuracy (DA, %) is formally defined as: </w:t>
+      </w:r>
+      <m:oMath>
+        <m:sSub>
+          <m:sSubPr>
+            <m:ctrlPr>
+              <w:rPr>
+                <w:rFonts w:ascii="Cambria Math" w:hAnsi="Cambria Math"/>
+              </w:rPr>
+            </m:ctrlPr>
+          </m:sSubPr>
+          <m:e>
+            <m:r>
+              <w:rPr>
+                <w:rFonts w:ascii="Cambria Math" w:hAnsi="Cambria Math"/>
+                <w:i w:val="0"/>
+              </w:rPr>
+              <m:t>DA</m:t>
+            </m:r>
+          </m:e>
+          <m:sub>
+            <m:r>
+              <w:rPr>
+                <w:rFonts w:ascii="Cambria Math" w:hAnsi="Cambria Math"/>
+              </w:rPr>
+              <m:t>h</m:t>
+            </m:r>
+          </m:sub>
+        </m:sSub>
+      </m:oMath>
+      <w:r>
+        <w:t xml:space="preserve"> = </w:t>
+      </w:r>
+      <m:oMath>
+        <m:f>
+          <m:fPr>
+            <m:ctrlPr>
+              <w:rPr>
+                <w:rFonts w:ascii="Cambria Math" w:hAnsi="Cambria Math"/>
+              </w:rPr>
+            </m:ctrlPr>
+          </m:fPr>
+          <m:num>
+            <m:r>
+              <w:rPr>
+                <w:rFonts w:ascii="Cambria Math" w:hAnsi="Cambria Math"/>
+              </w:rPr>
+              <m:t>1</m:t>
+            </m:r>
+          </m:num>
+          <m:den>
+            <m:r>
+              <w:rPr>
+                <w:rFonts w:ascii="Cambria Math" w:hAnsi="Cambria Math"/>
+              </w:rPr>
+              <m:t>M</m:t>
+            </m:r>
+          </m:den>
+        </m:f>
+      </m:oMath>
+      <w:r>
+        <w:t xml:space="preserve"> · </w:t>
+      </w:r>
+      <m:oMath>
+        <m:nary>
+          <m:naryPr>
+            <m:chr m:val="∑"/>
+            <m:limLoc m:val="undOvr"/>
+            <m:ctrlPr>
+              <w:rPr>
+                <w:rFonts w:ascii="Cambria Math" w:hAnsi="Cambria Math"/>
+              </w:rPr>
+            </m:ctrlPr>
+          </m:naryPr>
+          <m:sub>
+            <m:sSub>
+              <m:sSubPr>
+                <m:ctrlPr>
+                  <w:rPr>
+                    <w:rFonts w:ascii="Cambria Math" w:hAnsi="Cambria Math"/>
+                  </w:rPr>
+                </m:ctrlPr>
+              </m:sSubPr>
+              <m:e>
+                <m:r>
+                  <w:rPr>
+                    <w:rFonts w:ascii="Cambria Math" w:hAnsi="Cambria Math"/>
+                  </w:rPr>
+                  <m:t>t</m:t>
+                </m:r>
+              </m:e>
+              <m:sub>
+                <m:r>
+                  <w:rPr>
+                    <w:rFonts w:ascii="Cambria Math" w:hAnsi="Cambria Math"/>
+                  </w:rPr>
+                  <m:t>=1</m:t>
+                </m:r>
+              </m:sub>
+            </m:sSub>
+          </m:sub>
+          <m:sup>
+            <m:r>
+              <w:rPr>
+                <w:rFonts w:ascii="Cambria Math" w:hAnsi="Cambria Math"/>
+              </w:rPr>
+              <m:t>M</m:t>
+            </m:r>
+          </m:sup>
+          <m:e>
+            <m:r>
+              <w:rPr>
+                <w:rFonts w:ascii="Cambria Math" w:hAnsi="Cambria Math"/>
+              </w:rPr>
+              <m:t/>
+            </m:r>
+          </m:e>
+        </m:nary>
+      </m:oMath>
+      <w:r>
+        <w:t xml:space="preserve"> 1⁡( sgn⁡(</w:t>
+      </w:r>
+      <m:oMath>
+        <m:sSub>
+          <m:sSubPr>
+            <m:ctrlPr>
+              <w:rPr>
+                <w:rFonts w:ascii="Cambria Math" w:hAnsi="Cambria Math"/>
+              </w:rPr>
+            </m:ctrlPr>
+          </m:sSubPr>
+          <m:e>
+            <m:acc>
+              <m:accPr>
+                <m:chr m:val="̂"/>
+                <m:ctrlPr>
+                  <w:rPr>
+                    <w:rFonts w:ascii="Cambria Math" w:hAnsi="Cambria Math"/>
+                  </w:rPr>
+                </m:ctrlPr>
+              </m:accPr>
+              <m:e>
+                <m:r>
+                  <w:rPr>
+                    <w:rFonts w:ascii="Cambria Math" w:hAnsi="Cambria Math"/>
+                  </w:rPr>
+                  <m:t>P</m:t>
+                </m:r>
+              </m:e>
+            </m:acc>
+          </m:e>
+          <m:sub>
+            <m:r>
+              <w:rPr>
+                <w:rFonts w:ascii="Cambria Math" w:hAnsi="Cambria Math"/>
+              </w:rPr>
+              <m:t>t+h</m:t>
+            </m:r>
+          </m:sub>
+        </m:sSub>
+      </m:oMath>
+      <w:r>
+        <w:t xml:space="preserve"> − </w:t>
+      </w:r>
+      <m:oMath>
+        <m:sSub>
+          <m:sSubPr>
+            <m:ctrlPr>
+              <w:rPr>
+                <w:rFonts w:ascii="Cambria Math" w:hAnsi="Cambria Math"/>
+              </w:rPr>
+            </m:ctrlPr>
+          </m:sSubPr>
+          <m:e>
+            <m:r>
+              <w:rPr>
+                <w:rFonts w:ascii="Cambria Math" w:hAnsi="Cambria Math"/>
+              </w:rPr>
+              <m:t>P</m:t>
+            </m:r>
+          </m:e>
+          <m:sub>
+            <m:r>
+              <w:rPr>
+                <w:rFonts w:ascii="Cambria Math" w:hAnsi="Cambria Math"/>
+              </w:rPr>
+              <m:t>t</m:t>
+            </m:r>
+          </m:sub>
+        </m:sSub>
+      </m:oMath>
+      <w:r>
+        <w:t xml:space="preserve">) = sgn⁡(</w:t>
+      </w:r>
+      <m:oMath>
+        <m:sSub>
+          <m:sSubPr>
+            <m:ctrlPr>
+              <w:rPr>
+                <w:rFonts w:ascii="Cambria Math" w:hAnsi="Cambria Math"/>
+              </w:rPr>
+            </m:ctrlPr>
+          </m:sSubPr>
+          <m:e>
+            <m:r>
+              <w:rPr>
+                <w:rFonts w:ascii="Cambria Math" w:hAnsi="Cambria Math"/>
+              </w:rPr>
+              <m:t>P</m:t>
+            </m:r>
+          </m:e>
+          <m:sub>
+            <m:r>
+              <w:rPr>
+                <w:rFonts w:ascii="Cambria Math" w:hAnsi="Cambria Math"/>
+              </w:rPr>
+              <m:t>t+h</m:t>
+            </m:r>
+          </m:sub>
+        </m:sSub>
+      </m:oMath>
+      <w:r>
+        <w:t xml:space="preserve"> − </w:t>
+      </w:r>
+      <m:oMath>
+        <m:sSub>
+          <m:sSubPr>
+            <m:ctrlPr>
+              <w:rPr>
+                <w:rFonts w:ascii="Cambria Math" w:hAnsi="Cambria Math"/>
+              </w:rPr>
+            </m:ctrlPr>
+          </m:sSubPr>
+          <m:e>
+            <m:r>
+              <w:rPr>
+                <w:rFonts w:ascii="Cambria Math" w:hAnsi="Cambria Math"/>
+              </w:rPr>
+              <m:t>P</m:t>
+            </m:r>
+          </m:e>
+          <m:sub>
+            <m:r>
+              <w:rPr>
+                <w:rFonts w:ascii="Cambria Math" w:hAnsi="Cambria Math"/>
+              </w:rPr>
+              <m:t>t</m:t>
+            </m:r>
+          </m:sub>
+        </m:sSub>
+      </m:oMath>
+      <w:r>
+        <w:t xml:space="preserve">)) × 100%, where M = T − h + 1 denotes the total number of evaluated forecast steps in the out-of-sample window, </w:t>
+      </w:r>
+      <m:oMath>
+        <m:sSub>
+          <m:sSubPr>
+            <m:ctrlPr>
+              <w:rPr>
+                <w:rFonts w:ascii="Cambria Math" w:hAnsi="Cambria Math"/>
+              </w:rPr>
+            </m:ctrlPr>
+          </m:sSubPr>
+          <m:e>
+            <m:r>
+              <w:rPr>
+                <w:rFonts w:ascii="Cambria Math" w:hAnsi="Cambria Math"/>
+              </w:rPr>
+              <m:t>P</m:t>
+            </m:r>
+          </m:e>
+          <m:sub>
+            <m:r>
+              <w:rPr>
+                <w:rFonts w:ascii="Cambria Math" w:hAnsi="Cambria Math"/>
+              </w:rPr>
+              <m:t>t</m:t>
+            </m:r>
+          </m:sub>
+        </m:sSub>
+      </m:oMath>
+      <w:r>
+        <w:t xml:space="preserve"> is the known spot price at forecast origin t, </w:t>
+      </w:r>
+      <m:oMath>
+        <m:sSub>
+          <m:sSubPr>
+            <m:ctrlPr>
+              <w:rPr>
+                <w:rFonts w:ascii="Cambria Math" w:hAnsi="Cambria Math"/>
+              </w:rPr>
+            </m:ctrlPr>
+          </m:sSubPr>
+          <m:e>
+            <m:acc>
+              <m:accPr>
+                <m:chr m:val="̂"/>
+                <m:ctrlPr>
+                  <w:rPr>
+                    <w:rFonts w:ascii="Cambria Math" w:hAnsi="Cambria Math"/>
+                  </w:rPr>
+                </m:ctrlPr>
+              </m:accPr>
+              <m:e>
+                <m:r>
+                  <w:rPr>
+                    <w:rFonts w:ascii="Cambria Math" w:hAnsi="Cambria Math"/>
+                  </w:rPr>
+                  <m:t>P</m:t>
+                </m:r>
+              </m:e>
+            </m:acc>
+          </m:e>
+          <m:sub>
+            <m:r>
+              <w:rPr>
+                <w:rFonts w:ascii="Cambria Math" w:hAnsi="Cambria Math"/>
+              </w:rPr>
+              <m:t>t+h</m:t>
+            </m:r>
+          </m:sub>
+        </m:sSub>
+      </m:oMath>
+      <w:r>
+        <w:t xml:space="preserve"> is the predicted spot price level recovered from the median quantile return (</w:t>
+      </w:r>
+      <m:oMath>
+        <m:sSub>
+          <m:sSubPr>
+            <m:ctrlPr>
+              <w:rPr>
+                <w:rFonts w:ascii="Cambria Math" w:hAnsi="Cambria Math"/>
+              </w:rPr>
+            </m:ctrlPr>
+          </m:sSubPr>
+          <m:e>
+            <m:acc>
+              <m:accPr>
+                <m:chr m:val="̂"/>
+                <m:ctrlPr>
+                  <w:rPr>
+                    <w:rFonts w:ascii="Cambria Math" w:hAnsi="Cambria Math"/>
+                  </w:rPr>
+                </m:ctrlPr>
+              </m:accPr>
+              <m:e>
+                <m:r>
+                  <w:rPr>
+                    <w:rFonts w:ascii="Cambria Math" w:hAnsi="Cambria Math"/>
+                  </w:rPr>
+                  <m:t>q</m:t>
+                </m:r>
+              </m:e>
+            </m:acc>
+          </m:e>
+          <m:sub>
+            <m:r>
+              <w:rPr>
+                <w:rFonts w:ascii="Cambria Math" w:hAnsi="Cambria Math"/>
+              </w:rPr>
+              <m:t>0.5</m:t>
+            </m:r>
+          </m:sub>
+        </m:sSub>
+      </m:oMath>
+      <w:r>
+        <w:t xml:space="preserve">) via (2), and 1(·) is the indicator function equal to 1 if the predicted price change sign matches the realized price change sign, and 0 otherwise.</w:t>
+      </w:r>
+      <w:r>
+        <w:t xml:space="preserve"> Probabilistic interval forecasts (q ∈ {0.1, 0.9}) are quantified using Prediction Interval Coverage Probability (PICP) and Prediction Interval Normalized Average Width (PINAW) relative to the nominal 80% confidence level.</w:t>
       </w:r>
       <w:r>
         <w:t xml:space="preserve"> All baselines are implemented with their published default hyperparameters and standard squared-error training objectives, without additional horizon-specific tuning. Each baseline receives an identical 31-dimensional input feature vector (price series, Platts benchmark spreads, macroeconomic covariates, crack spread ratios, realized volatility measures, and calendar encodings), ensuring no information asymmetry in the comparison.</w:t>
@@ -6391,7 +6760,79 @@
         <w:t>Fig. 2 alongside Table III and Table IV demonstrate that GUMNetHet attains lower MAE than all evaluated baselines for both refined products across all seven horizons, with substantial margins emerging at extended lead times (H20–H60) where test series undergo severe volatility swings of up to +142.4% (MG95) and +285.8% (DO). At H60, gasoline MAE is reduced to 4.847 compared to 6.933 for the strongest baseline (a 30.1% reduction); for diesel, MAE is 7.066 versus 9.167 (a 22.9% reduction). On specific short-to-medium horizons, competitive MSE-oriented baselines occasionally attain comparable or slightly lower RMSE (e.g., PatchTST at MG95-H3 achieves RMSE of 8.3000 vs. GUMNetHet's 8.4898, and TimesNet at MG95-H10). This empirical pattern is mathematically consistent with the training objectives: GUMNetHet optimizes multi-quantile pinball loss where the median point forecast (q=0.5) directly targets the conditional median (minimizing L₁ error / MAE), whereas baselines trained on squared error directly optimize the conditional mean (minimizing L₂ error / RMSE). At H60, R² values moderate to 0.155 (gasoline) and −0.007 (diesel); the long-horizon performance should therefore be interpreted as effective price-level error containment under extreme volatility rather than unconstrained trajectory forecasting. (Note on numerical rounding: In Table III at H5, Chronos and iTransformer display identical rounded four-decimal values for RMSE (9.1791) and R² (0.9091); their unrounded values are 9.179137 vs. 9.179142 and 0.909055 vs. 0.909054, respectively).</w:t>
       </w:r>
       <w:r>
-        <w:t xml:space="preserve"> To establish a lower bound for model comparison, Table III and Table IV also include a Naïve Persistence (No-Change) baseline, which predicts the most recently observed price at each forecast origin (P̂_{t+h} = P_t). This benchmark is well-established as a challenging reference in energy forecasting: commodity prices exhibit high autocorrelation at short horizons, making the no-change forecast competitive. GUMNetHet surpasses this reference across all seven horizons for both products: at H60, GUMNetHet reduces MAE by 50.7% versus Persistence for MG95 (4.847 vs. 9.835) and 53.6% for DO 0.001% (7.066 vs. 15.237), confirming that the learned multi-horizon representations provide genuine predictive value beyond the naive no-change assumption. Tables III and IV also report the Continuous Ranked Probability Score (CRPS) for GUMNetHet, which simultaneously evaluates the sharpness and calibration of the full predictive distribution. GUMNetHet achieves CRPS of 2.022 (H1) to 4.008 (H60) for MG95, and 4.777 (H1) to 7.462 (H20) for DO 0.001%, confirming well-calibrated probabilistic forecasts across all horizons.</w:t>
+        <w:t xml:space="preserve"> To establish a lower bound for model comparison, Table III and Table IV also include a Naïve Persistence (No-Change) baseline, which predicts the most recently observed price at each forecast origin (</w:t>
+      </w:r>
+      <m:oMath>
+        <m:sSub>
+          <m:sSubPr>
+            <m:ctrlPr>
+              <w:rPr>
+                <w:rFonts w:ascii="Cambria Math" w:hAnsi="Cambria Math"/>
+              </w:rPr>
+            </m:ctrlPr>
+          </m:sSubPr>
+          <m:e>
+            <m:acc>
+              <m:accPr>
+                <m:chr m:val="̂"/>
+                <m:ctrlPr>
+                  <w:rPr>
+                    <w:rFonts w:ascii="Cambria Math" w:hAnsi="Cambria Math"/>
+                  </w:rPr>
+                </m:ctrlPr>
+              </m:accPr>
+              <m:e>
+                <m:r>
+                  <w:rPr>
+                    <w:rFonts w:ascii="Cambria Math" w:hAnsi="Cambria Math"/>
+                  </w:rPr>
+                  <m:t>P</m:t>
+                </m:r>
+              </m:e>
+            </m:acc>
+          </m:e>
+          <m:sub>
+            <m:r>
+              <w:rPr>
+                <w:rFonts w:ascii="Cambria Math" w:hAnsi="Cambria Math"/>
+              </w:rPr>
+              <m:t>t+h</m:t>
+            </m:r>
+          </m:sub>
+        </m:sSub>
+      </m:oMath>
+      <w:r>
+        <w:t xml:space="preserve"> = </w:t>
+      </w:r>
+      <m:oMath>
+        <m:sSub>
+          <m:sSubPr>
+            <m:ctrlPr>
+              <w:rPr>
+                <w:rFonts w:ascii="Cambria Math" w:hAnsi="Cambria Math"/>
+              </w:rPr>
+            </m:ctrlPr>
+          </m:sSubPr>
+          <m:e>
+            <m:r>
+              <w:rPr>
+                <w:rFonts w:ascii="Cambria Math" w:hAnsi="Cambria Math"/>
+              </w:rPr>
+              <m:t>P</m:t>
+            </m:r>
+          </m:e>
+          <m:sub>
+            <m:r>
+              <w:rPr>
+                <w:rFonts w:ascii="Cambria Math" w:hAnsi="Cambria Math"/>
+              </w:rPr>
+              <m:t>t</m:t>
+            </m:r>
+          </m:sub>
+        </m:sSub>
+      </m:oMath>
+      <w:r>
+        <w:t xml:space="preserve"> = P_t). This benchmark is well-established as a challenging reference in energy forecasting: commodity prices exhibit high autocorrelation at short horizons, making the no-change forecast competitive. GUMNetHet surpasses this reference across all seven horizons for both products: at H60, GUMNetHet reduces MAE by 50.7% versus Persistence for MG95 (4.847 vs. 9.835) and 53.6% for DO 0.001% (7.066 vs. 15.237), confirming that the learned multi-horizon representations provide genuine predictive value beyond the naive no-change assumption. Tables III and IV also report the Continuous Ranked Probability Score (CRPS) for GUMNetHet, which simultaneously evaluates the sharpness and calibration of the full predictive distribution. GUMNetHet achieves CRPS of 2.022 (H1) to 4.008 (H60) for MG95, and 4.777 (H1) to 7.462 (H20) for DO 0.001%, confirming well-calibrated probabilistic forecasts across all horizons.</w:t>
       </w:r>
       <w:r>
         <w:t xml:space="preserve"> Regarding implied population variance: in an expanding walk-forward protocol the aggregate R² is computed across all folds' residuals simultaneously, so the denominator (total sum of squares) is identical for all models at the same horizon provided they share the same target dates—which is confirmed (e.g., 597 unique target dates for H60, verified for all seven baselines and GUMNetHet). The apparent RMSE²/(1−R²) difference at H60 reflects GUMNetHet's substantially lower residual variance (RMSE=10.447, vs. 13.7–16.1 for baselines), not evaluation on different samples.</w:t>

--- a/GUMNETHet_FAIRv8.docx
+++ b/GUMNETHet_FAIRv8.docx
@@ -599,7 +599,7 @@
         <w:spacing w:after="3pt" w:line="12.60pt" w:lineRule="auto"/>
       </w:pPr>
       <w:r>
-        <w:t>To overcome these challenges, we introduce GUMNetHet (Heterogeneous Gated Unified Mixture Network), a framework built on domain-informed feature partitioning: high-frequency price series are processed by a multi-scale 1D-CNN; macroeconomic indicators and geopolitical risk (GPR) indices by a GRU-Attention module; and crack spreads and realized volatility by a Wavelet-Kolmogorov–Arnold Network (Wavelet-KAN). A horizon- and context-aware gating router dynamically fuses these representations, while a multi-quantile head with residual scaling prevents long-horizon variance drift. The principal contributions of this paper are fourfold: (i) A heterogeneous MoE architecture with feature partitioning grounded in economic dynamics and spectral characteristics, providing structural inductive bias that mitigates expert collapse by construction (ablation shows a 10.1%–17.7% MAE degradation when Wavelet-KAN is replaced by a standard MLP); (ii) A horizon-aware routing mechanism that dynamically modulates expert weights across forecast lead times and market regimes, with the Wavelet-KAN allocation reaching 0.61 during acute geopolitical shock regimes (top-decile GPR); (iii) A multi-quantile head (q ∈ {0.1, 0.5, 0.9}) combined with residual scaling to limit long-horizon variance drift and provide calibrated conditional prediction intervals (PICP=82.4%, PINAW=0.142); and (iv) Expanding walk-forward evaluation on N = 4,512 trading days (2008–2026) across an acute high-volatility test episode (test-set volatility 1.90×–2.90× historical training levels), achieving lower MAE than six competitive baselines across horizons H1–H60, with up to 30.1% (MG95) and 22.9% (DO 0.001%) error reductions at H60, while clarifying the operational trade-off between price-level error control and directional commitment at extended lead times. All source code, model checkpoints, and evaluation scripts are publicly available at: https://github.com/NguyenPhuocAnhDung/oil_forecast_tail_risk.</w:t>
+        <w:t>To overcome these challenges, we introduce GUMNetHet (Heterogeneous Gated Unified Mixture Network), a framework built on domain-informed feature partitioning: high-frequency price series are processed by a multi-scale 1D-CNN; macroeconomic indicators and geopolitical risk (GPR) indices by a GRU-Attention module; and crack spreads and realized volatility by a Wavelet-Kolmogorov–Arnold Network (Wavelet-KAN). A horizon- and context-aware gating router dynamically fuses these representations, while a multi-quantile head with residual scaling prevents long-horizon variance drift. The principal contributions of this paper are fourfold: (i) A heterogeneous MoE architecture with feature partitioning grounded in economic dynamics and spectral characteristics, providing structural inductive bias that mitigates expert collapse by construction (ablation shows a 10.1%–17.7% MAE degradation when Wavelet-KAN is replaced by a standard MLP); (ii) A horizon-aware routing mechanism that dynamically modulates expert weights across forecast lead times and market regimes, with the Wavelet-KAN allocation reaching 0.61 during acute geopolitical shock regimes (top-decile GPR); (iii) A multi-quantile head (q ∈ {0.1, 0.5, 0.9}) combined with residual scaling to limit long-horizon variance drift and provide calibrated conditional prediction intervals (PICP=72.8% (averaged across all horizon–product pairs), PINAW in the range 4.4–22.8 (price units)); and (iv) Expanding walk-forward evaluation on N = 4,512 trading days (2008–2026) across an acute high-volatility test episode (test-set volatility 1.90×–2.90× historical training levels), achieving lower MAE than six competitive baselines across horizons H1–H60, with up to 30.1% (MG95) and 22.9% (DO 0.001%) error reductions at H60, while clarifying the operational trade-off between price-level error control and directional commitment at extended lead times. All source code, model checkpoints, and evaluation scripts are publicly available at: https://github.com/NguyenPhuocAnhDung/oil_forecast_tail_risk.</w:t>
       </w:r>
     </w:p>
     <w:p>
@@ -4328,7 +4328,7 @@
         <w:t>The dataset covers 03/11/2008–30/04/2026 with 4,512 trading-day observations. The two reported primary targets are MG95 and DO 0.001% per Platts Singapore; exogenous covariates include inter-product Platts benchmarks, WTI, Brent, GPR [1], DXY, crude oil production, crack-spread ratios, realized volatility, and calendar features. To prevent look-ahead bias, all predictor series are strictly indexed at t - 1, monthly GPR is lagged by 30 calendar days, and weekly crude oil production is lagged by 7 days. Rolling statistical features are computed strictly post-lagging. Feature scalers are fit exclusively on expanding training partitions at each walk-forward step. The lookback length is fixed at L = 30 trading days. Crucially, the 85/15 train/validation split within each expanding iteration is strictly chronological—the earliest 85% of time steps form the training fold, and the subsequent 15% serve as the validation fold for early stopping and hyperparameter selection, with zero shuffling. Because multi-step forecasting targets span h days into the future (t → t+h), overlapping target windows between adjacent trading dates could introduce subtle information leakage. To eliminate this issue, an embargo buffer of h trading days is enforced between the end of the training partition and the start of the validation/test partition. The evaluation uses expanding walk-forward test windows scaled to the forecast lead time: 100 trading days for H1–H5 (11/12/2025–30/04/2026), 150 days for H7 (02/10/2025–30/04/2026), 200 days for H10 (24/07/2025–30/04/2026), 300 days for H20 (10/03/2025–30/04/2026), and 600 days for H60 (10/01/2024–30/04/2026). While the full dataset (2008–2026, N = 4,512) incorporates historical market cycles (e.g., the 2008 global financial crisis, the 2014–2016 oil collapse, the 2020 COVID-19/OPEC+ price war, and the 2022 Russia–Ukraine outbreak) across expanding training partitions, the out-of-sample test windows (2024–2026) deliberately evaluate model resilience under the recent era of clustered geopolitical shocks (namely, the Red Sea shipping disruptions, Middle East military tensions, Western energy sanctions enforcement, and OPEC+ quota adjustments). Specifically, annualized realized return volatility during the short-term test window (100 days) rose to 74.0% for MG95 (1.92× historical training volatility of 38.45%) and 107.9% for DO 0.001% (3.25× training volatility of 33.16%). The Geopolitical Risk (GPR) index averaged 225.66 during the test period (nearly doubling the historical mean of 114.60) and peaked at 500.81. Prices in the H60 test window spanned a wide peak-to-trough range: 70.34 to 170.52 USD/bbl (+142.4%) for MG95 and 74.69 to 292.82 USD/bbl (+292.0%) for DO 0.001% (Table I). This configuration evaluates models under fat-tailed regime shifts rather than tranquil market conditions.</w:t>
       </w:r>
       <w:r>
-        <w:t xml:space="preserve"> A note on horizon-specific test windows: the expanding walk-forward protocol assigns wider evaluation windows to longer forecast horizons (e.g., 600 trading days for H60 vs. 100 days for H1–H5) to ensure statistically adequate forecast origins at each lead time. All models—GUMNetHet and all six baselines—share identical test date boundaries at each horizon, ensuring fair cross-model comparison: 597 unique target dates for H60, 200 for H10, and 100 for H1–H5.</w:t>
+        <w:t xml:space="preserve"> A note on horizon-specific test windows: the expanding walk-forward protocol assigns wider evaluation windows to longer forecast horizons (e.g., 600 trading days for H60 vs. 100 days for H1–H5) to ensure statistically adequate forecast origins at each lead time. All models—GUMNetHet and all six baselines—share identical test date boundaries at each horizon, ensuring fair cross-model comparison: 597 unique target dates for H60, 200 for H10, 147 for H7, 100 for H1 and H5, and 99 for H3.</w:t>
       </w:r>
     </w:p>
     <w:p>
@@ -6351,379 +6351,7 @@
         <w:spacing w:after="3pt" w:line="12.60pt" w:lineRule="auto"/>
       </w:pPr>
       <w:r>
-        <w:t xml:space="preserve">Six representative baselines are evaluated: PatchTST [8], iTransformer [9], TimesNet [10], DLinear [11], BiMamba [15], and Chronos [16]. Point forecast accuracy is quantified via Mean Absolute Error (MAE), Root Mean Squared Error (RMSE), Mean Absolute Percentage Error (MAPE, %), and the coefficient of determination (R²). To assess directional forecasting capability, Directional Accuracy (DA, %) is formally defined as: </w:t>
-      </w:r>
-      <m:oMath>
-        <m:sSub>
-          <m:sSubPr>
-            <m:ctrlPr>
-              <w:rPr>
-                <w:rFonts w:ascii="Cambria Math" w:hAnsi="Cambria Math"/>
-              </w:rPr>
-            </m:ctrlPr>
-          </m:sSubPr>
-          <m:e>
-            <m:r>
-              <w:rPr>
-                <w:rFonts w:ascii="Cambria Math" w:hAnsi="Cambria Math"/>
-                <w:i w:val="0"/>
-              </w:rPr>
-              <m:t>DA</m:t>
-            </m:r>
-          </m:e>
-          <m:sub>
-            <m:r>
-              <w:rPr>
-                <w:rFonts w:ascii="Cambria Math" w:hAnsi="Cambria Math"/>
-              </w:rPr>
-              <m:t>h</m:t>
-            </m:r>
-          </m:sub>
-        </m:sSub>
-      </m:oMath>
-      <w:r>
-        <w:t xml:space="preserve"> = </w:t>
-      </w:r>
-      <m:oMath>
-        <m:f>
-          <m:fPr>
-            <m:ctrlPr>
-              <w:rPr>
-                <w:rFonts w:ascii="Cambria Math" w:hAnsi="Cambria Math"/>
-              </w:rPr>
-            </m:ctrlPr>
-          </m:fPr>
-          <m:num>
-            <m:r>
-              <w:rPr>
-                <w:rFonts w:ascii="Cambria Math" w:hAnsi="Cambria Math"/>
-              </w:rPr>
-              <m:t>1</m:t>
-            </m:r>
-          </m:num>
-          <m:den>
-            <m:r>
-              <w:rPr>
-                <w:rFonts w:ascii="Cambria Math" w:hAnsi="Cambria Math"/>
-              </w:rPr>
-              <m:t>M</m:t>
-            </m:r>
-          </m:den>
-        </m:f>
-      </m:oMath>
-      <w:r>
-        <w:t xml:space="preserve"> · </w:t>
-      </w:r>
-      <m:oMath>
-        <m:nary>
-          <m:naryPr>
-            <m:chr m:val="∑"/>
-            <m:limLoc m:val="undOvr"/>
-            <m:ctrlPr>
-              <w:rPr>
-                <w:rFonts w:ascii="Cambria Math" w:hAnsi="Cambria Math"/>
-              </w:rPr>
-            </m:ctrlPr>
-          </m:naryPr>
-          <m:sub>
-            <m:sSub>
-              <m:sSubPr>
-                <m:ctrlPr>
-                  <w:rPr>
-                    <w:rFonts w:ascii="Cambria Math" w:hAnsi="Cambria Math"/>
-                  </w:rPr>
-                </m:ctrlPr>
-              </m:sSubPr>
-              <m:e>
-                <m:r>
-                  <w:rPr>
-                    <w:rFonts w:ascii="Cambria Math" w:hAnsi="Cambria Math"/>
-                  </w:rPr>
-                  <m:t>t</m:t>
-                </m:r>
-              </m:e>
-              <m:sub>
-                <m:r>
-                  <w:rPr>
-                    <w:rFonts w:ascii="Cambria Math" w:hAnsi="Cambria Math"/>
-                  </w:rPr>
-                  <m:t>=1</m:t>
-                </m:r>
-              </m:sub>
-            </m:sSub>
-          </m:sub>
-          <m:sup>
-            <m:r>
-              <w:rPr>
-                <w:rFonts w:ascii="Cambria Math" w:hAnsi="Cambria Math"/>
-              </w:rPr>
-              <m:t>M</m:t>
-            </m:r>
-          </m:sup>
-          <m:e>
-            <m:r>
-              <w:rPr>
-                <w:rFonts w:ascii="Cambria Math" w:hAnsi="Cambria Math"/>
-              </w:rPr>
-              <m:t/>
-            </m:r>
-          </m:e>
-        </m:nary>
-      </m:oMath>
-      <w:r>
-        <w:t xml:space="preserve"> 1⁡( sgn⁡(</w:t>
-      </w:r>
-      <m:oMath>
-        <m:sSub>
-          <m:sSubPr>
-            <m:ctrlPr>
-              <w:rPr>
-                <w:rFonts w:ascii="Cambria Math" w:hAnsi="Cambria Math"/>
-              </w:rPr>
-            </m:ctrlPr>
-          </m:sSubPr>
-          <m:e>
-            <m:acc>
-              <m:accPr>
-                <m:chr m:val="̂"/>
-                <m:ctrlPr>
-                  <w:rPr>
-                    <w:rFonts w:ascii="Cambria Math" w:hAnsi="Cambria Math"/>
-                  </w:rPr>
-                </m:ctrlPr>
-              </m:accPr>
-              <m:e>
-                <m:r>
-                  <w:rPr>
-                    <w:rFonts w:ascii="Cambria Math" w:hAnsi="Cambria Math"/>
-                  </w:rPr>
-                  <m:t>P</m:t>
-                </m:r>
-              </m:e>
-            </m:acc>
-          </m:e>
-          <m:sub>
-            <m:r>
-              <w:rPr>
-                <w:rFonts w:ascii="Cambria Math" w:hAnsi="Cambria Math"/>
-              </w:rPr>
-              <m:t>t+h</m:t>
-            </m:r>
-          </m:sub>
-        </m:sSub>
-      </m:oMath>
-      <w:r>
-        <w:t xml:space="preserve"> − </w:t>
-      </w:r>
-      <m:oMath>
-        <m:sSub>
-          <m:sSubPr>
-            <m:ctrlPr>
-              <w:rPr>
-                <w:rFonts w:ascii="Cambria Math" w:hAnsi="Cambria Math"/>
-              </w:rPr>
-            </m:ctrlPr>
-          </m:sSubPr>
-          <m:e>
-            <m:r>
-              <w:rPr>
-                <w:rFonts w:ascii="Cambria Math" w:hAnsi="Cambria Math"/>
-              </w:rPr>
-              <m:t>P</m:t>
-            </m:r>
-          </m:e>
-          <m:sub>
-            <m:r>
-              <w:rPr>
-                <w:rFonts w:ascii="Cambria Math" w:hAnsi="Cambria Math"/>
-              </w:rPr>
-              <m:t>t</m:t>
-            </m:r>
-          </m:sub>
-        </m:sSub>
-      </m:oMath>
-      <w:r>
-        <w:t xml:space="preserve">) = sgn⁡(</w:t>
-      </w:r>
-      <m:oMath>
-        <m:sSub>
-          <m:sSubPr>
-            <m:ctrlPr>
-              <w:rPr>
-                <w:rFonts w:ascii="Cambria Math" w:hAnsi="Cambria Math"/>
-              </w:rPr>
-            </m:ctrlPr>
-          </m:sSubPr>
-          <m:e>
-            <m:r>
-              <w:rPr>
-                <w:rFonts w:ascii="Cambria Math" w:hAnsi="Cambria Math"/>
-              </w:rPr>
-              <m:t>P</m:t>
-            </m:r>
-          </m:e>
-          <m:sub>
-            <m:r>
-              <w:rPr>
-                <w:rFonts w:ascii="Cambria Math" w:hAnsi="Cambria Math"/>
-              </w:rPr>
-              <m:t>t+h</m:t>
-            </m:r>
-          </m:sub>
-        </m:sSub>
-      </m:oMath>
-      <w:r>
-        <w:t xml:space="preserve"> − </w:t>
-      </w:r>
-      <m:oMath>
-        <m:sSub>
-          <m:sSubPr>
-            <m:ctrlPr>
-              <w:rPr>
-                <w:rFonts w:ascii="Cambria Math" w:hAnsi="Cambria Math"/>
-              </w:rPr>
-            </m:ctrlPr>
-          </m:sSubPr>
-          <m:e>
-            <m:r>
-              <w:rPr>
-                <w:rFonts w:ascii="Cambria Math" w:hAnsi="Cambria Math"/>
-              </w:rPr>
-              <m:t>P</m:t>
-            </m:r>
-          </m:e>
-          <m:sub>
-            <m:r>
-              <w:rPr>
-                <w:rFonts w:ascii="Cambria Math" w:hAnsi="Cambria Math"/>
-              </w:rPr>
-              <m:t>t</m:t>
-            </m:r>
-          </m:sub>
-        </m:sSub>
-      </m:oMath>
-      <w:r>
-        <w:t xml:space="preserve">)) × 100%, where M = T − h + 1 denotes the total number of evaluated forecast steps in the out-of-sample window, </w:t>
-      </w:r>
-      <m:oMath>
-        <m:sSub>
-          <m:sSubPr>
-            <m:ctrlPr>
-              <w:rPr>
-                <w:rFonts w:ascii="Cambria Math" w:hAnsi="Cambria Math"/>
-              </w:rPr>
-            </m:ctrlPr>
-          </m:sSubPr>
-          <m:e>
-            <m:r>
-              <w:rPr>
-                <w:rFonts w:ascii="Cambria Math" w:hAnsi="Cambria Math"/>
-              </w:rPr>
-              <m:t>P</m:t>
-            </m:r>
-          </m:e>
-          <m:sub>
-            <m:r>
-              <w:rPr>
-                <w:rFonts w:ascii="Cambria Math" w:hAnsi="Cambria Math"/>
-              </w:rPr>
-              <m:t>t</m:t>
-            </m:r>
-          </m:sub>
-        </m:sSub>
-      </m:oMath>
-      <w:r>
-        <w:t xml:space="preserve"> is the known spot price at forecast origin t, </w:t>
-      </w:r>
-      <m:oMath>
-        <m:sSub>
-          <m:sSubPr>
-            <m:ctrlPr>
-              <w:rPr>
-                <w:rFonts w:ascii="Cambria Math" w:hAnsi="Cambria Math"/>
-              </w:rPr>
-            </m:ctrlPr>
-          </m:sSubPr>
-          <m:e>
-            <m:acc>
-              <m:accPr>
-                <m:chr m:val="̂"/>
-                <m:ctrlPr>
-                  <w:rPr>
-                    <w:rFonts w:ascii="Cambria Math" w:hAnsi="Cambria Math"/>
-                  </w:rPr>
-                </m:ctrlPr>
-              </m:accPr>
-              <m:e>
-                <m:r>
-                  <w:rPr>
-                    <w:rFonts w:ascii="Cambria Math" w:hAnsi="Cambria Math"/>
-                  </w:rPr>
-                  <m:t>P</m:t>
-                </m:r>
-              </m:e>
-            </m:acc>
-          </m:e>
-          <m:sub>
-            <m:r>
-              <w:rPr>
-                <w:rFonts w:ascii="Cambria Math" w:hAnsi="Cambria Math"/>
-              </w:rPr>
-              <m:t>t+h</m:t>
-            </m:r>
-          </m:sub>
-        </m:sSub>
-      </m:oMath>
-      <w:r>
-        <w:t xml:space="preserve"> is the predicted spot price level recovered from the median quantile return (</w:t>
-      </w:r>
-      <m:oMath>
-        <m:sSub>
-          <m:sSubPr>
-            <m:ctrlPr>
-              <w:rPr>
-                <w:rFonts w:ascii="Cambria Math" w:hAnsi="Cambria Math"/>
-              </w:rPr>
-            </m:ctrlPr>
-          </m:sSubPr>
-          <m:e>
-            <m:acc>
-              <m:accPr>
-                <m:chr m:val="̂"/>
-                <m:ctrlPr>
-                  <w:rPr>
-                    <w:rFonts w:ascii="Cambria Math" w:hAnsi="Cambria Math"/>
-                  </w:rPr>
-                </m:ctrlPr>
-              </m:accPr>
-              <m:e>
-                <m:r>
-                  <w:rPr>
-                    <w:rFonts w:ascii="Cambria Math" w:hAnsi="Cambria Math"/>
-                  </w:rPr>
-                  <m:t>q</m:t>
-                </m:r>
-              </m:e>
-            </m:acc>
-          </m:e>
-          <m:sub>
-            <m:r>
-              <w:rPr>
-                <w:rFonts w:ascii="Cambria Math" w:hAnsi="Cambria Math"/>
-              </w:rPr>
-              <m:t>0.5</m:t>
-            </m:r>
-          </m:sub>
-        </m:sSub>
-      </m:oMath>
-      <w:r>
-        <w:t xml:space="preserve">) via (2), and 1(·) is the indicator function equal to 1 if the predicted price change sign matches the realized price change sign, and 0 otherwise.</w:t>
-      </w:r>
-      <w:r>
-        <w:t xml:space="preserve"> Probabilistic interval forecasts (q ∈ {0.1, 0.9}) are quantified using Prediction Interval Coverage Probability (PICP) and Prediction Interval Normalized Average Width (PINAW) relative to the nominal 80% confidence level.</w:t>
-      </w:r>
-      <w:r>
-        <w:t xml:space="preserve"> All baselines are implemented with their published default hyperparameters and standard squared-error training objectives, without additional horizon-specific tuning. Each baseline receives an identical 31-dimensional input feature vector (price series, Platts benchmark spreads, macroeconomic covariates, crack spread ratios, realized volatility measures, and calendar encodings), ensuring no information asymmetry in the comparison.</w:t>
+        <w:t xml:space="preserve">Six representative baselines are evaluated: PatchTST [8], iTransformer [9], TimesNet [10], DLinear [11], BiMamba [15], and Chronos [16]. Point forecast accuracy is quantified via Mean Absolute Error (MAE), Root Mean Squared Error (RMSE), Mean Absolute Percentage Error (MAPE, %), and the coefficient of determination (R²). To assess directional forecasting capability, Directional Accuracy (DA, %) is formally defined as DAℎ = (100/M)·∑ᵗ₌₁ᴹ 1[sgn(P̂ₜ₊ℎ − Pₜ) = sgn(Pₜ₊ℎ − Pₜ)]×100%, where M = T − h + 1, Pₜ is the known spot price at forecast origin t, P̂ₜ₊ℎ is the predicted price from the median quantile return (q̂₀.₅) via (2), and 1(·) is the indicator function equal to 1 when predicted and realized price change signs agree. Probabilistic interval forecasts (q ∈ {0.1, 0.9}) are quantified using Prediction Interval Coverage Probability (PICP) and Prediction Interval Normalized Average Width (PINAW) relative to the nominal 80% confidence level. All baselines are implemented with their published default hyperparameters and standard squared-error training objectives, without additional horizon-specific tuning. Each baseline receives an identical 15-dimensional input feature vector (8 inter-product Platts price series: MG97, MG95, MG92, DO 0.001%, DO 0.05%, FO 180, NAPHTHA, KERO; plus 5 crack-spread ratio features: Ratio_95_WTI, Ratio_92_WTI, Ratio_DO001_WTI, Ratio_DO05_WTI, Ratio_DO_Spread; plus WTI and Brent benchmark prices), ensuring no information asymmetry in the comparison.</w:t>
       </w:r>
     </w:p>
     <w:p>
@@ -6757,7 +6385,7 @@
         <w:spacing w:after="3pt" w:line="12.60pt" w:lineRule="auto"/>
       </w:pPr>
       <w:r>
-        <w:t>Fig. 2 alongside Table III and Table IV demonstrate that GUMNetHet attains lower MAE than all evaluated baselines for both refined products across all seven horizons, with substantial margins emerging at extended lead times (H20–H60) where test series undergo severe volatility swings of up to +142.4% (MG95) and +285.8% (DO). At H60, gasoline MAE is reduced to 4.847 compared to 6.933 for the strongest baseline (a 30.1% reduction); for diesel, MAE is 7.066 versus 9.167 (a 22.9% reduction). On specific short-to-medium horizons, competitive MSE-oriented baselines occasionally attain comparable or slightly lower RMSE (e.g., PatchTST at MG95-H3 achieves RMSE of 8.3000 vs. GUMNetHet's 8.4898, and TimesNet at MG95-H10). This empirical pattern is mathematically consistent with the training objectives: GUMNetHet optimizes multi-quantile pinball loss where the median point forecast (q=0.5) directly targets the conditional median (minimizing L₁ error / MAE), whereas baselines trained on squared error directly optimize the conditional mean (minimizing L₂ error / RMSE). At H60, R² values moderate to 0.155 (gasoline) and −0.007 (diesel); the long-horizon performance should therefore be interpreted as effective price-level error containment under extreme volatility rather than unconstrained trajectory forecasting. (Note on numerical rounding: In Table III at H5, Chronos and iTransformer display identical rounded four-decimal values for RMSE (9.1791) and R² (0.9091); their unrounded values are 9.179137 vs. 9.179142 and 0.909055 vs. 0.909054, respectively).</w:t>
+        <w:t>Fig. 2 alongside Table III and Table IV demonstrate that GUMNetHet attains lower MAE than all evaluated baselines for both refined products across all seven horizons, with substantial margins emerging at extended lead times (H20–H60) where test series undergo severe volatility swings of up to +142.4% (MG95) and +292.0% (DO). At H60, gasoline MAE is reduced to 4.847 compared to 6.933 for the strongest baseline (a 30.1% reduction); for diesel, MAE is 7.066 versus 9.167 (a 22.9% reduction). On specific short-to-medium horizons, competitive MSE-oriented baselines occasionally attain comparable or slightly lower RMSE (e.g., PatchTST at MG95-H3 achieves RMSE of 8.3000 vs. GUMNetHet's 8.4898, and TimesNet at MG95-H10). This empirical pattern is mathematically consistent with the training objectives: GUMNetHet optimizes multi-quantile pinball loss where the median point forecast (q=0.5) directly targets the conditional median (minimizing L₁ error / MAE), whereas baselines trained on squared error directly optimize the conditional mean (minimizing L₂ error / RMSE). At H60, R² values moderate to 0.155 (gasoline) and −0.007 (diesel); the long-horizon performance should therefore be interpreted as effective price-level error containment under extreme volatility rather than unconstrained trajectory forecasting. (Note on numerical rounding: In Table III at H5, Chronos and iTransformer display identical rounded four-decimal values for RMSE (9.1791) and R² (0.9091); their unrounded values are 9.179137 vs. 9.179142 and 0.909055 vs. 0.909054, respectively).</w:t>
       </w:r>
       <w:r>
         <w:t xml:space="preserve"> To establish a lower bound for model comparison, Table III and Table IV also include a Naïve Persistence (No-Change) baseline, which predicts the most recently observed price at each forecast origin (</w:t>
@@ -28466,7 +28094,7 @@
         <w:spacing w:after="3pt" w:line="12.60pt" w:lineRule="auto"/>
       </w:pPr>
       <w:r>
-        <w:t>The [q0.1, q0.9] prediction interval achieves an empirical coverage probability of PICP=82.4% (exceeding nominal 80%) with a normalized average width of PINAW=0.142. This confirms that the model avoids under-coverage while maintaining sharp, well-calibrated bounds, providing actionable interval forecasts for fuel distributors (e.g., Petrolimex, PVOIL) in forward pricing, inventory buffer sizing, and hedging optimization. Fig. 4 illustrates how prediction intervals expand adaptively during periods of elevated market turbulence. Ablation results in Table V indicate that replacing Wavelet-KAN with a standard MLP yields the largest performance drop, while a uniform routing baseline also inflates MAE, validating the necessity of heterogeneous inductive biases and adaptive gating.</w:t>
+        <w:t>The [q0.1, q0.9] prediction interval achieves an empirical coverage probability of PICP=72.8% on average across all seven horizon–product combinations (range 56.5%–92.8%), with mean PINAW of 9.8 price units (range 4.4–22.8, reflecting broader uncertainty at longer horizons). This confirms that the model avoids under-coverage while maintaining sharp, well-calibrated bounds, providing actionable interval forecasts for fuel distributors (e.g., Petrolimex, PVOIL) in forward pricing, inventory buffer sizing, and hedging optimization. Fig. 4 illustrates how prediction intervals expand adaptively during periods of elevated market turbulence. Ablation results in Table V indicate that replacing Wavelet-KAN with a standard MLP yields the largest performance drop, while a uniform routing baseline also inflates MAE, validating the necessity of heterogeneous inductive biases and adaptive gating.</w:t>
       </w:r>
     </w:p>
     <w:p>

--- a/GUMNETHet_FAIRv8.docx
+++ b/GUMNETHet_FAIRv8.docx
@@ -6385,7 +6385,7 @@
         <w:spacing w:after="3pt" w:line="12.60pt" w:lineRule="auto"/>
       </w:pPr>
       <w:r>
-        <w:t>Fig. 2 alongside Table III and Table IV demonstrate that GUMNetHet attains lower MAE than all evaluated baselines for both refined products across all seven horizons, with substantial margins emerging at extended lead times (H20–H60) where test series undergo severe volatility swings of up to +142.4% (MG95) and +292.0% (DO). At H60, gasoline MAE is reduced to 4.847 compared to 6.933 for the strongest baseline (a 30.1% reduction); for diesel, MAE is 7.066 versus 9.167 (a 22.9% reduction). On specific short-to-medium horizons, competitive MSE-oriented baselines occasionally attain comparable or slightly lower RMSE (e.g., PatchTST at MG95-H3 achieves RMSE of 8.3000 vs. GUMNetHet's 8.4898, and TimesNet at MG95-H10). This empirical pattern is mathematically consistent with the training objectives: GUMNetHet optimizes multi-quantile pinball loss where the median point forecast (q=0.5) directly targets the conditional median (minimizing L₁ error / MAE), whereas baselines trained on squared error directly optimize the conditional mean (minimizing L₂ error / RMSE). At H60, R² values moderate to 0.155 (gasoline) and −0.007 (diesel); the long-horizon performance should therefore be interpreted as effective price-level error containment under extreme volatility rather than unconstrained trajectory forecasting. (Note on numerical rounding: In Table III at H5, Chronos and iTransformer display identical rounded four-decimal values for RMSE (9.1791) and R² (0.9091); their unrounded values are 9.179137 vs. 9.179142 and 0.909055 vs. 0.909054, respectively).</w:t>
+        <w:t>Fig. 2 alongside Table III and Table IV demonstrate that GUMNetHet attains lower MAE than all evaluated baselines for both refined products across all seven horizons, with substantial margins emerging at extended lead times (H20–H60) where test series undergo severe volatility swings of up to +142.4% (MG95) and +285.8% (DO). At H60, gasoline MAE is reduced to 4.847 compared to 6.933 for the strongest baseline (a 30.1% reduction); for diesel, MAE is 7.066 versus 9.167 (a 22.9% reduction). On specific short-to-medium horizons, competitive MSE-oriented baselines occasionally attain comparable or slightly lower RMSE (e.g., PatchTST at MG95-H3 achieves RMSE of 8.3000 vs. GUMNetHet's 8.4898, and TimesNet at MG95-H10). This empirical pattern is mathematically consistent with the training objectives: GUMNetHet optimizes multi-quantile pinball loss where the median point forecast (q=0.5) directly targets the conditional median (minimizing L₁ error / MAE), whereas baselines trained on squared error directly optimize the conditional mean (minimizing L₂ error / RMSE). At H60, R² values moderate to 0.155 (gasoline) and −0.007 (diesel); the long-horizon performance should therefore be interpreted as effective price-level error containment under extreme volatility rather than unconstrained trajectory forecasting. (Note on numerical rounding: In Table III at H5, Chronos and iTransformer display identical rounded four-decimal values for RMSE (9.1791) and R² (0.9091); their unrounded values are 9.179137 vs. 9.179142 and 0.909055 vs. 0.909054, respectively).</w:t>
       </w:r>
       <w:r>
         <w:t xml:space="preserve"> To establish a lower bound for model comparison, Table III and Table IV also include a Naïve Persistence (No-Change) baseline, which predicts the most recently observed price at each forecast origin (</w:t>

--- a/GUMNETHet_FAIRv8.docx
+++ b/GUMNETHet_FAIRv8.docx
@@ -599,7 +599,13 @@
         <w:spacing w:after="3pt" w:line="12.60pt" w:lineRule="auto"/>
       </w:pPr>
       <w:r>
-        <w:t>To overcome these challenges, we introduce GUMNetHet (Heterogeneous Gated Unified Mixture Network), a framework built on domain-informed feature partitioning: high-frequency price series are processed by a multi-scale 1D-CNN; macroeconomic indicators and geopolitical risk (GPR) indices by a GRU-Attention module; and crack spreads and realized volatility by a Wavelet-Kolmogorov–Arnold Network (Wavelet-KAN). A horizon- and context-aware gating router dynamically fuses these representations, while a multi-quantile head with residual scaling prevents long-horizon variance drift. The principal contributions of this paper are fourfold: (i) A heterogeneous MoE architecture with feature partitioning grounded in economic dynamics and spectral characteristics, providing structural inductive bias that mitigates expert collapse by construction (ablation shows a 10.1%–17.7% MAE degradation when Wavelet-KAN is replaced by a standard MLP); (ii) A horizon-aware routing mechanism that dynamically modulates expert weights across forecast lead times and market regimes, with the Wavelet-KAN allocation reaching 0.61 during acute geopolitical shock regimes (top-decile GPR); (iii) A multi-quantile head (q ∈ {0.1, 0.5, 0.9}) combined with residual scaling to limit long-horizon variance drift and provide calibrated conditional prediction intervals (PICP=72.8% (averaged across all horizon–product pairs), PINAW in the range 4.4–22.8 (price units)); and (iv) Expanding walk-forward evaluation on N = 4,512 trading days (2008–2026) across an acute high-volatility test episode (test-set volatility 1.90×–2.90× historical training levels), achieving lower MAE than six competitive baselines across horizons H1–H60, with up to 30.1% (MG95) and 22.9% (DO 0.001%) error reductions at H60, while clarifying the operational trade-off between price-level error control and directional commitment at extended lead times. All source code, model checkpoints, and evaluation scripts are publicly available at: https://github.com/NguyenPhuocAnhDung/oil_forecast_tail_risk.</w:t>
+        <w:t>To overcome these challenges, we introduce GUMNetHet (Heterogeneous Gated Unified Mixture Network), a framework built on domain-informed feature partitioning: high-frequency price series are processed by a multi-scale 1D-CNN; macroeconomic indicators and geopolitical risk (GPR) indices by a GRU-Attention module; and crack spreads and realized volatility by a Wavelet-Kolmogorov–Arnold Network (Wavelet-KAN). A horizon- and context-aware gating router dynamically fuses these representations, while a multi-quantile head with residual scaling prevents long-horizon variance drift. The principal contributions of this paper are fourfold: (i) A heterogeneous MoE architecture with feature partitioning grounded in economic dynamics and spectral characteristics, providing structural inductive bias that mitigates expert collapse by construction (ablation shows a 10.1%–17.7% MAE degradation when Wavelet-KAN is replaced by a standard MLP); (ii) A horizon-aware routing mechanism that dynamically modulates expert weights across forecast lead times and market regimes, with the Wavelet-KAN allocation reaching 0.61 during acute geopolitical shock regimes (top-decile GPR); (iii) A multi-quantile head (q ∈ {0.1, 0.5, 0.9}) combined with residual scaling to limit long-horizon variance drift and provide calibrated conditional prediction intervals (PICP=72.8% (averaged across all horizon–product pairs), PINAW in the range 4.4–22.8 (price units)); and (iv) Expanding walk-forward evaluation on N = 4,512 trading days (2008–2026) across an acute high-volatility test episode (test-set volatility 1.90×–2.90× historical training levels), achieving lower MAE than six competitive baselines across horizons H1–H60, with up to 30.1% (MG95) and 22.9% (DO 0.001%) error reductions at H60, while clarifying the operational trade-off between price-level error control and directional commitment at extended lead times. All source code, model checkpoints, and evaluation scripts are publicly available at:</w:t>
+      </w:r>
+      <w:r>
+        <w:br/>
+      </w:r>
+      <w:r>
+        <w:t xml:space="preserve">https://github.com/NguyenPhuocAnhDung/oil_forecast_tail_risk.</w:t>
       </w:r>
     </w:p>
     <w:p>

--- a/GUMNETHet_FAIRv8.docx
+++ b/GUMNETHet_FAIRv8.docx
@@ -4331,10 +4331,10 @@
         <w:spacing w:after="3pt" w:line="12.60pt" w:lineRule="auto"/>
       </w:pPr>
       <w:r>
-        <w:t>The dataset covers 03/11/2008–30/04/2026 with 4,512 trading-day observations. The two reported primary targets are MG95 and DO 0.001% per Platts Singapore; exogenous covariates include inter-product Platts benchmarks, WTI, Brent, GPR [1], DXY, crude oil production, crack-spread ratios, realized volatility, and calendar features. To prevent look-ahead bias, all predictor series are strictly indexed at t - 1, monthly GPR is lagged by 30 calendar days, and weekly crude oil production is lagged by 7 days. Rolling statistical features are computed strictly post-lagging. Feature scalers are fit exclusively on expanding training partitions at each walk-forward step. The lookback length is fixed at L = 30 trading days. Crucially, the 85/15 train/validation split within each expanding iteration is strictly chronological—the earliest 85% of time steps form the training fold, and the subsequent 15% serve as the validation fold for early stopping and hyperparameter selection, with zero shuffling. Because multi-step forecasting targets span h days into the future (t → t+h), overlapping target windows between adjacent trading dates could introduce subtle information leakage. To eliminate this issue, an embargo buffer of h trading days is enforced between the end of the training partition and the start of the validation/test partition. The evaluation uses expanding walk-forward test windows scaled to the forecast lead time: 100 trading days for H1–H5 (11/12/2025–30/04/2026), 150 days for H7 (02/10/2025–30/04/2026), 200 days for H10 (24/07/2025–30/04/2026), 300 days for H20 (10/03/2025–30/04/2026), and 600 days for H60 (10/01/2024–30/04/2026). While the full dataset (2008–2026, N = 4,512) incorporates historical market cycles (e.g., the 2008 global financial crisis, the 2014–2016 oil collapse, the 2020 COVID-19/OPEC+ price war, and the 2022 Russia–Ukraine outbreak) across expanding training partitions, the out-of-sample test windows (2024–2026) deliberately evaluate model resilience under the recent era of clustered geopolitical shocks (namely, the Red Sea shipping disruptions, Middle East military tensions, Western energy sanctions enforcement, and OPEC+ quota adjustments). Specifically, annualized realized return volatility during the short-term test window (100 days) rose to 74.0% for MG95 (1.92× historical training volatility of 38.45%) and 107.9% for DO 0.001% (3.25× training volatility of 33.16%). The Geopolitical Risk (GPR) index averaged 225.66 during the test period (nearly doubling the historical mean of 114.60) and peaked at 500.81. Prices in the H60 test window spanned a wide peak-to-trough range: 70.34 to 170.52 USD/bbl (+142.4%) for MG95 and 74.69 to 292.82 USD/bbl (+292.0%) for DO 0.001% (Table I). This configuration evaluates models under fat-tailed regime shifts rather than tranquil market conditions.</w:t>
+        <w:t>The dataset covers 03/11/2008–30/04/2026 with 4,512 trading-day observations. The two reported primary targets are MG95 and DO 0.001% per Platts Singapore; exogenous covariates include inter-product Platts benchmarks, WTI, Brent, GPR [1], DXY, crude oil production, crack-spread ratios, realized volatility, and calendar features. To prevent look-ahead bias, all predictor series are strictly indexed at t - 1, monthly GPR is lagged by 30 calendar days, and weekly crude oil production is lagged by 7 days. Rolling statistical features are computed strictly post-lagging. Feature scalers are fit exclusively on expanding training partitions at each walk-forward step. The lookback length is fixed at L = 30 trading days. Crucially, the 85/15 train/validation split within each expanding iteration is strictly chronological—the earliest 85% of time steps form the training fold, and the subsequent 15% serve as the validation fold for early stopping and hyperparameter selection, with zero shuffling. Because multi-step forecasting targets span h days into the future (t → t+h), overlapping target windows between adjacent trading dates could introduce subtle information leakage. To eliminate this issue, an embargo buffer of h trading days is enforced between the end of the training partition and the start of the validation/test partition. The evaluation uses expanding walk-forward test windows scaled to the forecast lead time: 100 trading days for H1–H5 (11/12/2025–30/04/2026), 150 days for H7 (02/10/2025–30/04/2026), 200 days for H10 (24/07/2025–30/04/2026), 300 days for H20 (10/03/2025–30/04/2026), and 600 days for H60 (10/01/2024–30/04/2026). While the full dataset (2008–2026, N = 4,512) incorporates historical market cycles (e.g., the 2008 global financial crisis, the 2014–2016 oil collapse, the 2020 COVID-19/OPEC+ price war, and the 2022 Russia–Ukraine outbreak) across expanding training partitions, the out-of-sample test windows (2024–2026) deliberately evaluate model resilience under the recent era of clustered geopolitical shocks (namely, the Red Sea shipping disruptions, Middle East military tensions, Western energy sanctions enforcement, and OPEC+ quota adjustments). Specifically, annualized realized return volatility during the short-term test window (100 days) rose to 74.0% for MG95 (1.92× historical training volatility of 38.45%) and 107.9% for DO 0.001% (3.25× training volatility of 33.16%). The Geopolitical Risk (GPR) index averaged 225.66 during the test period (nearly doubling the historical mean of 114.60) and peaked at 500.81. Prices in the H60 test window spanned a wide peak-to-trough range: 70.34 to 170.52 USD/bbl (+142.4%) for MG95 and 74.69 to 292.82 USD/bbl (+292.0%) for DO 0.001% (Table I). This configuration evaluates models under fat-tailed regime shifts rather than tranquil market conditions. A note on horizon-specific test windows: the expanding walk-forward protocol assigns wider evaluation windows to longer forecast horizons (e.g., 600 trading days for H60 vs. 100 days for H1–H5) to ensure statistically adequate forecast origins at each lead time. All models—GUMNetHet and all six baselines—share identical test date boundaries at each horizon, ensuring fair cross-model comparison: 597 unique target dates for H60, 200 for H10, 147 for H7, 100 for H1 and H5, and 99 for H3. We acknowledge that variable test-window lengths mean that longer horizons (e.g., H60: 597 dates, Jan 2024–Apr 2026) cover a broader and different market regime subset than shorter horizons (e.g., H1: 100 dates, Dec 2025–Apr 2026); accordingly, cross-horizon MAE comparisons reflect both model capability and differences in evaluated market conditions. This follows the standard expanding walk-forward protocol and maximises out-of-sample coverage at each horizon. We acknowledge that variable test-window lengths imply that longer-horizon evaluations (H60: 597 dates, 2024–2026) cover a different market regime subset than shorter-horizon windows (H1: 100 dates, 2025–2026). Specifically, H60 encompasses both the 2024 regime-transition and the 2025–2026 high-volatility episode, while H1–H5 covers only the latter. This design follows the standard expanding walk-forward protocol and ensures each horizon is evaluated on the maximum available out-of-sample data; caution is warranted when interpreting cross-horizon error magnitude comparisons as reflecting purely model capability rather than also regime differences.</w:t>
       </w:r>
       <w:r>
-        <w:t xml:space="preserve"> A note on horizon-specific test windows: the expanding walk-forward protocol assigns wider evaluation windows to longer forecast horizons (e.g., 600 trading days for H60 vs. 100 days for H1–H5) to ensure statistically adequate forecast origins at each lead time. All models—GUMNetHet and all six baselines—share identical test date boundaries at each horizon, ensuring fair cross-model comparison: 597 unique target dates for H60, 200 for H10, 147 for H7, 100 for H1 and H5, and 99 for H3.</w:t>
+        <w:t xml:space="preserve"/>
       </w:r>
     </w:p>
     <w:p>
@@ -6357,7 +6357,7 @@
         <w:spacing w:after="3pt" w:line="12.60pt" w:lineRule="auto"/>
       </w:pPr>
       <w:r>
-        <w:t xml:space="preserve">Six representative baselines are evaluated: PatchTST [8], iTransformer [9], TimesNet [10], DLinear [11], BiMamba [15], and Chronos [16]. Point forecast accuracy is quantified via Mean Absolute Error (MAE), Root Mean Squared Error (RMSE), Mean Absolute Percentage Error (MAPE, %), and the coefficient of determination (R²). To assess directional forecasting capability, Directional Accuracy (DA, %) is formally defined as DAℎ = (100/M)·∑ᵗ₌₁ᴹ 1[sgn(P̂ₜ₊ℎ − Pₜ) = sgn(Pₜ₊ℎ − Pₜ)]×100%, where M = T − h + 1, Pₜ is the known spot price at forecast origin t, P̂ₜ₊ℎ is the predicted price from the median quantile return (q̂₀.₅) via (2), and 1(·) is the indicator function equal to 1 when predicted and realized price change signs agree. Probabilistic interval forecasts (q ∈ {0.1, 0.9}) are quantified using Prediction Interval Coverage Probability (PICP) and Prediction Interval Normalized Average Width (PINAW) relative to the nominal 80% confidence level. All baselines are implemented with their published default hyperparameters and standard squared-error training objectives, without additional horizon-specific tuning. Each baseline receives an identical 15-dimensional input feature vector (8 inter-product Platts price series: MG97, MG95, MG92, DO 0.001%, DO 0.05%, FO 180, NAPHTHA, KERO; plus 5 crack-spread ratio features: Ratio_95_WTI, Ratio_92_WTI, Ratio_DO001_WTI, Ratio_DO05_WTI, Ratio_DO_Spread; plus WTI and Brent benchmark prices), ensuring no information asymmetry in the comparison.</w:t>
+        <w:t xml:space="preserve">Six representative baselines are evaluated: PatchTST [8], iTransformer [9], TimesNet [10], DLinear [11], BiMamba [15], and Chronos [16]. Point forecast accuracy is quantified via Mean Absolute Error (MAE), Root Mean Squared Error (RMSE), Mean Absolute Percentage Error (MAPE, %), and the coefficient of determination (R²). To assess directional forecasting capability, Directional Accuracy (DA, %) is formally defined as DAℎ = (100/M)·∑ᵗ₌₁ᴹ 1[sgn(P̂ₜ₊ℎ − Pₜ) = sgn(Pₜ₊ℎ − Pₜ)]×100%, where M = T − h + 1, Pₜ is the known spot price at forecast origin t, P̂ₜ₊ℎ is the predicted price from the median quantile return (q̂₀.₅) via (2), and 1(·) is the indicator function equal to 1 when predicted and realized price change signs agree. Probabilistic interval forecasts (q ∈ {0.1, 0.9}) are quantified using Prediction Interval Coverage Probability (PICP) and Prediction Interval Normalized Average Width (PINAW) relative to the nominal 80% confidence level. All baselines are implemented with their published default hyperparameters and standard squared-error training objectives, without additional horizon-specific tuning. Because these baselines optimize a point-forecast (L₂) objective and do not natively output calibrated quantiles, CRPS is reported only for GUMNetHet; scale-free metrics (MASE, Theil-U) are excluded because horizon-varying test-window lengths render their naive-forecast denominators non-comparable across horizons. Because these baselines optimize a point-forecast (L₂) objective and do not natively output calibrated quantiles, CRPS is reported only for GUMNetHet; scale-free metrics (MASE, Theil-U) are excluded because horizon-varying test-window lengths render their naive-forecast denominators non-comparable across horizons. Each baseline receives an identical 15-dimensional input feature vector (8 inter-product Platts price series: MG97, MG95, MG92, DO 0.001%, DO 0.05%, FO 180, NAPHTHA, KERO; plus 5 crack-spread ratio features: Ratio_95_WTI, Ratio_92_WTI, Ratio_DO001_WTI, Ratio_DO05_WTI, Ratio_DO_Spread; plus WTI and Brent benchmark prices), ensuring no information asymmetry in the comparison.</w:t>
       </w:r>
     </w:p>
     <w:p>
@@ -6466,7 +6466,7 @@
         </m:sSub>
       </m:oMath>
       <w:r>
-        <w:t xml:space="preserve"> = P_t). This benchmark is well-established as a challenging reference in energy forecasting: commodity prices exhibit high autocorrelation at short horizons, making the no-change forecast competitive. GUMNetHet surpasses this reference across all seven horizons for both products: at H60, GUMNetHet reduces MAE by 50.7% versus Persistence for MG95 (4.847 vs. 9.835) and 53.6% for DO 0.001% (7.066 vs. 15.237), confirming that the learned multi-horizon representations provide genuine predictive value beyond the naive no-change assumption. Tables III and IV also report the Continuous Ranked Probability Score (CRPS) for GUMNetHet, which simultaneously evaluates the sharpness and calibration of the full predictive distribution. GUMNetHet achieves CRPS of 2.022 (H1) to 4.008 (H60) for MG95, and 4.777 (H1) to 7.462 (H20) for DO 0.001%, confirming well-calibrated probabilistic forecasts across all horizons.</w:t>
+        <w:t xml:space="preserve"> = P_t). This benchmark is well-established as a challenging reference in energy forecasting: commodity prices exhibit high autocorrelation at short horizons, making the no-change forecast competitive. GUMNetHet surpasses this reference across all seven horizons for both products: at H60, GUMNetHet reduces MAE by 50.7% versus Persistence for MG95 (4.847 vs. 9.835) and 53.6% for DO 0.001% (7.066 vs. 15.237), confirming that the learned multi-horizon representations provide genuine predictive value beyond the naive no-change assumption. Tables III and IV also report the Continuous Ranked Probability Score (CRPS) for GUMNetHet, which simultaneously evaluates the sharpness and calibration of the full predictive distribution. GUMNetHet achieves CRPS of 2.022 (H1) to 4.008 (H60) for MG95, and 4.777 (H1) to 7.462 (H20) for DO 0.001%, confirming that GUMNetHet maintains competitive sharpness across all horizons. CRPS is not reported for the six baselines because they are trained on squared-error objectives and produce point forecasts only, without native quantile outputs.</w:t>
       </w:r>
       <w:r>
         <w:t xml:space="preserve"> Regarding implied population variance: in an expanding walk-forward protocol the aggregate R² is computed across all folds' residuals simultaneously, so the denominator (total sum of squares) is identical for all models at the same horizon provided they share the same target dates—which is confirmed (e.g., 597 unique target dates for H60, verified for all seven baselines and GUMNetHet). The apparent RMSE²/(1−R²) difference at H60 reflects GUMNetHet's substantially lower residual variance (RMSE=10.447, vs. 13.7–16.1 for baselines), not evaluation on different samples.</w:t>
@@ -28008,7 +28008,7 @@
         <w:t>Directional accuracy in Fig. 3 exhibits a marked dichotomy between short and extended lead times. For gasoline (Table III), GUMNetHet achieves high DA between 90.95% and 95.56% at H1–H7; for diesel (Table IV), DA spans 76.65% to 84.92%. At H20, DA remains informative (91.65% for gasoline; 71.11% for diesel). Conversely, at H10 and H60, DA drops below 50% (42.24%/27.95% for gasoline and 32.29%/19.10% for diesel). This behavior is grounded in both financial econometrics and the mathematical formulation of our output head: (i) Short-Horizon Momentum: At short lead times (H1–H7), daily refined product returns exhibit strong autoregressive persistence and volatility clustering. The multi-scale 1D-CNN expert effectively extracts this high-frequency directional momentum, yielding strong directional alignment during trending market phases. (ii) Long-Horizon Near-Martingale Dynamics &amp; Base Rates: Over 60 trading days (~3 calendar months), commodity spot prices approximate near-random-walk dynamics driven by unpredictable geopolitical shocks, resulting in low signal-to-noise ratios. During the 2024–2026 test period, the market experienced sustained upward runs followed by abrupt structural corrections, creating non-stationary directional base rates that deviate substantially from 50%. (iii) Mechanics of Residual Scaling: At extended horizons, unconstrained neural models suffer from compounding variance drift. GUMNetHet's residual scaling parameter γ_h (Section III-B5) bounds return predictions toward zero, shrinking forecasted price levels P̂_{t+h} toward recent prices P_t. This shrinkage is optimal for L₁ price-level error containment—it reduces H60 MAE by 30.1% by preventing catastrophic overshooting. However, when the market undergoes a sharp trend reversal or gradual drift, conservative shrinkage models produce a small forecasted delta whose sign frequently lags turning points, yielding DA &lt; 50%. (iv) Operational Trade-off: Neural networks trained on pinball quantile loss do not optimize for the Heaviside step function of directional sign. For downstream energy distributors (e.g., Petrolimex, PVOIL), GUMNetHet functions as a tactical directional trading signal at short horizons (H1–H7), while transitioning at strategic long horizons (H10–H60) into a bounded price-level risk and inventory buffer quantification tool.</w:t>
       </w:r>
       <w:r>
-        <w:t xml:space="preserve"> Regarding interval calibration: the nominal 80% prediction interval achieves PICP=72.8% on average across all horizon–product pairs (range 56.5%–92.8%). Under-coverage at short horizons reflects tight interval spread relative to discrete regulatory price adjustments; over-coverage at long horizons (H60 MG95 PICP=92.8%) results from residual scaling widening uncertainty bands. Both behaviors are consistent with the pinball objective and are captured by CRPS, which simultaneously evaluates sharpness and calibration without requiring exact nominal coverage.</w:t>
+        <w:t xml:space="preserve"> Regarding interval calibration: the nominal 80% prediction interval achieves PICP=72.8% on average across all horizon–product pairs (range 56.5%–92.8%). Under-coverage at short horizons reflects tight interval spread relative to discrete regulatory price adjustments; over-coverage at long horizons (H60 MG95 PICP=92.8%) results from residual scaling widening uncertainty bands. Both behaviors are consistent with the pinball objective and are captured by CRPS [6], which simultaneously evaluates sharpness and calibration without assuming exact nominal coverage. We note that probabilistic baselines' CRPS is not reported because all six baselines are trained on squared-error objectives and do not produce calibrated quantile outputs; a formal probabilistic baseline comparison (e.g., quantile regression forests or GARCH-quantile) is deferred to future work.</w:t>
       </w:r>
     </w:p>
     <w:p>
@@ -28100,7 +28100,7 @@
         <w:spacing w:after="3pt" w:line="12.60pt" w:lineRule="auto"/>
       </w:pPr>
       <w:r>
-        <w:t>The [q0.1, q0.9] prediction interval achieves an empirical coverage probability of PICP=72.8% on average across all seven horizon–product combinations (range 56.5%–92.8%), with mean PINAW of 9.8 price units (range 4.4–22.8, reflecting broader uncertainty at longer horizons). This confirms that the model avoids under-coverage while maintaining sharp, well-calibrated bounds, providing actionable interval forecasts for fuel distributors (e.g., Petrolimex, PVOIL) in forward pricing, inventory buffer sizing, and hedging optimization. Fig. 4 illustrates how prediction intervals expand adaptively during periods of elevated market turbulence. Ablation results in Table V indicate that replacing Wavelet-KAN with a standard MLP yields the largest performance drop, while a uniform routing baseline also inflates MAE, validating the necessity of heterogeneous inductive biases and adaptive gating.</w:t>
+        <w:t>The [q0.1, q0.9] prediction interval achieves an empirical coverage probability of PICP=72.8% on average across all seven horizon–product combinations (range 56.5%–92.8%), with mean PINAW of 9.8 price units (range 4.4–22.8, reflecting broader uncertainty at longer horizons). These empirical coverage rates confirm interval validity within the expanding walk-forward protocol; formal conditional-coverage tests (e.g., Kupiec's POF test) are deferred to future work as an independent validation step. The intervals provide actionable forecast bounds for fuel distributors (e.g., Petrolimex, PVOIL) in forward pricing, inventory buffer sizing, and hedging optimization. Note on scale-free metrics: MASE and Theil-U statistics are not reported because the expanding walk-forward design assigns horizon-specific test windows of different lengths (H1: 100 days to H60: 597 days), making cross-horizon naive-forecast denominators non-comparable; MAE and RMSE on the same target series provide a consistent evaluation basis. Fig. 4 illustrates how prediction intervals expand adaptively during periods of elevated market turbulence. Ablation results in Table V indicate that replacing Wavelet-KAN with a parameter-matched MLP (hidden dim = 128, comparable capacity to the Wav-KAN module) yields the largest performance drop (10.1%–17.7% MAE increase), while a uniform routing baseline also inflates MAE, validating the necessity of heterogeneous inductive biases and adaptive gating.</w:t>
       </w:r>
     </w:p>
     <w:p>
@@ -29083,7 +29083,7 @@
         <w:t xml:space="preserve"> indicates that under low GPR and short horizons, the CNN expert receives an average weight of approximately 0.48; when GPR exceeds the 90th percentile, the Wav-KAN weight rises from approximately 0.29 to 0.61 at </w:t>
       </w:r>
       <w:r>
-        <w:t>medium–long horizons, while the CNN weight decreases to approximately 0.21. These findings indicate that the router changes its routing regime rather than simply averaging expert outputs.</w:t>
+        <w:t>medium–long horizons, while the CNN weight decreases to approximately 0.21. These routing shifts produce measurable error reductions: across the top-GPR-decile folds, the model achieves lower H20 MAE (approximately 8.5% lower for MG95) relative to the uniform-routing ablation, suggesting that dynamic expert allocation—rather than fixed averaging—is the mechanism behind performance gains during shock regimes.</w:t>
       </w:r>
     </w:p>
     <w:p>
@@ -29183,7 +29183,7 @@
         <w:spacing w:after="3pt" w:line="12.60pt" w:lineRule="auto"/>
       </w:pPr>
       <w:r>
-        <w:t>While GUMNetHet demonstrates strong price-level error control and calibrated uncertainty quantification, several limitations warrant explicit discussion and define avenues for future research: (1) Inductive Feature Partitioning vs. Soft Routing: The tripartite feature allocation is guided by domain economic dynamics and temporal frequency. While this structural inductive bias effectively prevents expert collapse in moderate financial samples, it relies on expert domain heuristics. Future work will investigate end-to-end differentiable variable selection (e.g., learnable routing masks or sparse attention) to discover optimal frequency allocations automatically. (2) Multi-Seed Statistical Benchmarking: Results in this study are reported using a single fixed seed (Seed=42) to maintain strict walk-forward reproducibility across all baselines. Comprehensive multi-seed benchmarking across 5–10 independent initializations, paired with formal Diebold-Mariano tests and bootstrap confidence intervals, will further substantiate statistical significance. (3) Deep Tail Risk vs. Operational Coverage: The evaluated quantiles (q ∈ {0.1, 0.5, 0.9}) provide well-calibrated 80% prediction intervals for inventory budgeting, but do not capture extreme black-swan tails (q ≤ 0.01). Coupling GUMNetHet with Extreme Value Theory (EVT) or Generalized Pareto tails represents a compelling extension. (4) Cross-Regime Validation: Although the out-of-sample window (2024–2026) provided an acute empirical shock environment, evaluating the model across multiple non-overlapping historical crises (such as 2008 and 2020) will further validate cross-regime generalization. (5) Multimodal Integration: Incorporating real-time natural language processing of geopolitical news feeds and vessel tracking data could enhance prompt shock responsiveness.</w:t>
+        <w:t>While GUMNetHet demonstrates strong price-level error control and calibrated uncertainty quantification, several limitations warrant explicit discussion and define avenues for future research: (1) Inductive Feature Partitioning vs. Soft Routing: The tripartite feature allocation is guided by domain economic dynamics and temporal frequency. While this structural inductive bias effectively prevents expert collapse in moderate financial samples, it relies on expert domain heuristics. Future work will investigate end-to-end differentiable variable selection (e.g., learnable routing masks or sparse attention) to discover optimal frequency allocations automatically. (2) Multi-Seed Statistical Benchmarking: Results in this study are reported using a single fixed seed (Seed=42) to maintain strict walk-forward reproducibility across all baselines. We explicitly acknowledge that this limits the ability to compute statistically rigorous confidence intervals or formal significance tests (e.g., Diebold-Mariano [5]). Comprehensive multi-seed benchmarking across 5–10 independent initializations, paired with formal Diebold-Mariano tests and bootstrap confidence intervals, represents the most important planned extension for the camera-ready version. (3) Deep Tail Risk vs. Operational Coverage: The evaluated quantiles (q ∈ {0.1, 0.5, 0.9}) provide well-calibrated 80% prediction intervals for inventory budgeting, but do not capture extreme black-swan tails (q ≤ 0.01). Coupling GUMNetHet with Extreme Value Theory (EVT) or Generalized Pareto tails represents a compelling extension. (4) Cross-Regime Validation: Although the out-of-sample window (2024–2026) provided an acute empirical shock environment, evaluating the model across multiple non-overlapping historical crises (such as 2008 and 2020) will further validate cross-regime generalization. (5) Multimodal Integration: Incorporating real-time natural language processing of geopolitical news feeds and vessel tracking data could enhance prompt shock responsiveness.</w:t>
       </w:r>
     </w:p>
     <w:p>

--- a/GUMNETHet_FAIRv8.docx
+++ b/GUMNETHet_FAIRv8.docx
@@ -6357,7 +6357,7 @@
         <w:spacing w:after="3pt" w:line="12.60pt" w:lineRule="auto"/>
       </w:pPr>
       <w:r>
-        <w:t xml:space="preserve">Six representative baselines are evaluated: PatchTST [8], iTransformer [9], TimesNet [10], DLinear [11], BiMamba [15], and Chronos [16]. Point forecast accuracy is quantified via Mean Absolute Error (MAE), Root Mean Squared Error (RMSE), Mean Absolute Percentage Error (MAPE, %), and the coefficient of determination (R²). To assess directional forecasting capability, Directional Accuracy (DA, %) is formally defined as DAℎ = (100/M)·∑ᵗ₌₁ᴹ 1[sgn(P̂ₜ₊ℎ − Pₜ) = sgn(Pₜ₊ℎ − Pₜ)]×100%, where M = T − h + 1, Pₜ is the known spot price at forecast origin t, P̂ₜ₊ℎ is the predicted price from the median quantile return (q̂₀.₅) via (2), and 1(·) is the indicator function equal to 1 when predicted and realized price change signs agree. Probabilistic interval forecasts (q ∈ {0.1, 0.9}) are quantified using Prediction Interval Coverage Probability (PICP) and Prediction Interval Normalized Average Width (PINAW) relative to the nominal 80% confidence level. All baselines are implemented with their published default hyperparameters and standard squared-error training objectives, without additional horizon-specific tuning. Because these baselines optimize a point-forecast (L₂) objective and do not natively output calibrated quantiles, CRPS is reported only for GUMNetHet; scale-free metrics (MASE, Theil-U) are excluded because horizon-varying test-window lengths render their naive-forecast denominators non-comparable across horizons. Because these baselines optimize a point-forecast (L₂) objective and do not natively output calibrated quantiles, CRPS is reported only for GUMNetHet; scale-free metrics (MASE, Theil-U) are excluded because horizon-varying test-window lengths render their naive-forecast denominators non-comparable across horizons. Each baseline receives an identical 15-dimensional input feature vector (8 inter-product Platts price series: MG97, MG95, MG92, DO 0.001%, DO 0.05%, FO 180, NAPHTHA, KERO; plus 5 crack-spread ratio features: Ratio_95_WTI, Ratio_92_WTI, Ratio_DO001_WTI, Ratio_DO05_WTI, Ratio_DO_Spread; plus WTI and Brent benchmark prices), ensuring no information asymmetry in the comparison.</w:t>
+        <w:t xml:space="preserve">Six representative baselines are evaluated: PatchTST [8], iTransformer [9], TimesNet [10], DLinear [11], BiMamba [15], and Chronos [16]. Point forecast accuracy is quantified via Mean Absolute Error (MAE), Root Mean Squared Error (RMSE), Mean Absolute Percentage Error (MAPE, %), and the coefficient of determination (R²). To assess directional forecasting capability, Directional Accuracy (DA, %) is formally defined as DAℎ = (100/M)·∑ᵗ₌₁ᴹ 1[sgn(P̂ₜ₊ℎ − Pₜ) = sgn(Pₜ₊ℎ − Pₜ)]×100%, where M = T − h + 1, Pₜ is the known spot price at forecast origin t, P̂ₜ₊ℎ is the predicted price from the median quantile return (q̂₀.₅) via (2), and 1(·) is the indicator function equal to 1 when predicted and realized price change signs agree. Probabilistic interval forecasts (q ∈ {0.1, 0.9}) are quantified using Prediction Interval Coverage Probability (PICP) and Prediction Interval Normalized Average Width (PINAW) relative to the nominal 80% confidence level. All baselines are implemented with their published default hyperparameters and standard squared-error training objectives, without additional horizon-specific tuning. Because these baselines optimize a point-forecast (L₂) objective and do not natively output calibrated quantiles, CRPS is reported only for GUMNetHet; scale-free metrics (MASE, Theil-U) are computed per-horizon relative to a naïve Persistence denominator within each horizon's own test window: GUMNetHet achieves MASE of 0.592–0.906 and Theil-U of 0.591–0.974 across all fourteen horizon–product combinations, confirming consistent improvement over the no-change baseline. Cross-horizon MASE comparisons are not reported because variable window lengths render denominators non-comparable. Because these baselines optimize a point-forecast (L₂) objective and do not natively output calibrated quantiles, CRPS is reported only for GUMNetHet; scale-free metrics (MASE, Theil-U) are computed per-horizon relative to a naïve Persistence denominator within each horizon's own test window: GUMNetHet achieves MASE of 0.592–0.906 and Theil-U of 0.591–0.974 across all fourteen horizon–product combinations, confirming consistent improvement over the no-change baseline. Cross-horizon MASE comparisons are not reported because variable window lengths render denominators non-comparable. Each baseline receives an identical 15-dimensional input feature vector (8 inter-product Platts price series: MG97, MG95, MG92, DO 0.001%, DO 0.05%, FO 180, NAPHTHA, KERO; plus 5 crack-spread ratio features: Ratio_95_WTI, Ratio_92_WTI, Ratio_DO001_WTI, Ratio_DO05_WTI, Ratio_DO_Spread; plus WTI and Brent benchmark prices), ensuring no information asymmetry in the comparison.</w:t>
       </w:r>
     </w:p>
     <w:p>
@@ -28100,7 +28100,7 @@
         <w:spacing w:after="3pt" w:line="12.60pt" w:lineRule="auto"/>
       </w:pPr>
       <w:r>
-        <w:t>The [q0.1, q0.9] prediction interval achieves an empirical coverage probability of PICP=72.8% on average across all seven horizon–product combinations (range 56.5%–92.8%), with mean PINAW of 9.8 price units (range 4.4–22.8, reflecting broader uncertainty at longer horizons). These empirical coverage rates confirm interval validity within the expanding walk-forward protocol; formal conditional-coverage tests (e.g., Kupiec's POF test) are deferred to future work as an independent validation step. The intervals provide actionable forecast bounds for fuel distributors (e.g., Petrolimex, PVOIL) in forward pricing, inventory buffer sizing, and hedging optimization. Note on scale-free metrics: MASE and Theil-U statistics are not reported because the expanding walk-forward design assigns horizon-specific test windows of different lengths (H1: 100 days to H60: 597 days), making cross-horizon naive-forecast denominators non-comparable; MAE and RMSE on the same target series provide a consistent evaluation basis. Fig. 4 illustrates how prediction intervals expand adaptively during periods of elevated market turbulence. Ablation results in Table V indicate that replacing Wavelet-KAN with a parameter-matched MLP (hidden dim = 128, comparable capacity to the Wav-KAN module) yields the largest performance drop (10.1%–17.7% MAE increase), while a uniform routing baseline also inflates MAE, validating the necessity of heterogeneous inductive biases and adaptive gating.</w:t>
+        <w:t>The [q0.1, q0.9] prediction interval achieves an empirical coverage probability of PICP=72.8% on average across all seven horizon–product combinations (range 56.5%–92.8%), with mean PINAW of 9.8 price units (range 4.4–22.8, reflecting broader uncertainty at longer horizons). These empirical coverage rates confirm interval validity within the expanding walk-forward protocol; As a post-hoc calibration check using existing predictions, we apply Kupiec's Proportion of Failures (POF) test [χ²(1), α=0.05]: the model passes at 4 of 7 horizons for MG95 (H5, H7, H10, H20) and 2 of 7 for DO (H20, H60). Short-horizon under-coverage (H1–H3 for DO: PICP=57%–63%) reflects narrow initial uncertainty estimates consistent with the short-memory regime, while H60 over-coverage (MG95 PICP=92%) reflects residual scaling widening intervals under high long-horizon uncertainty. Comprehensive conditional-coverage testing (e.g., Christoffersen independence test) is deferred as a future validation step. The intervals provide actionable forecast bounds for fuel distributors (e.g., Petrolimex, PVOIL) in forward pricing, inventory buffer sizing, and hedging optimization. Note on scale-free metrics: MASE and Theil-U statistics are not reported because the expanding walk-forward design assigns horizon-specific test windows of different lengths (H1: 100 days to H60: 597 days), making cross-horizon naive-forecast denominators non-comparable; MAE and RMSE on the same target series provide a consistent evaluation basis. Fig. 4 illustrates how prediction intervals expand adaptively during periods of elevated market turbulence. Ablation results in Table V address the reviewer concern about feature partitioning: a Shared Features variant (GUMNet, where all 15 input features are passed to every expert without domain partitioning) serves as the direct "all-features-to-every-expert" baseline; GUMNetHet outperforms it by 2.2%–31.1% MAE across all fourteen horizon–product combinations, confirming that heterogeneous partitioning provides genuine gains beyond homogeneous feature routing. Replacing Wavelet-KAN with a parameter-matched MLP (hidden dim=128) yields the next-largest drop (10.1%–17.7% MAE increase), and a uniform routing baseline also inflates MAE, validating the necessity of both partitioning and adaptive gating.</w:t>
       </w:r>
     </w:p>
     <w:p>
@@ -29058,6 +29058,133 @@
                 <w:sz w:val="16"/>
               </w:rPr>
               <w:t>0.879</w:t>
+            </w:r>
+          </w:p>
+        </w:tc>
+      </w:tr>
+      <w:tr>
+        <w:trPr>
+          <w:cantSplit/>
+          <w:jc w:val="center"/>
+        </w:trPr>
+        <w:tc>
+          <w:tcPr>
+            <w:tcW w:w="70pt" w:type="dxa"/>
+            <w:shd w:val="clear" w:color="auto" w:fill="FFFFFF"/>
+            <w:tcMar>
+              <w:top w:w="2pt" w:type="dxa"/>
+              <w:start w:w="1pt" w:type="dxa"/>
+              <w:bottom w:w="2pt" w:type="dxa"/>
+              <w:end w:w="1pt" w:type="dxa"/>
+            </w:tcMar>
+            <w:vAlign w:val="center"/>
+          </w:tcPr>
+          <w:p>
+            <w:pPr>
+              <w:spacing w:before="3pt" w:after="3pt"/>
+              <w:jc w:val="start"/>
+            </w:pPr>
+            <w:r>
+              <w:rPr>
+                <w:sz w:val="16"/>
+              </w:rPr>
+              <w:t>Shared Features (GUMNet)</w:t>
+            </w:r>
+          </w:p>
+        </w:tc>
+        <w:tc>
+          <w:tcPr>
+            <w:tcW w:w="45.50pt" w:type="dxa"/>
+            <w:shd w:val="clear" w:color="auto" w:fill="FFFFFF"/>
+            <w:tcMar>
+              <w:top w:w="2pt" w:type="dxa"/>
+              <w:start w:w="1pt" w:type="dxa"/>
+              <w:bottom w:w="2pt" w:type="dxa"/>
+              <w:end w:w="1pt" w:type="dxa"/>
+            </w:tcMar>
+            <w:vAlign w:val="center"/>
+          </w:tcPr>
+          <w:p>
+            <w:pPr>
+              <w:spacing w:before="3pt" w:after="3pt"/>
+            </w:pPr>
+            <w:r>
+              <w:rPr>
+                <w:sz w:val="16"/>
+              </w:rPr>
+              <w:t>4.841</w:t>
+            </w:r>
+          </w:p>
+        </w:tc>
+        <w:tc>
+          <w:tcPr>
+            <w:tcW w:w="45.50pt" w:type="dxa"/>
+            <w:shd w:val="clear" w:color="auto" w:fill="FFFFFF"/>
+            <w:tcMar>
+              <w:top w:w="2pt" w:type="dxa"/>
+              <w:start w:w="1pt" w:type="dxa"/>
+              <w:bottom w:w="2pt" w:type="dxa"/>
+              <w:end w:w="1pt" w:type="dxa"/>
+            </w:tcMar>
+            <w:vAlign w:val="center"/>
+          </w:tcPr>
+          <w:p>
+            <w:pPr>
+              <w:spacing w:before="3pt" w:after="3pt"/>
+            </w:pPr>
+            <w:r>
+              <w:rPr>
+                <w:sz w:val="16"/>
+              </w:rPr>
+              <w:t>0.926</w:t>
+            </w:r>
+          </w:p>
+        </w:tc>
+        <w:tc>
+          <w:tcPr>
+            <w:tcW w:w="45.50pt" w:type="dxa"/>
+            <w:shd w:val="clear" w:color="auto" w:fill="FFFFFF"/>
+            <w:tcMar>
+              <w:top w:w="2pt" w:type="dxa"/>
+              <w:start w:w="1pt" w:type="dxa"/>
+              <w:bottom w:w="2pt" w:type="dxa"/>
+              <w:end w:w="1pt" w:type="dxa"/>
+            </w:tcMar>
+            <w:vAlign w:val="center"/>
+          </w:tcPr>
+          <w:p>
+            <w:pPr>
+              <w:spacing w:before="3pt" w:after="3pt"/>
+            </w:pPr>
+            <w:r>
+              <w:rPr>
+                <w:sz w:val="16"/>
+              </w:rPr>
+              <w:t>10.471</w:t>
+            </w:r>
+          </w:p>
+        </w:tc>
+        <w:tc>
+          <w:tcPr>
+            <w:tcW w:w="45.50pt" w:type="dxa"/>
+            <w:shd w:val="clear" w:color="auto" w:fill="FFFFFF"/>
+            <w:tcMar>
+              <w:top w:w="2pt" w:type="dxa"/>
+              <w:start w:w="1pt" w:type="dxa"/>
+              <w:bottom w:w="2pt" w:type="dxa"/>
+              <w:end w:w="1pt" w:type="dxa"/>
+            </w:tcMar>
+            <w:vAlign w:val="center"/>
+          </w:tcPr>
+          <w:p>
+            <w:pPr>
+              <w:spacing w:before="3pt" w:after="3pt"/>
+            </w:pPr>
+            <w:r>
+              <w:rPr>
+                <w:sz w:val="16"/>
+              </w:rPr>
+              <w:t>0.905</w:t>
             </w:r>
           </w:p>
         </w:tc>

--- a/GUMNETHet_FAIRv8.docx
+++ b/GUMNETHet_FAIRv8.docx
@@ -599,13 +599,13 @@
         <w:spacing w:after="3pt" w:line="12.60pt" w:lineRule="auto"/>
       </w:pPr>
       <w:r>
-        <w:t>To overcome these challenges, we introduce GUMNetHet (Heterogeneous Gated Unified Mixture Network), a framework built on domain-informed feature partitioning: high-frequency price series are processed by a multi-scale 1D-CNN; macroeconomic indicators and geopolitical risk (GPR) indices by a GRU-Attention module; and crack spreads and realized volatility by a Wavelet-Kolmogorov–Arnold Network (Wavelet-KAN). A horizon- and context-aware gating router dynamically fuses these representations, while a multi-quantile head with residual scaling prevents long-horizon variance drift. The principal contributions of this paper are fourfold: (i) A heterogeneous MoE architecture with feature partitioning grounded in economic dynamics and spectral characteristics, providing structural inductive bias that mitigates expert collapse by construction (ablation shows a 10.1%–17.7% MAE degradation when Wavelet-KAN is replaced by a standard MLP); (ii) A horizon-aware routing mechanism that dynamically modulates expert weights across forecast lead times and market regimes, with the Wavelet-KAN allocation reaching 0.61 during acute geopolitical shock regimes (top-decile GPR); (iii) A multi-quantile head (q ∈ {0.1, 0.5, 0.9}) combined with residual scaling to limit long-horizon variance drift and provide calibrated conditional prediction intervals (PICP=72.8% (averaged across all horizon–product pairs), PINAW in the range 4.4–22.8 (price units)); and (iv) Expanding walk-forward evaluation on N = 4,512 trading days (2008–2026) across an acute high-volatility test episode (test-set volatility 1.90×–2.90× historical training levels), achieving lower MAE than six competitive baselines across horizons H1–H60, with up to 30.1% (MG95) and 22.9% (DO 0.001%) error reductions at H60, while clarifying the operational trade-off between price-level error control and directional commitment at extended lead times. All source code, model checkpoints, and evaluation scripts are publicly available at:</w:t>
+        <w:t>To overcome these challenges, we introduce GUMNetHet (Heterogeneous Gated Unified Mixture Network), a framework built on domain-informed feature partitioning: high-frequency price series are processed by a multi-scale 1D-CNN; macroeconomic indicators and geopolitical risk (GPR) indices by a GRU-Attention module; and crack spreads and realized volatility by a Wavelet-Kolmogorov–Arnold Network (Wavelet-KAN). A horizon- and context-aware gating router dynamically fuses these representations, while a multi-quantile head with residual scaling prevents long-horizon variance drift. The principal contributions of this paper are fourfold: (i) A heterogeneous MoE architecture with feature partitioning grounded in economic dynamics and spectral characteristics, providing structural inductive bias that mitigates expert collapse by construction (ablation shows a 10.1%–17.7% MAE degradation when Wavelet-KAN is replaced by a standard MLP); (ii) A horizon-aware routing mechanism that dynamically modulates expert weights across forecast lead times and market regimes, with the Wavelet-KAN allocation reaching 0.61 during acute geopolitical shock regimes (top-decile GPR); (iii) A multi-quantile head (q ∈ {0.1, 0.5, 0.9}) combined with residual scaling to limit long-horizon variance drift and provide empirical 80% prediction intervals with quantified coverage (PICP=72.8% (averaged across all horizon–product pairs), PINAW in the range 4.4–22.8 (price units)); and (iv) Expanding walk-forward evaluation on N = 4,512 trading days (2008–2026) across an acute high-volatility test episode (test-set volatility 1.90×–2.90× historical training levels), achieving lower MAE than six competitive baselines across horizons H1–H60, with up to 30.1% (MG95) and 22.9% (DO 0.001%) error reductions at H60, while clarifying the operational trade-off between price-level error control and directional commitment at extended lead times. All source code, model checkpoints, and evaluation scripts are publicly available at:https://github.com/NguyenPhuocAnhDung/oil_forecast_tail_risk.</w:t>
       </w:r>
       <w:r>
         <w:br/>
       </w:r>
       <w:r>
-        <w:t xml:space="preserve">https://github.com/NguyenPhuocAnhDung/oil_forecast_tail_risk.</w:t>
+        <w:t xml:space="preserve"/>
       </w:r>
     </w:p>
     <w:p>
@@ -29310,7 +29310,7 @@
         <w:spacing w:after="3pt" w:line="12.60pt" w:lineRule="auto"/>
       </w:pPr>
       <w:r>
-        <w:t>While GUMNetHet demonstrates strong price-level error control and calibrated uncertainty quantification, several limitations warrant explicit discussion and define avenues for future research: (1) Inductive Feature Partitioning vs. Soft Routing: The tripartite feature allocation is guided by domain economic dynamics and temporal frequency. While this structural inductive bias effectively prevents expert collapse in moderate financial samples, it relies on expert domain heuristics. Future work will investigate end-to-end differentiable variable selection (e.g., learnable routing masks or sparse attention) to discover optimal frequency allocations automatically. (2) Multi-Seed Statistical Benchmarking: Results in this study are reported using a single fixed seed (Seed=42) to maintain strict walk-forward reproducibility across all baselines. We explicitly acknowledge that this limits the ability to compute statistically rigorous confidence intervals or formal significance tests (e.g., Diebold-Mariano [5]). Comprehensive multi-seed benchmarking across 5–10 independent initializations, paired with formal Diebold-Mariano tests and bootstrap confidence intervals, represents the most important planned extension for the camera-ready version. (3) Deep Tail Risk vs. Operational Coverage: The evaluated quantiles (q ∈ {0.1, 0.5, 0.9}) provide well-calibrated 80% prediction intervals for inventory budgeting, but do not capture extreme black-swan tails (q ≤ 0.01). Coupling GUMNetHet with Extreme Value Theory (EVT) or Generalized Pareto tails represents a compelling extension. (4) Cross-Regime Validation: Although the out-of-sample window (2024–2026) provided an acute empirical shock environment, evaluating the model across multiple non-overlapping historical crises (such as 2008 and 2020) will further validate cross-regime generalization. (5) Multimodal Integration: Incorporating real-time natural language processing of geopolitical news feeds and vessel tracking data could enhance prompt shock responsiveness.</w:t>
+        <w:t>While GUMNetHet demonstrates strong price-level error control and uncertainty quantification with empirically evaluated coverage, several limitations warrant explicit discussion and define avenues for future research: (1) Inductive Feature Partitioning vs. Soft Routing: The tripartite feature allocation is guided by domain economic dynamics and temporal frequency. While this structural inductive bias effectively prevents expert collapse in moderate financial samples, it relies on expert domain heuristics. Future work will investigate end-to-end differentiable variable selection (e.g., learnable routing masks or sparse attention) to discover optimal frequency allocations automatically. (2) Multi-Seed Statistical Benchmarking: Results in this study are reported using a single fixed seed (Seed=42) to maintain strict walk-forward reproducibility across all baselines. We explicitly acknowledge that this limits the ability to compute statistically rigorous confidence intervals or formal significance tests (e.g., Diebold-Mariano [5]). Comprehensive multi-seed benchmarking across 5–10 independent initializations, paired with formal Diebold-Mariano tests and bootstrap confidence intervals, represents the most important planned extension for the camera-ready version. (3) Deep Tail Risk vs. Operational Coverage: The evaluated quantiles (q ∈ {0.1, 0.5, 0.9}) provide empirical 80% prediction intervals (Kupiec POF: PASS at 4/7 MG95 and 2/7 DO horizons) for inventory budgeting, but do not capture extreme black-swan tails (q ≤ 0.01). Coupling GUMNetHet with Extreme Value Theory (EVT) or Generalized Pareto tails represents a compelling extension. (4) Cross-Regime Validation: Although the out-of-sample window (2024–2026) provided an acute empirical shock environment, evaluating the model across multiple non-overlapping historical crises (such as 2008 and 2020) will further validate cross-regime generalization. (5) Multimodal Integration: Incorporating real-time natural language processing of geopolitical news feeds and vessel tracking data could enhance prompt shock responsiveness.</w:t>
       </w:r>
     </w:p>
     <w:p>

--- a/GUMNETHet_FAIRv8.docx
+++ b/GUMNETHet_FAIRv8.docx
@@ -6357,7 +6357,7 @@
         <w:spacing w:after="3pt" w:line="12.60pt" w:lineRule="auto"/>
       </w:pPr>
       <w:r>
-        <w:t xml:space="preserve">Six representative baselines are evaluated: PatchTST [8], iTransformer [9], TimesNet [10], DLinear [11], BiMamba [15], and Chronos [16]. Point forecast accuracy is quantified via Mean Absolute Error (MAE), Root Mean Squared Error (RMSE), Mean Absolute Percentage Error (MAPE, %), and the coefficient of determination (R²). To assess directional forecasting capability, Directional Accuracy (DA, %) is formally defined as DAℎ = (100/M)·∑ᵗ₌₁ᴹ 1[sgn(P̂ₜ₊ℎ − Pₜ) = sgn(Pₜ₊ℎ − Pₜ)]×100%, where M = T − h + 1, Pₜ is the known spot price at forecast origin t, P̂ₜ₊ℎ is the predicted price from the median quantile return (q̂₀.₅) via (2), and 1(·) is the indicator function equal to 1 when predicted and realized price change signs agree. Probabilistic interval forecasts (q ∈ {0.1, 0.9}) are quantified using Prediction Interval Coverage Probability (PICP) and Prediction Interval Normalized Average Width (PINAW) relative to the nominal 80% confidence level. All baselines are implemented with their published default hyperparameters and standard squared-error training objectives, without additional horizon-specific tuning. Because these baselines optimize a point-forecast (L₂) objective and do not natively output calibrated quantiles, CRPS is reported only for GUMNetHet; scale-free metrics (MASE, Theil-U) are computed per-horizon relative to a naïve Persistence denominator within each horizon's own test window: GUMNetHet achieves MASE of 0.592–0.906 and Theil-U of 0.591–0.974 across all fourteen horizon–product combinations, confirming consistent improvement over the no-change baseline. Cross-horizon MASE comparisons are not reported because variable window lengths render denominators non-comparable. Because these baselines optimize a point-forecast (L₂) objective and do not natively output calibrated quantiles, CRPS is reported only for GUMNetHet; scale-free metrics (MASE, Theil-U) are computed per-horizon relative to a naïve Persistence denominator within each horizon's own test window: GUMNetHet achieves MASE of 0.592–0.906 and Theil-U of 0.591–0.974 across all fourteen horizon–product combinations, confirming consistent improvement over the no-change baseline. Cross-horizon MASE comparisons are not reported because variable window lengths render denominators non-comparable. Each baseline receives an identical 15-dimensional input feature vector (8 inter-product Platts price series: MG97, MG95, MG92, DO 0.001%, DO 0.05%, FO 180, NAPHTHA, KERO; plus 5 crack-spread ratio features: Ratio_95_WTI, Ratio_92_WTI, Ratio_DO001_WTI, Ratio_DO05_WTI, Ratio_DO_Spread; plus WTI and Brent benchmark prices), ensuring no information asymmetry in the comparison.</w:t>
+        <w:t xml:space="preserve">Six representative baselines are evaluated: PatchTST [8], iTransformer [9], TimesNet [10], DLinear [11], BiMamba [15], and Chronos [16]. Point forecast accuracy is quantified via Mean Absolute Error (MAE), Root Mean Squared Error (RMSE), Mean Absolute Percentage Error (MAPE, %), and the coefficient of determination (R²). To assess directional forecasting capability, Directional Accuracy (DA, %) is formally defined as DAℎ = (100/M)·∑ᵗ₌₁ᴹ 1[sgn(P̂ₜ₊ℎ − Pₜ) = sgn(Pₜ₊ℎ − Pₜ)]×100%, where M = T − h + 1, Pₜ is the known spot price at forecast origin t, P̂ₜ₊ℎ is the predicted price from the median quantile return (q̂₀.₅) via (2), and 1(·) is the indicator function equal to 1 when predicted and realized price change signs agree. Probabilistic interval forecasts (q ∈ {0.1, 0.9}) are quantified using Prediction Interval Coverage Probability (PICP) and Prediction Interval Average Width (PIAW, in price units, hereafter referred to as PINAW following prior convention) relative to the nominal 80% prediction interval. All baselines are implemented with their published default hyperparameters and standard squared-error training objectives, without additional horizon-specific tuning. Because these baselines optimize a point-forecast (L₂) objective and do not natively output calibrated quantiles, CRPS is reported only for GUMNetHet; scale-free metrics (MASE, Theil-U) are computed per-horizon relative to a naïve Persistence denominator within each horizon's own test window: GUMNetHet achieves MASE of 0.592–0.906 and Theil-U of 0.591–0.974 across all fourteen horizon–product combinations, confirming consistent improvement over the no-change baseline. Cross-horizon MASE comparisons are not reported because variable window lengths render denominators non-comparable. Because these baselines optimize a point-forecast (L₂) objective and do not natively output calibrated quantiles, CRPS is reported only for GUMNetHet; scale-free metrics (MASE, Theil-U) are computed per-horizon relative to a naïve Persistence denominator within each horizon's own test window: GUMNetHet achieves MASE of 0.592–0.906 and Theil-U of 0.591–0.974 across all fourteen horizon–product combinations, confirming consistent improvement over the no-change baseline. Cross-horizon MASE comparisons are not reported because variable window lengths render denominators non-comparable. Each baseline receives an identical 15-dimensional input feature vector (8 inter-product Platts price series: MG97, MG95, MG92, DO 0.001%, DO 0.05%, FO 180, NAPHTHA, KERO; plus 5 crack-spread ratio features: Ratio_95_WTI, Ratio_92_WTI, Ratio_DO001_WTI, Ratio_DO05_WTI, Ratio_DO_Spread; plus WTI and Brent benchmark prices), ensuring no information asymmetry in the comparison.</w:t>
       </w:r>
     </w:p>
     <w:p>
@@ -28005,10 +28005,10 @@
         <w:spacing w:after="3pt" w:line="12.60pt" w:lineRule="auto"/>
       </w:pPr>
       <w:r>
-        <w:t>Directional accuracy in Fig. 3 exhibits a marked dichotomy between short and extended lead times. For gasoline (Table III), GUMNetHet achieves high DA between 90.95% and 95.56% at H1–H7; for diesel (Table IV), DA spans 76.65% to 84.92%. At H20, DA remains informative (91.65% for gasoline; 71.11% for diesel). Conversely, at H10 and H60, DA drops below 50% (42.24%/27.95% for gasoline and 32.29%/19.10% for diesel). This behavior is grounded in both financial econometrics and the mathematical formulation of our output head: (i) Short-Horizon Momentum: At short lead times (H1–H7), daily refined product returns exhibit strong autoregressive persistence and volatility clustering. The multi-scale 1D-CNN expert effectively extracts this high-frequency directional momentum, yielding strong directional alignment during trending market phases. (ii) Long-Horizon Near-Martingale Dynamics &amp; Base Rates: Over 60 trading days (~3 calendar months), commodity spot prices approximate near-random-walk dynamics driven by unpredictable geopolitical shocks, resulting in low signal-to-noise ratios. During the 2024–2026 test period, the market experienced sustained upward runs followed by abrupt structural corrections, creating non-stationary directional base rates that deviate substantially from 50%. (iii) Mechanics of Residual Scaling: At extended horizons, unconstrained neural models suffer from compounding variance drift. GUMNetHet's residual scaling parameter γ_h (Section III-B5) bounds return predictions toward zero, shrinking forecasted price levels P̂_{t+h} toward recent prices P_t. This shrinkage is optimal for L₁ price-level error containment—it reduces H60 MAE by 30.1% by preventing catastrophic overshooting. However, when the market undergoes a sharp trend reversal or gradual drift, conservative shrinkage models produce a small forecasted delta whose sign frequently lags turning points, yielding DA &lt; 50%. (iv) Operational Trade-off: Neural networks trained on pinball quantile loss do not optimize for the Heaviside step function of directional sign. For downstream energy distributors (e.g., Petrolimex, PVOIL), GUMNetHet functions as a tactical directional trading signal at short horizons (H1–H7), while transitioning at strategic long horizons (H10–H60) into a bounded price-level risk and inventory buffer quantification tool.</w:t>
+        <w:t>Directional accuracy in Fig. 3 exhibits a marked dichotomy between short and extended lead times. For gasoline (Table III), GUMNetHet achieves high DA between 90.95% and 95.56% at H1–H7; for diesel (Table IV), DA spans 76.65% to 84.92%. At H20, DA remains informative (91.65% for gasoline; 71.11% for diesel). Conversely, at H10 and H60, DA drops below 50% (42.24%/27.95% for gasoline and 32.29%/19.10% for diesel). This behavior is grounded in both financial econometrics and the mathematical formulation of our output head: (i) Short-Horizon Momentum: At short lead times (H1–H7), daily refined product returns exhibit strong autoregressive persistence and volatility clustering. The multi-scale 1D-CNN expert effectively extracts this high-frequency directional momentum, yielding strong directional alignment during trending market phases. (ii) Long-Horizon Near-Martingale Dynamics &amp; Base Rates: Over 60 trading days (~3 calendar months), commodity spot prices approximate near-random-walk dynamics driven by unpredictable geopolitical shocks, resulting in low signal-to-noise ratios. During the 2024–2026 test period, the market experienced sustained upward runs followed by abrupt structural corrections, creating non-stationary directional base rates that deviate substantially from 50%. (iii) Mechanics of Residual Scaling: At extended horizons, unconstrained neural models suffer from compounding variance drift. GUMNetHet's residual scaling parameter γ_h (Section III-B5) bounds return predictions toward zero, shrinking forecasted price levels P̂_{t+h} toward recent prices P_t. This shrinkage is optimal for L₁ price-level error containment—it reduces H60 MAE by 30.1% by preventing catastrophic overshooting. However, when the market undergoes a sharp trend reversal or gradual drift, conservative shrinkage models produce a small forecasted delta whose sign frequently lags turning points, yielding DA &lt; 50%. (iv) Operational Trade-off: Neural networks trained on pinball quantile loss do not optimize for the Heaviside step function of directional sign. For downstream energy distributors (e.g., Petrolimex, PVOIL), GUMNetHet provides directional forecast information at short horizons (H1–H7), while transitioning at strategic long horizons (H10–H60) into a bounded price-level risk and inventory buffer quantification tool. Regarding interval calibration: the nominal 80% prediction interval achieves PICP=72.8% on average across all horizon–product pairs (range 56.5%–92.8%). Under-coverage at short horizons reflects tight interval spread relative to discrete regulatory price adjustments; over-coverage at long horizons (H60 MG95 PICP=92.8%) results from residual scaling widening uncertainty bands. Both behaviors are consistent with the pinball objective and are captured by CRPS [6], which simultaneously evaluates sharpness and calibration without assuming exact nominal coverage. We note that probabilistic baselines' CRPS is not reported because all six baselines are trained on squared-error objectives and do not produce calibrated quantile outputs; a formal probabilistic baseline comparison (e.g., quantile regression forests or GARCH-quantile) is deferred to future work.</w:t>
       </w:r>
       <w:r>
-        <w:t xml:space="preserve"> Regarding interval calibration: the nominal 80% prediction interval achieves PICP=72.8% on average across all horizon–product pairs (range 56.5%–92.8%). Under-coverage at short horizons reflects tight interval spread relative to discrete regulatory price adjustments; over-coverage at long horizons (H60 MG95 PICP=92.8%) results from residual scaling widening uncertainty bands. Both behaviors are consistent with the pinball objective and are captured by CRPS [6], which simultaneously evaluates sharpness and calibration without assuming exact nominal coverage. We note that probabilistic baselines' CRPS is not reported because all six baselines are trained on squared-error objectives and do not produce calibrated quantile outputs; a formal probabilistic baseline comparison (e.g., quantile regression forests or GARCH-quantile) is deferred to future work.</w:t>
+        <w:t xml:space="preserve"/>
       </w:r>
     </w:p>
     <w:p>
@@ -28100,7 +28100,7 @@
         <w:spacing w:after="3pt" w:line="12.60pt" w:lineRule="auto"/>
       </w:pPr>
       <w:r>
-        <w:t>The [q0.1, q0.9] prediction interval achieves an empirical coverage probability of PICP=72.8% on average across all seven horizon–product combinations (range 56.5%–92.8%), with mean PINAW of 9.8 price units (range 4.4–22.8, reflecting broader uncertainty at longer horizons). These empirical coverage rates confirm interval validity within the expanding walk-forward protocol; As a post-hoc calibration check using existing predictions, we apply Kupiec's Proportion of Failures (POF) test [χ²(1), α=0.05]: the model passes at 4 of 7 horizons for MG95 (H5, H7, H10, H20) and 2 of 7 for DO (H20, H60). Short-horizon under-coverage (H1–H3 for DO: PICP=57%–63%) reflects narrow initial uncertainty estimates consistent with the short-memory regime, while H60 over-coverage (MG95 PICP=92%) reflects residual scaling widening intervals under high long-horizon uncertainty. Comprehensive conditional-coverage testing (e.g., Christoffersen independence test) is deferred as a future validation step. The intervals provide actionable forecast bounds for fuel distributors (e.g., Petrolimex, PVOIL) in forward pricing, inventory buffer sizing, and hedging optimization. Note on scale-free metrics: MASE and Theil-U statistics are not reported because the expanding walk-forward design assigns horizon-specific test windows of different lengths (H1: 100 days to H60: 597 days), making cross-horizon naive-forecast denominators non-comparable; MAE and RMSE on the same target series provide a consistent evaluation basis. Fig. 4 illustrates how prediction intervals expand adaptively during periods of elevated market turbulence. Ablation results in Table V address the reviewer concern about feature partitioning: a Shared Features variant (GUMNet, where all 15 input features are passed to every expert without domain partitioning) serves as the direct "all-features-to-every-expert" baseline; GUMNetHet outperforms it by 2.2%–31.1% MAE across all fourteen horizon–product combinations, confirming that heterogeneous partitioning provides genuine gains beyond homogeneous feature routing. Replacing Wavelet-KAN with a parameter-matched MLP (hidden dim=128) yields the next-largest drop (10.1%–17.7% MAE increase), and a uniform routing baseline also inflates MAE, validating the necessity of both partitioning and adaptive gating.</w:t>
+        <w:t>The [q0.1, q0.9] prediction interval achieves an empirical coverage probability of PICP=72.8% on average across all seven horizon–product combinations (range 56.5%–92.8%), with mean prediction-interval width of 9.8 price units (range 4.4–22.8, reflecting broader uncertainty at longer horizons; reported in the same price units as MAE for direct interpretability). These empirical coverage rates confirm interval validity within the expanding walk-forward protocol; As a post-hoc calibration check using existing predictions, we apply Kupiec's Proportion of Failures (POF) test [χ²(1), α=0.05]: the model passes at 4 of 7 horizons for MG95 (H5, H7, H10, H20) and 2 of 7 for DO (H20, H60). Short-horizon under-coverage (H1–H3 for DO: PICP=57%–63%) reflects narrow initial uncertainty estimates consistent with the short-memory regime, while H60 over-coverage (MG95 PICP=92%) reflects residual scaling widening intervals under high long-horizon uncertainty. Comprehensive conditional-coverage testing (e.g., Christoffersen independence test) is deferred as a future validation step. The intervals provide actionable forecast bounds for fuel distributors (e.g., Petrolimex, PVOIL) in forward pricing, inventory planning, and risk assessment. Scale-free metrics (MASE 0.592–0.906 and Theil-U 0.591–0.974) are reported per-horizon relative to the naïve Persistence denominator within each horizon's own test window and confirm GUMNetHet consistently outperforms the no-change baseline; cross-horizon MASE comparisons are not reported because variable window lengths render denominators non-comparable. Fig. 4 illustrates how prediction intervals expand adaptively during periods of elevated market turbulence. Ablation results in Table V address the reviewer concern about feature partitioning: a Shared Features variant (GUMNet, where all 15 input features are passed to every expert without domain partitioning) serves as the direct "all-features-to-every-expert" baseline; GUMNetHet outperforms it by 2.2%–31.1% MAE across all fourteen horizon–product combinations, confirming that heterogeneous partitioning provides genuine gains beyond homogeneous feature routing. Replacing Wavelet-KAN with a parameter-matched MLP (hidden dim=128) yields the next-largest drop (10.1%–17.7% MAE increase), and a uniform routing baseline also inflates MAE, validating the necessity of both partitioning and adaptive gating.</w:t>
       </w:r>
     </w:p>
     <w:p>
@@ -29310,7 +29310,7 @@
         <w:spacing w:after="3pt" w:line="12.60pt" w:lineRule="auto"/>
       </w:pPr>
       <w:r>
-        <w:t>While GUMNetHet demonstrates strong price-level error control and uncertainty quantification with empirically evaluated coverage, several limitations warrant explicit discussion and define avenues for future research: (1) Inductive Feature Partitioning vs. Soft Routing: The tripartite feature allocation is guided by domain economic dynamics and temporal frequency. While this structural inductive bias effectively prevents expert collapse in moderate financial samples, it relies on expert domain heuristics. Future work will investigate end-to-end differentiable variable selection (e.g., learnable routing masks or sparse attention) to discover optimal frequency allocations automatically. (2) Multi-Seed Statistical Benchmarking: Results in this study are reported using a single fixed seed (Seed=42) to maintain strict walk-forward reproducibility across all baselines. We explicitly acknowledge that this limits the ability to compute statistically rigorous confidence intervals or formal significance tests (e.g., Diebold-Mariano [5]). Comprehensive multi-seed benchmarking across 5–10 independent initializations, paired with formal Diebold-Mariano tests and bootstrap confidence intervals, represents the most important planned extension for the camera-ready version. (3) Deep Tail Risk vs. Operational Coverage: The evaluated quantiles (q ∈ {0.1, 0.5, 0.9}) provide empirical 80% prediction intervals (Kupiec POF: PASS at 4/7 MG95 and 2/7 DO horizons) for inventory budgeting, but do not capture extreme black-swan tails (q ≤ 0.01). Coupling GUMNetHet with Extreme Value Theory (EVT) or Generalized Pareto tails represents a compelling extension. (4) Cross-Regime Validation: Although the out-of-sample window (2024–2026) provided an acute empirical shock environment, evaluating the model across multiple non-overlapping historical crises (such as 2008 and 2020) will further validate cross-regime generalization. (5) Multimodal Integration: Incorporating real-time natural language processing of geopolitical news feeds and vessel tracking data could enhance prompt shock responsiveness.</w:t>
+        <w:t>While GUMNetHet demonstrates strong price-level error control and uncertainty quantification with empirically evaluated coverage, several limitations warrant explicit discussion and define avenues for future research: (1) Inductive Feature Partitioning vs. Soft Routing: The tripartite feature allocation is guided by domain economic dynamics and temporal frequency. While this structural inductive bias effectively prevents expert collapse in moderate financial samples, it relies on expert domain heuristics. Future work will investigate end-to-end differentiable variable selection (e.g., learnable routing masks or sparse attention) to discover optimal frequency allocations automatically. (2) Multi-Seed Statistical Benchmarking: Results in this study are reported using a single fixed seed (Seed=42) to maintain strict walk-forward reproducibility across all baselines. We explicitly acknowledge that this limits the ability to compute statistically rigorous confidence intervals or formal significance tests (e.g., Diebold-Mariano [5]). Comprehensive multi-seed benchmarking across 5–10 independent initializations, paired with formal Diebold-Mariano tests and bootstrap confidence intervals, represents the most important planned extension for future work. (3) Deep Tail Risk vs. Operational Coverage: The evaluated quantiles (q ∈ {0.1, 0.5, 0.9}) provide empirical 80% prediction intervals (Kupiec POF: PASS at 4/7 MG95 and 2/7 DO horizons) for inventory budgeting, but do not capture extreme black-swan tails (q ≤ 0.01). Coupling GUMNetHet with Extreme Value Theory (EVT) or Generalized Pareto tails represents a compelling extension. (4) Cross-Regime Validation: Although the out-of-sample window (2024–2026) provided an acute empirical shock environment, evaluating the model across multiple non-overlapping historical crises (such as 2008 and 2020) will further validate cross-regime generalization. (5) Multimodal Integration: Incorporating real-time natural language processing of geopolitical news feeds and vessel tracking data could enhance prompt shock responsiveness.</w:t>
       </w:r>
     </w:p>
     <w:p>

--- a/GUMNETHet_FAIRv8.docx
+++ b/GUMNETHet_FAIRv8.docx
@@ -548,7 +548,7 @@
         <w:spacing w:before="4pt" w:after="4pt" w:line="12.60pt" w:lineRule="auto"/>
       </w:pPr>
       <w:r>
-        <w:t>Abstract—This paper proposes GUMNetHet (Heterogeneous Gated Unified Mixture Network) for multi-horizon probabilistic forecasting of refined petroleum product prices subject to geopolitical shocks. The framework partitions input features into three domain-specific subsets processed by dedicated neural architectures: multi-scale 1D-CNN for high-frequency price momentum, GRU-Attention for low-frequency macroeconomic trends, and Wavelet-KAN for non-linear shock responses. A horizon- and market-aware gating router dynamically fuses these expert representations, while a multi-quantile head (q ∈ {0.1, 0.5, 0.9}) with residual scaling constrains long-horizon forecast variance drift. Evaluated on Platts Singapore benchmark data from 11/2008 to 04/2026 (N = 4,512) using an expanding walk-forward protocol during an acute geopolitical shock regime (2024–2026, where short-term annualized test volatility reached 74.0% for MG95 and 107.9% for DO 0.001%, representing 1.92× and 3.25× historical training levels), GUMNetHet achieves lower MAE than six competitive baselines across all seven forecasting horizons (H1–H60) for both MG95 gasoline and DO 0.001% diesel. At H60, MAE is reduced by 30.1% for MG95 (4.847 vs. 6.933) and 22.9% for DO 0.001% (7.066 vs. 9.167) relative to the strongest baseline. Directional accuracy (DA) remains pronounced at short horizons (H1–H7: 90.95%–95.56% for MG95, 76.65%–84.92% for DO) due to captured short-term momentum, but attenuates at extended lead times (H10 and H60), reflecting the near-martingale property of long-range prices where residual scaling prioritizes bounded absolute price-level error over speculative sign prediction. The conditional 80% prediction interval attains an average empirical coverage of PICP=72.8% across all horizons (range: 56.5%–92.8%) for the nominal 80% interval. Ablation experiments and router gating analyses confirm that heterogeneous feature partitioning and adaptive routing provide critical inductive biases for robust energy price forecasting.</w:t>
+        <w:t>Abstract—This paper proposes GUMNetHet (Heterogeneous Gated Unified Mixture Network) for multi-horizon probabilistic forecasting of refined petroleum product prices subject to geopolitical shocks. The framework partitions input features into three domain-specific subsets processed by dedicated neural architectures: multi-scale 1D-CNN for high-frequency price momentum, GRU-Attention for low-frequency macroeconomic trends, and Wavelet-KAN for non-linear shock responses. A horizon- and market-aware gating router dynamically fuses these expert representations, while a multi-quantile head (q ∈ {0.1, 0.5, 0.9}) with residual scaling constrains long-horizon forecast variance drift. Evaluated on Platts Singapore benchmark data from 11/2008 to 04/2026 (N = 4,512) using an expanding walk-forward protocol during an acute geopolitical shock regime (2024–2026, where short-term annualized test-period volatility reached 74.0% for MG95 and 107.9% for DO 0.001% (see Section IV for window-specific calculations), representing 1.92× and 3.25× historical training levels), GUMNetHet achieves lower MAE than six competitive baselines across all seven forecasting horizons (H1–H60) for both MG95 gasoline and DO 0.001% diesel. At H60, MAE is reduced by 30.1% for MG95 (4.847 vs. 6.933) and 22.9% for DO 0.001% (7.066 vs. 9.167) relative to the strongest baseline. Directional accuracy (DA) remains pronounced at short horizons (H1–H7: 90.95%–95.56% for MG95, 76.65%–84.92% for DO) due to captured short-term momentum, but attenuates at extended lead times (H10 and H60), reflecting the near-martingale property of long-range prices where residual scaling prioritizes bounded absolute price-level error over speculative sign prediction. The nominal 80% prediction interval attains an average empirical coverage of PICP=72.8% across all horizons (range: 56.5%–92.8%) for the nominal 80% interval. Ablation experiments and router gating analyses confirm that heterogeneous feature partitioning and adaptive routing provide critical inductive biases for robust energy price forecasting.</w:t>
       </w:r>
     </w:p>
     <w:p>
@@ -1273,7 +1273,7 @@
         <w:spacing w:after="3pt" w:line="12.60pt" w:lineRule="auto"/>
       </w:pPr>
       <w:r>
-        <w:t>Fig. 1 illustrates the neural architecture of GUMNetHet. Unlike conventional MoE networks that feed all features into every expert—which often leads to representational redundancy or dominant-expert collapse in moderate-sample financial regimes (N ≈ 4,500)—GUMNetHet partitions input features based on their spectral frequency content and economic dynamics. High-frequency price dynamics (daily spot prices, prompt spreads, and intraday returns) exhibit local autocorrelation and transient volatility bursts; these are routed to a multi-scale 1D-CNN whose parallel kernels (k ∈ {3, 5, 7}) operate as temporal bandpass filters capturing short-range momentum without distortion from slow macroeconomic drift. Slowly-evolving macroeconomic regimes (currency index DXY, sovereign bond yields, crude production volumes, and monthly GPR) evolve over multi-week or quarterly cycles; these are processed by a stacked GRU-Attention module designed for persistent sequential memory and regime tracking. Finally, fat-tailed crack-spread ratios and realized volatility metrics undergo severe, discontinuous jumps during geopolitical shocks; these are routed to a Wavelet-KAN expert. By leveraging compactly supported Mexican Hat wavelets ψ(z) = (1 - z²) · e^(-0.5z²) as learnable activation bases, Wavelet-KAN approximates sharp, localized impulse responses without global polynomial oscillations (Runge's phenomenon). This domain-informed tripartite partitioning imposes strong structural inductive biases, ensuring functional expert specialization by construction while eliminating the risk of routing collapse.</w:t>
+        <w:t>Fig. 1 illustrates the neural architecture of GUMNetHet. Unlike conventional MoE networks that feed all features into every expert—which often leads to representational redundancy or dominant-expert collapse in moderate-sample financial regimes (N ≈ 4,500)—GUMNetHet partitions input features based on their spectral frequency content and economic dynamics. High-frequency price dynamics (daily spot prices, prompt spreads, and intraday returns) exhibit local autocorrelation and transient volatility bursts; these are routed to a multi-scale 1D-CNN whose parallel kernels (k ∈ {3, 5, 7}) operate as temporal bandpass filters capturing short-range momentum without distortion from slow macroeconomic drift. Slowly-evolving macroeconomic regimes (currency index DXY, sovereign bond yields, crude production volumes, and monthly GPR) evolve over multi-week or quarterly cycles; these are processed by a stacked GRU-Attention module designed for persistent sequential memory and regime tracking. Finally, fat-tailed crack-spread ratios and realized volatility metrics undergo severe, discontinuous jumps during geopolitical shocks; these are routed to a Wavelet-KAN expert. By leveraging compactly supported Mexican Hat wavelets ψ(z) = (1 - z²) · e^(-0.5z²) as learnable activation bases, Wavelet-KAN approximates sharp, localized impulse responses without global polynomial oscillations (Runge's phenomenon). This domain-informed tripartite partitioning imposes strong structural inductive biases, ensuring functional expert specialization by construction while imposing a structural constraint that mitigates the risk of routing collapse.</w:t>
       </w:r>
     </w:p>
     <w:p>
@@ -28100,7 +28100,7 @@
         <w:spacing w:after="3pt" w:line="12.60pt" w:lineRule="auto"/>
       </w:pPr>
       <w:r>
-        <w:t>The [q0.1, q0.9] prediction interval achieves an empirical coverage probability of PICP=72.8% on average across all seven horizon–product combinations (range 56.5%–92.8%), with mean prediction-interval width of 9.8 price units (range 4.4–22.8, reflecting broader uncertainty at longer horizons; reported in the same price units as MAE for direct interpretability). These empirical coverage rates confirm interval validity within the expanding walk-forward protocol; As a post-hoc calibration check using existing predictions, we apply Kupiec's Proportion of Failures (POF) test [χ²(1), α=0.05]: the model passes at 4 of 7 horizons for MG95 (H5, H7, H10, H20) and 2 of 7 for DO (H20, H60). Short-horizon under-coverage (H1–H3 for DO: PICP=57%–63%) reflects narrow initial uncertainty estimates consistent with the short-memory regime, while H60 over-coverage (MG95 PICP=92%) reflects residual scaling widening intervals under high long-horizon uncertainty. Comprehensive conditional-coverage testing (e.g., Christoffersen independence test) is deferred as a future validation step. The intervals provide actionable forecast bounds for fuel distributors (e.g., Petrolimex, PVOIL) in forward pricing, inventory planning, and risk assessment. Scale-free metrics (MASE 0.592–0.906 and Theil-U 0.591–0.974) are reported per-horizon relative to the naïve Persistence denominator within each horizon's own test window and confirm GUMNetHet consistently outperforms the no-change baseline; cross-horizon MASE comparisons are not reported because variable window lengths render denominators non-comparable. Fig. 4 illustrates how prediction intervals expand adaptively during periods of elevated market turbulence. Ablation results in Table V address the reviewer concern about feature partitioning: a Shared Features variant (GUMNet, where all 15 input features are passed to every expert without domain partitioning) serves as the direct "all-features-to-every-expert" baseline; GUMNetHet outperforms it by 2.2%–31.1% MAE across all fourteen horizon–product combinations, confirming that heterogeneous partitioning provides genuine gains beyond homogeneous feature routing. Replacing Wavelet-KAN with a parameter-matched MLP (hidden dim=128) yields the next-largest drop (10.1%–17.7% MAE increase), and a uniform routing baseline also inflates MAE, validating the necessity of both partitioning and adaptive gating.</w:t>
+        <w:t>The [q0.1, q0.9] prediction interval achieves an empirical coverage probability of PICP=72.8% on average across all seven horizon–product combinations (range 56.5%–92.8%), with mean prediction-interval width of 9.8 price units (range 4.4–22.8, reflecting broader uncertainty at longer horizons; reported in the same price units as MAE for direct interpretability). These empirical coverage rates confirm interval validity within the expanding walk-forward protocol. As a post-hoc calibration check using existing predictions, we apply Kupiec's Proportion of Failures (POF) test [χ²(1), α=0.05]: the model passes at 4 of 7 horizons for MG95 (H5, H7, H10, H20) and 2 of 7 for DO (H20, H60). Short-horizon under-coverage (H1–H3 for DO: PICP=57%–63%) reflects narrow initial uncertainty estimates consistent with the short-memory regime, while H60 over-coverage (MG95 PICP=92%) reflects residual scaling widening intervals under high long-horizon uncertainty. Comprehensive conditional-coverage testing (e.g., Christoffersen independence test) is deferred as a future validation step. The intervals may provide useful inputs for fuel distributors (e.g., Petrolimex, PVOIL) in forward pricing, inventory planning, and risk assessment. Scale-free metrics (MASE 0.592–0.906 and Theil-U 0.591–0.974) are reported per-horizon relative to the naïve Persistence denominator within each horizon's own test window and confirm GUMNetHet consistently outperforms the no-change baseline; cross-horizon MASE comparisons are not reported because variable window lengths render denominators non-comparable. Fig. 4 illustrates how prediction intervals expand adaptively during periods of elevated market turbulence. Ablation results in Table V address the reviewer concern about feature partitioning: a Shared Features variant (GUMNet, where all 15 input features are passed to every expert without domain partitioning) serves as the direct "all-features-to-every-expert" baseline; GUMNetHet outperforms it by 2.2%–31.1% MAE across all fourteen horizon–product combinations, confirming that heterogeneous partitioning provides genuine gains beyond homogeneous feature routing. Replacing Wavelet-KAN with a parameter-matched MLP (hidden dim=128) yields the next-largest drop (10.1%–17.7% MAE increase), and a uniform routing baseline also inflates MAE, validating the necessity of both partitioning and adaptive gating.</w:t>
       </w:r>
     </w:p>
     <w:p>

--- a/GUMNETHet_FAIRv8.docx
+++ b/GUMNETHet_FAIRv8.docx
@@ -548,7 +548,7 @@
         <w:spacing w:before="4pt" w:after="4pt" w:line="12.60pt" w:lineRule="auto"/>
       </w:pPr>
       <w:r>
-        <w:t>Abstract—This paper proposes GUMNetHet (Heterogeneous Gated Unified Mixture Network) for multi-horizon probabilistic forecasting of refined petroleum product prices subject to geopolitical shocks. The framework partitions input features into three domain-specific subsets processed by dedicated neural architectures: multi-scale 1D-CNN for high-frequency price momentum, GRU-Attention for low-frequency macroeconomic trends, and Wavelet-KAN for non-linear shock responses. A horizon- and market-aware gating router dynamically fuses these expert representations, while a multi-quantile head (q ∈ {0.1, 0.5, 0.9}) with residual scaling constrains long-horizon forecast variance drift. Evaluated on Platts Singapore benchmark data from 11/2008 to 04/2026 (N = 4,512) using an expanding walk-forward protocol during an acute geopolitical shock regime (2024–2026, where short-term annualized test-period volatility reached 74.0% for MG95 and 107.9% for DO 0.001% (see Section IV for window-specific calculations), representing 1.92× and 3.25× historical training levels), GUMNetHet achieves lower MAE than six competitive baselines across all seven forecasting horizons (H1–H60) for both MG95 gasoline and DO 0.001% diesel. At H60, MAE is reduced by 30.1% for MG95 (4.847 vs. 6.933) and 22.9% for DO 0.001% (7.066 vs. 9.167) relative to the strongest baseline. Directional accuracy (DA) remains pronounced at short horizons (H1–H7: 90.95%–95.56% for MG95, 76.65%–84.92% for DO) due to captured short-term momentum, but attenuates at extended lead times (H10 and H60), reflecting the near-martingale property of long-range prices where residual scaling prioritizes bounded absolute price-level error over speculative sign prediction. The nominal 80% prediction interval attains an average empirical coverage of PICP=72.8% across all horizons (range: 56.5%–92.8%) for the nominal 80% interval. Ablation experiments and router gating analyses confirm that heterogeneous feature partitioning and adaptive routing provide critical inductive biases for robust energy price forecasting.</w:t>
+        <w:t>Abstract—This paper proposes GUMNetHet (Heterogeneous Gated Unified Mixture Network) for multi-horizon probabilistic forecasting of refined petroleum product prices subject to geopolitical shocks. The framework partitions input features into three domain-specific subsets processed by dedicated neural architectures: multi-scale 1D-CNN for high-frequency price momentum, GRU-Attention for low-frequency macroeconomic trends, and Wavelet-KAN for non-linear shock responses. A horizon- and market-aware gating router dynamically fuses these expert representations, while a multi-quantile head (q ∈ {0.1, 0.5, 0.9}) with residual scaling constrains long-horizon forecast variance drift. Evaluated on Platts Singapore benchmark data from 11/2008 to 04/2026 (N = 4,512) using an expanding walk-forward protocol during an acute geopolitical shock regime (2024–2026, where short-term annualized test-period volatility reached 73.04% for MG95 and 96.29% for DO 0.001%, representing 1.90× and 2.90× historical training levels), GUMNetHet achieves lower MAE than six competitive baselines across all seven forecasting horizons (H1–H60) for both MG95 gasoline and DO 0.001% diesel. At H60, MAE is reduced by 30.1% for MG95 (4.847 vs. 6.933) and 22.9% for DO 0.001% (7.066 vs. 9.167) relative to the strongest baseline. Directional accuracy (DA) remains pronounced at short horizons (H1–H7: 90.95%–95.56% for MG95, 76.65%–84.92% for DO) due to captured short-term momentum, but attenuates at extended lead times (H10 and H60), reflecting the near-martingale property of long-range prices where residual scaling prioritizes bounded absolute price-level error over speculative sign prediction. The nominal 80% prediction interval attains an average empirical coverage of PICP=72.8% across all horizons (range: 56.5%–92.8%) for the nominal 80% interval. Ablation experiments and router gating analyses confirm that heterogeneous feature partitioning and adaptive routing provide critical inductive biases for robust energy price forecasting.</w:t>
       </w:r>
     </w:p>
     <w:p>
@@ -599,7 +599,7 @@
         <w:spacing w:after="3pt" w:line="12.60pt" w:lineRule="auto"/>
       </w:pPr>
       <w:r>
-        <w:t>To overcome these challenges, we introduce GUMNetHet (Heterogeneous Gated Unified Mixture Network), a framework built on domain-informed feature partitioning: high-frequency price series are processed by a multi-scale 1D-CNN; macroeconomic indicators and geopolitical risk (GPR) indices by a GRU-Attention module; and crack spreads and realized volatility by a Wavelet-Kolmogorov–Arnold Network (Wavelet-KAN). A horizon- and context-aware gating router dynamically fuses these representations, while a multi-quantile head with residual scaling prevents long-horizon variance drift. The principal contributions of this paper are fourfold: (i) A heterogeneous MoE architecture with feature partitioning grounded in economic dynamics and spectral characteristics, providing structural inductive bias that mitigates expert collapse by construction (ablation shows a 10.1%–17.7% MAE degradation when Wavelet-KAN is replaced by a standard MLP); (ii) A horizon-aware routing mechanism that dynamically modulates expert weights across forecast lead times and market regimes, with the Wavelet-KAN allocation reaching 0.61 during acute geopolitical shock regimes (top-decile GPR); (iii) A multi-quantile head (q ∈ {0.1, 0.5, 0.9}) combined with residual scaling to limit long-horizon variance drift and provide empirical 80% prediction intervals with quantified coverage (PICP=72.8% (averaged across all horizon–product pairs), PINAW in the range 4.4–22.8 (price units)); and (iv) Expanding walk-forward evaluation on N = 4,512 trading days (2008–2026) across an acute high-volatility test episode (test-set volatility 1.90×–2.90× historical training levels), achieving lower MAE than six competitive baselines across horizons H1–H60, with up to 30.1% (MG95) and 22.9% (DO 0.001%) error reductions at H60, while clarifying the operational trade-off between price-level error control and directional commitment at extended lead times. All source code, model checkpoints, and evaluation scripts are publicly available at:https://github.com/NguyenPhuocAnhDung/oil_forecast_tail_risk.</w:t>
+        <w:t>To overcome these challenges, we introduce GUMNetHet (Heterogeneous Gated Unified Mixture Network), a framework built on domain-informed feature partitioning: high-frequency price series are processed by a multi-scale 1D-CNN; macroeconomic indicators and geopolitical risk (GPR) indices by a GRU-Attention module; and crack spreads and realized volatility by a Wavelet-Kolmogorov–Arnold Network (Wavelet-KAN). A horizon- and context-aware gating router dynamically fuses these representations, while a multi-quantile head with residual scaling prevents long-horizon variance drift. The principal contributions of this paper are fourfold: (i) A heterogeneous MoE architecture with feature partitioning grounded in economic dynamics and spectral characteristics, providing structural inductive bias that mitigates expert collapse by construction (ablation shows a 10.1%–17.7% MAE degradation when Wavelet-KAN is replaced by a standard MLP); (ii) A horizon-aware routing mechanism that dynamically modulates expert weights across forecast lead times and market regimes, with the Wavelet-KAN allocation reaching 0.61 during acute geopolitical shock regimes (top-decile GPR); (iii) A multi-quantile head (q ∈ {0.1, 0.5, 0.9}) combined with residual scaling to limit long-horizon variance drift and provide empirical 80% prediction intervals with quantified coverage (PICP=72.8% (averaged across all horizon–product pairs), PIAW in the range 4.4–22.8 price units); and (iv) Expanding walk-forward evaluation on N = 4,512 trading days (2008–2026) across an acute high-volatility test episode (test-set volatility 1.90×–2.90× historical training levels), achieving lower MAE than six competitive baselines across horizons H1–H60, with up to 30.1% (MG95) and 22.9% (DO 0.001%) error reductions at H60, while clarifying the operational trade-off between price-level error control and directional commitment at extended lead times. All source code, model checkpoints, and evaluation scripts are publicly available at:https://github.com/NguyenPhuocAnhDung/oil_forecast_tail_risk.</w:t>
       </w:r>
       <w:r>
         <w:br/>
@@ -1273,7 +1273,7 @@
         <w:spacing w:after="3pt" w:line="12.60pt" w:lineRule="auto"/>
       </w:pPr>
       <w:r>
-        <w:t>Fig. 1 illustrates the neural architecture of GUMNetHet. Unlike conventional MoE networks that feed all features into every expert—which often leads to representational redundancy or dominant-expert collapse in moderate-sample financial regimes (N ≈ 4,500)—GUMNetHet partitions input features based on their spectral frequency content and economic dynamics. High-frequency price dynamics (daily spot prices, prompt spreads, and intraday returns) exhibit local autocorrelation and transient volatility bursts; these are routed to a multi-scale 1D-CNN whose parallel kernels (k ∈ {3, 5, 7}) operate as temporal bandpass filters capturing short-range momentum without distortion from slow macroeconomic drift. Slowly-evolving macroeconomic regimes (currency index DXY, sovereign bond yields, crude production volumes, and monthly GPR) evolve over multi-week or quarterly cycles; these are processed by a stacked GRU-Attention module designed for persistent sequential memory and regime tracking. Finally, fat-tailed crack-spread ratios and realized volatility metrics undergo severe, discontinuous jumps during geopolitical shocks; these are routed to a Wavelet-KAN expert. By leveraging compactly supported Mexican Hat wavelets ψ(z) = (1 - z²) · e^(-0.5z²) as learnable activation bases, Wavelet-KAN approximates sharp, localized impulse responses without global polynomial oscillations (Runge's phenomenon). This domain-informed tripartite partitioning imposes strong structural inductive biases, ensuring functional expert specialization by construction while imposing a structural constraint that mitigates the risk of routing collapse.</w:t>
+        <w:t>Fig. 1 illustrates the neural architecture of GUMNetHet. Unlike conventional MoE networks that feed all features into every expert—which often leads to representational redundancy or dominant-expert collapse in moderate-sample financial regimes (N ≈ 4,500)—GUMNetHet partitions input features based on their spectral frequency content and economic dynamics. High-frequency price dynamics (daily spot prices, prompt spreads, and intraday returns) exhibit local autocorrelation and transient volatility bursts; these are routed to a multi-scale 1D-CNN whose parallel kernels (k ∈ {3, 5, 7}) operate as temporal bandpass filters capturing short-range momentum without distortion from slow macroeconomic drift. Slowly-evolving macroeconomic regimes (currency index DXY, sovereign bond yields, crude production volumes, and monthly GPR) evolve over multi-week or quarterly cycles; these are processed by a stacked GRU-Attention module designed for persistent sequential memory and regime tracking. Finally, fat-tailed crack-spread ratios and realized volatility metrics undergo severe, discontinuous jumps during geopolitical shocks; these are routed to a Wavelet-KAN expert. By leveraging compactly supported Mexican Hat wavelets ψ(z) = (1 - z²) · e^(-0.5z²) as learnable activation bases, Wavelet-KAN approximates sharp, localized impulse responses without global polynomial oscillations (Runge's phenomenon). This domain-informed tripartite partitioning imposes strong structural inductive biases, encouraging functional expert specialization by construction while imposing a structural constraint that mitigates the risk of routing collapse.</w:t>
       </w:r>
     </w:p>
     <w:p>
@@ -4331,7 +4331,7 @@
         <w:spacing w:after="3pt" w:line="12.60pt" w:lineRule="auto"/>
       </w:pPr>
       <w:r>
-        <w:t>The dataset covers 03/11/2008–30/04/2026 with 4,512 trading-day observations. The two reported primary targets are MG95 and DO 0.001% per Platts Singapore; exogenous covariates include inter-product Platts benchmarks, WTI, Brent, GPR [1], DXY, crude oil production, crack-spread ratios, realized volatility, and calendar features. To prevent look-ahead bias, all predictor series are strictly indexed at t - 1, monthly GPR is lagged by 30 calendar days, and weekly crude oil production is lagged by 7 days. Rolling statistical features are computed strictly post-lagging. Feature scalers are fit exclusively on expanding training partitions at each walk-forward step. The lookback length is fixed at L = 30 trading days. Crucially, the 85/15 train/validation split within each expanding iteration is strictly chronological—the earliest 85% of time steps form the training fold, and the subsequent 15% serve as the validation fold for early stopping and hyperparameter selection, with zero shuffling. Because multi-step forecasting targets span h days into the future (t → t+h), overlapping target windows between adjacent trading dates could introduce subtle information leakage. To eliminate this issue, an embargo buffer of h trading days is enforced between the end of the training partition and the start of the validation/test partition. The evaluation uses expanding walk-forward test windows scaled to the forecast lead time: 100 trading days for H1–H5 (11/12/2025–30/04/2026), 150 days for H7 (02/10/2025–30/04/2026), 200 days for H10 (24/07/2025–30/04/2026), 300 days for H20 (10/03/2025–30/04/2026), and 600 days for H60 (10/01/2024–30/04/2026). While the full dataset (2008–2026, N = 4,512) incorporates historical market cycles (e.g., the 2008 global financial crisis, the 2014–2016 oil collapse, the 2020 COVID-19/OPEC+ price war, and the 2022 Russia–Ukraine outbreak) across expanding training partitions, the out-of-sample test windows (2024–2026) deliberately evaluate model resilience under the recent era of clustered geopolitical shocks (namely, the Red Sea shipping disruptions, Middle East military tensions, Western energy sanctions enforcement, and OPEC+ quota adjustments). Specifically, annualized realized return volatility during the short-term test window (100 days) rose to 74.0% for MG95 (1.92× historical training volatility of 38.45%) and 107.9% for DO 0.001% (3.25× training volatility of 33.16%). The Geopolitical Risk (GPR) index averaged 225.66 during the test period (nearly doubling the historical mean of 114.60) and peaked at 500.81. Prices in the H60 test window spanned a wide peak-to-trough range: 70.34 to 170.52 USD/bbl (+142.4%) for MG95 and 74.69 to 292.82 USD/bbl (+292.0%) for DO 0.001% (Table I). This configuration evaluates models under fat-tailed regime shifts rather than tranquil market conditions. A note on horizon-specific test windows: the expanding walk-forward protocol assigns wider evaluation windows to longer forecast horizons (e.g., 600 trading days for H60 vs. 100 days for H1–H5) to ensure statistically adequate forecast origins at each lead time. All models—GUMNetHet and all six baselines—share identical test date boundaries at each horizon, ensuring fair cross-model comparison: 597 unique target dates for H60, 200 for H10, 147 for H7, 100 for H1 and H5, and 99 for H3. We acknowledge that variable test-window lengths mean that longer horizons (e.g., H60: 597 dates, Jan 2024–Apr 2026) cover a broader and different market regime subset than shorter horizons (e.g., H1: 100 dates, Dec 2025–Apr 2026); accordingly, cross-horizon MAE comparisons reflect both model capability and differences in evaluated market conditions. This follows the standard expanding walk-forward protocol and maximises out-of-sample coverage at each horizon. We acknowledge that variable test-window lengths imply that longer-horizon evaluations (H60: 597 dates, 2024–2026) cover a different market regime subset than shorter-horizon windows (H1: 100 dates, 2025–2026). Specifically, H60 encompasses both the 2024 regime-transition and the 2025–2026 high-volatility episode, while H1–H5 covers only the latter. This design follows the standard expanding walk-forward protocol and ensures each horizon is evaluated on the maximum available out-of-sample data; caution is warranted when interpreting cross-horizon error magnitude comparisons as reflecting purely model capability rather than also regime differences.</w:t>
+        <w:t>The dataset covers 03/11/2008–30/04/2026 with 4,512 trading-day observations. The two reported primary targets are MG95 and DO 0.001% per Platts Singapore; exogenous covariates include inter-product Platts benchmarks, WTI, Brent, GPR [1], DXY, crude oil production, crack-spread ratios, realized volatility, and calendar features. To prevent look-ahead bias, all predictor series are strictly indexed at t - 1, monthly GPR is lagged by 30 calendar days, and weekly crude oil production is lagged by 7 days. Rolling statistical features are computed strictly post-lagging. Feature scalers are fit exclusively on expanding training partitions at each walk-forward step. The lookback length is fixed at L = 30 trading days. Crucially, the 85/15 train/validation split within each expanding iteration is strictly chronological—the earliest 85% of time steps form the training fold, and the subsequent 15% serve as the validation fold for early stopping and hyperparameter selection, with zero shuffling. Because multi-step forecasting targets span h days into the future (t → t+h), overlapping target windows between adjacent trading dates could introduce subtle information leakage. To eliminate this issue, an embargo buffer of h trading days is enforced between the end of the training partition and the start of the validation/test partition. The evaluation uses expanding walk-forward test windows scaled to the forecast lead time: 100 trading days for H1–H5 (11/12/2025–30/04/2026), 150 days for H7 (02/10/2025–30/04/2026), 200 days for H10 (24/07/2025–30/04/2026), 300 days for H20 (10/03/2025–30/04/2026), and 600 days for H60 (10/01/2024–30/04/2026). While the full dataset (2008–2026, N = 4,512) incorporates historical market cycles (e.g., the 2008 global financial crisis, the 2014–2016 oil collapse, the 2020 COVID-19/OPEC+ price war, and the 2022 Russia–Ukraine outbreak) across expanding training partitions, the out-of-sample test windows (2024–2026) deliberately evaluate model resilience under the recent era of clustered geopolitical shocks (namely, the Red Sea shipping disruptions, Middle East military tensions, Western energy sanctions enforcement, and OPEC+ quota adjustments). Specifically, annualized realized return volatility during the short-term test window (100 days) rose to 73.04% for MG95 (1.90× historical training volatility of 38.45%) and 96.29% for DO 0.001% (2.90× training volatility of 33.16%). The Geopolitical Risk (GPR) index averaged 225.66 during the test period (nearly doubling the historical mean of 114.60) and peaked at 500.81. Prices in the H60 test window spanned a wide peak-to-trough range: 70.34 to 170.52 USD/bbl (+142.4%) for MG95 and 74.69 to 292.82 USD/bbl (+292.0%) for DO 0.001% (Table I). This configuration evaluates models under fat-tailed regime shifts rather than tranquil market conditions. A note on horizon-specific test windows: the expanding walk-forward protocol assigns wider evaluation windows to longer forecast horizons (e.g., 600 trading days for H60 vs. 100 days for H1–H5) to ensure statistically adequate forecast origins at each lead time. All models—GUMNetHet and all six baselines—share identical test date boundaries at each horizon, ensuring fair cross-model comparison: 597 unique target dates for H60, 200 for H10, 147 for H7, 100 for H1 and H5, and 99 for H3. We acknowledge that variable test-window lengths mean that longer horizons (e.g., H60: 597 dates, Jan 2024–Apr 2026) cover a broader and different market regime subset than shorter horizons (e.g., H1: 100 dates, Dec 2025–Apr 2026); accordingly, cross-horizon MAE comparisons reflect both model capability and differences in evaluated market conditions. This follows the standard expanding walk-forward protocol and maximises out-of-sample coverage at each horizon. We acknowledge that variable test-window lengths imply that longer-horizon evaluations (H60: 597 dates, 2024–2026) cover a different market regime subset than shorter-horizon windows (H1: 100 dates, 2025–2026). Specifically, H60 encompasses both the 2024 regime-transition and the 2025–2026 high-volatility episode, while H1–H5 covers only the latter. This design follows the standard expanding walk-forward protocol and ensures each horizon is evaluated on the maximum available out-of-sample data; caution is warranted when interpreting cross-horizon error magnitude comparisons as reflecting purely model capability rather than also regime differences.</w:t>
       </w:r>
       <w:r>
         <w:t xml:space="preserve"/>
@@ -6357,7 +6357,7 @@
         <w:spacing w:after="3pt" w:line="12.60pt" w:lineRule="auto"/>
       </w:pPr>
       <w:r>
-        <w:t xml:space="preserve">Six representative baselines are evaluated: PatchTST [8], iTransformer [9], TimesNet [10], DLinear [11], BiMamba [15], and Chronos [16]. Point forecast accuracy is quantified via Mean Absolute Error (MAE), Root Mean Squared Error (RMSE), Mean Absolute Percentage Error (MAPE, %), and the coefficient of determination (R²). To assess directional forecasting capability, Directional Accuracy (DA, %) is formally defined as DAℎ = (100/M)·∑ᵗ₌₁ᴹ 1[sgn(P̂ₜ₊ℎ − Pₜ) = sgn(Pₜ₊ℎ − Pₜ)]×100%, where M = T − h + 1, Pₜ is the known spot price at forecast origin t, P̂ₜ₊ℎ is the predicted price from the median quantile return (q̂₀.₅) via (2), and 1(·) is the indicator function equal to 1 when predicted and realized price change signs agree. Probabilistic interval forecasts (q ∈ {0.1, 0.9}) are quantified using Prediction Interval Coverage Probability (PICP) and Prediction Interval Average Width (PIAW, in price units, hereafter referred to as PINAW following prior convention) relative to the nominal 80% prediction interval. All baselines are implemented with their published default hyperparameters and standard squared-error training objectives, without additional horizon-specific tuning. Because these baselines optimize a point-forecast (L₂) objective and do not natively output calibrated quantiles, CRPS is reported only for GUMNetHet; scale-free metrics (MASE, Theil-U) are computed per-horizon relative to a naïve Persistence denominator within each horizon's own test window: GUMNetHet achieves MASE of 0.592–0.906 and Theil-U of 0.591–0.974 across all fourteen horizon–product combinations, confirming consistent improvement over the no-change baseline. Cross-horizon MASE comparisons are not reported because variable window lengths render denominators non-comparable. Because these baselines optimize a point-forecast (L₂) objective and do not natively output calibrated quantiles, CRPS is reported only for GUMNetHet; scale-free metrics (MASE, Theil-U) are computed per-horizon relative to a naïve Persistence denominator within each horizon's own test window: GUMNetHet achieves MASE of 0.592–0.906 and Theil-U of 0.591–0.974 across all fourteen horizon–product combinations, confirming consistent improvement over the no-change baseline. Cross-horizon MASE comparisons are not reported because variable window lengths render denominators non-comparable. Each baseline receives an identical 15-dimensional input feature vector (8 inter-product Platts price series: MG97, MG95, MG92, DO 0.001%, DO 0.05%, FO 180, NAPHTHA, KERO; plus 5 crack-spread ratio features: Ratio_95_WTI, Ratio_92_WTI, Ratio_DO001_WTI, Ratio_DO05_WTI, Ratio_DO_Spread; plus WTI and Brent benchmark prices), ensuring no information asymmetry in the comparison.</w:t>
+        <w:t xml:space="preserve">Six representative baselines are evaluated: PatchTST [8], iTransformer [9], TimesNet [10], DLinear [11], BiMamba [15], and Chronos [16]. Point forecast accuracy is quantified via Mean Absolute Error (MAE), Root Mean Squared Error (RMSE), Mean Absolute Percentage Error (MAPE, %), and the coefficient of determination (R²). To assess directional forecasting capability, Directional Accuracy (DA, %) is formally defined as DAℎ = (100/M)·∑ᵗ₌₁ᴹ 1[sgn(P̂ₜ₊ℎ − Pₜ) = sgn(Pₜ₊ℎ − Pₜ)]×100%, where M = T − h + 1, Pₜ is the known spot price at forecast origin t, P̂ₜ₊ℎ is the predicted price from the median quantile return (q̂₀.₅) via (2), and 1(·) is the indicator function equal to 1 when predicted and realized price change signs agree. Probabilistic interval forecasts (q ∈ {0.1, 0.9}) are quantified using Prediction Interval Coverage Probability (PICP) and Prediction Interval Average Width (PIAW, in price units: mean width of the [q0.1, q0.9] band) relative to the nominal 80% prediction interval. All baselines are implemented with their published default hyperparameters and standard squared-error training objectives, without additional horizon-specific tuning. Because these baselines optimize a point-forecast (L₂) objective and do not natively output calibrated quantiles, CRPS is reported only for GUMNetHet; scale-free metrics (MASE, Theil-U) are computed per-horizon relative to a naïve Persistence denominator within each horizon's own test window: GUMNetHet achieves MASE of 0.592–0.906 and Theil-U of 0.591–0.974 across all fourteen horizon–product combinations, confirming consistent improvement over the no-change baseline. Cross-horizon MASE comparisons are not reported because variable window lengths render denominators non-comparable. Because these baselines optimize a point-forecast (L₂) objective and do not natively output calibrated quantiles, CRPS is reported only for GUMNetHet; scale-free metrics (MASE, Theil-U) are computed per-horizon relative to a naïve Persistence denominator within each horizon's own test window: GUMNetHet achieves MASE of 0.592–0.906 and Theil-U of 0.591–0.974 across all fourteen horizon–product combinations, confirming consistent improvement over the no-change baseline. Cross-horizon MASE comparisons are not reported because variable window lengths render denominators non-comparable. Each baseline receives an identical 15-dimensional input feature vector (8 inter-product Platts price series: MG97, MG95, MG92, DO 0.001%, DO 0.05%, FO 180, NAPHTHA, KERO; plus 5 crack-spread ratio features: Ratio_95_WTI, Ratio_92_WTI, Ratio_DO001_WTI, Ratio_DO05_WTI, Ratio_DO_Spread; plus WTI and Brent benchmark prices), ensuring no information asymmetry in the comparison.</w:t>
       </w:r>
     </w:p>
     <w:p>
@@ -28100,7 +28100,7 @@
         <w:spacing w:after="3pt" w:line="12.60pt" w:lineRule="auto"/>
       </w:pPr>
       <w:r>
-        <w:t>The [q0.1, q0.9] prediction interval achieves an empirical coverage probability of PICP=72.8% on average across all seven horizon–product combinations (range 56.5%–92.8%), with mean prediction-interval width of 9.8 price units (range 4.4–22.8, reflecting broader uncertainty at longer horizons; reported in the same price units as MAE for direct interpretability). These empirical coverage rates confirm interval validity within the expanding walk-forward protocol. As a post-hoc calibration check using existing predictions, we apply Kupiec's Proportion of Failures (POF) test [χ²(1), α=0.05]: the model passes at 4 of 7 horizons for MG95 (H5, H7, H10, H20) and 2 of 7 for DO (H20, H60). Short-horizon under-coverage (H1–H3 for DO: PICP=57%–63%) reflects narrow initial uncertainty estimates consistent with the short-memory regime, while H60 over-coverage (MG95 PICP=92%) reflects residual scaling widening intervals under high long-horizon uncertainty. Comprehensive conditional-coverage testing (e.g., Christoffersen independence test) is deferred as a future validation step. The intervals may provide useful inputs for fuel distributors (e.g., Petrolimex, PVOIL) in forward pricing, inventory planning, and risk assessment. Scale-free metrics (MASE 0.592–0.906 and Theil-U 0.591–0.974) are reported per-horizon relative to the naïve Persistence denominator within each horizon's own test window and confirm GUMNetHet consistently outperforms the no-change baseline; cross-horizon MASE comparisons are not reported because variable window lengths render denominators non-comparable. Fig. 4 illustrates how prediction intervals expand adaptively during periods of elevated market turbulence. Ablation results in Table V address the reviewer concern about feature partitioning: a Shared Features variant (GUMNet, where all 15 input features are passed to every expert without domain partitioning) serves as the direct "all-features-to-every-expert" baseline; GUMNetHet outperforms it by 2.2%–31.1% MAE across all fourteen horizon–product combinations, confirming that heterogeneous partitioning provides genuine gains beyond homogeneous feature routing. Replacing Wavelet-KAN with a parameter-matched MLP (hidden dim=128) yields the next-largest drop (10.1%–17.7% MAE increase), and a uniform routing baseline also inflates MAE, validating the necessity of both partitioning and adaptive gating.</w:t>
+        <w:t>The [q0.1, q0.9] prediction interval achieves an empirical coverage probability of PICP=72.8% on average across all seven horizon–product combinations (range 56.5%–92.8%), with mean prediction-interval width of 9.8 price units (range 4.4–22.8, reflecting broader uncertainty at longer horizons; reported in the same price units as MAE for direct interpretability). These empirical coverage rates provide an empirical assessment of interval coverage within the expanding walk-forward protocol. As a post-hoc calibration check using existing predictions, we apply Kupiec's Proportion of Failures (POF) test [χ²(1), α=0.05]: the model passes at 4 of 7 horizons for MG95 (H5, H7, H10, H20) and 2 of 7 for DO (H20, H60). Short-horizon under-coverage (H1–H3 for DO: PICP=57%–63%) reflects narrow initial uncertainty estimates consistent with the short-memory regime, while H60 over-coverage (MG95 PICP=92%) reflects residual scaling widening intervals under high long-horizon uncertainty. Comprehensive conditional-coverage testing (e.g., Christoffersen independence test) is deferred as a future validation step. The intervals may provide useful inputs for fuel distributors (e.g., Petrolimex, PVOIL) in forward pricing, inventory planning, and risk assessment. Scale-free metrics (MASE 0.592–0.906 and Theil-U 0.591–0.974) are reported per-horizon relative to the naïve Persistence denominator within each horizon's own test window and confirm GUMNetHet consistently outperforms the no-change baseline; cross-horizon MASE comparisons are not reported because variable window lengths render denominators non-comparable. Fig. 4 illustrates how prediction intervals expand adaptively during periods of elevated market turbulence. Ablation results in Table V address the reviewer concern about feature partitioning: a Shared Features variant (GUMNet, where all 15 input features are passed to every expert without domain partitioning) serves as the direct "all-features-to-every-expert" baseline; GUMNetHet outperforms it by 2.2%–31.1% MAE across all fourteen horizon–product combinations, confirming that heterogeneous partitioning provides genuine gains beyond homogeneous feature routing. Replacing Wavelet-KAN with a parameter-matched MLP (hidden dim=128) yields the next-largest drop (10.1%–17.7% MAE increase), and a uniform routing baseline also inflates MAE, validating the necessity of both partitioning and adaptive gating.</w:t>
       </w:r>
     </w:p>
     <w:p>
@@ -29310,7 +29310,7 @@
         <w:spacing w:after="3pt" w:line="12.60pt" w:lineRule="auto"/>
       </w:pPr>
       <w:r>
-        <w:t>While GUMNetHet demonstrates strong price-level error control and uncertainty quantification with empirically evaluated coverage, several limitations warrant explicit discussion and define avenues for future research: (1) Inductive Feature Partitioning vs. Soft Routing: The tripartite feature allocation is guided by domain economic dynamics and temporal frequency. While this structural inductive bias effectively prevents expert collapse in moderate financial samples, it relies on expert domain heuristics. Future work will investigate end-to-end differentiable variable selection (e.g., learnable routing masks or sparse attention) to discover optimal frequency allocations automatically. (2) Multi-Seed Statistical Benchmarking: Results in this study are reported using a single fixed seed (Seed=42) to maintain strict walk-forward reproducibility across all baselines. We explicitly acknowledge that this limits the ability to compute statistically rigorous confidence intervals or formal significance tests (e.g., Diebold-Mariano [5]). Comprehensive multi-seed benchmarking across 5–10 independent initializations, paired with formal Diebold-Mariano tests and bootstrap confidence intervals, represents the most important planned extension for future work. (3) Deep Tail Risk vs. Operational Coverage: The evaluated quantiles (q ∈ {0.1, 0.5, 0.9}) provide empirical 80% prediction intervals (Kupiec POF: PASS at 4/7 MG95 and 2/7 DO horizons) for inventory budgeting, but do not capture extreme black-swan tails (q ≤ 0.01). Coupling GUMNetHet with Extreme Value Theory (EVT) or Generalized Pareto tails represents a compelling extension. (4) Cross-Regime Validation: Although the out-of-sample window (2024–2026) provided an acute empirical shock environment, evaluating the model across multiple non-overlapping historical crises (such as 2008 and 2020) will further validate cross-regime generalization. (5) Multimodal Integration: Incorporating real-time natural language processing of geopolitical news feeds and vessel tracking data could enhance prompt shock responsiveness.</w:t>
+        <w:t>While GUMNetHet demonstrates strong price-level error control and uncertainty quantification with empirically evaluated coverage, several limitations warrant explicit discussion and define avenues for future research: (1) Inductive Feature Partitioning vs. Soft Routing: The tripartite feature allocation is guided by domain economic dynamics and temporal frequency. While this structural inductive bias mitigates the risk of expert collapse in moderate financial samples, it relies on expert domain heuristics. Future work will investigate end-to-end differentiable variable selection (e.g., learnable routing masks or sparse attention) to discover optimal frequency allocations automatically. (2) Multi-Seed Statistical Benchmarking: Results in this study are reported using a single fixed seed (Seed=42) to maintain strict walk-forward reproducibility across all baselines. We explicitly acknowledge that this limits the ability to compute statistically rigorous confidence intervals or formal significance tests (e.g., Diebold-Mariano [5]). Comprehensive multi-seed benchmarking across 5–10 independent initializations, paired with formal Diebold-Mariano tests and bootstrap confidence intervals, represents the most important planned extension for future work. (3) Deep Tail Risk vs. Operational Coverage: The evaluated quantiles (q ∈ {0.1, 0.5, 0.9}) provide empirical 80% prediction intervals (Kupiec POF: PASS at 4/7 MG95 and 2/7 DO horizons) for inventory budgeting, but do not capture extreme black-swan tails (q ≤ 0.01). Coupling GUMNetHet with Extreme Value Theory (EVT) or Generalized Pareto tails represents a compelling extension. (4) Cross-Regime Validation: Although the out-of-sample window (2024–2026) provided an acute empirical shock environment, evaluating the model across multiple non-overlapping historical crises (such as 2008 and 2020) will further validate cross-regime generalization. (5) Multimodal Integration: Incorporating real-time natural language processing of geopolitical news feeds and vessel tracking data could enhance prompt shock responsiveness.</w:t>
       </w:r>
     </w:p>
     <w:p>

--- a/GUMNETHet_FAIRv8.docx
+++ b/GUMNETHet_FAIRv8.docx
@@ -548,7 +548,7 @@
         <w:spacing w:before="4pt" w:after="4pt" w:line="12.60pt" w:lineRule="auto"/>
       </w:pPr>
       <w:r>
-        <w:t>Abstract—This paper proposes GUMNetHet (Heterogeneous Gated Unified Mixture Network) for multi-horizon probabilistic forecasting of refined petroleum product prices subject to geopolitical shocks. The framework partitions input features into three domain-specific subsets processed by dedicated neural architectures: multi-scale 1D-CNN for high-frequency price momentum, GRU-Attention for low-frequency macroeconomic trends, and Wavelet-KAN for non-linear shock responses. A horizon- and market-aware gating router dynamically fuses these expert representations, while a multi-quantile head (q ∈ {0.1, 0.5, 0.9}) with residual scaling constrains long-horizon forecast variance drift. Evaluated on Platts Singapore benchmark data from 11/2008 to 04/2026 (N = 4,512) using an expanding walk-forward protocol during an acute geopolitical shock regime (2024–2026, where short-term annualized test-period volatility reached 73.04% for MG95 and 96.29% for DO 0.001%, representing 1.90× and 2.90× historical training levels), GUMNetHet achieves lower MAE than six competitive baselines across all seven forecasting horizons (H1–H60) for both MG95 gasoline and DO 0.001% diesel. At H60, MAE is reduced by 30.1% for MG95 (4.847 vs. 6.933) and 22.9% for DO 0.001% (7.066 vs. 9.167) relative to the strongest baseline. Directional accuracy (DA) remains pronounced at short horizons (H1–H7: 90.95%–95.56% for MG95, 76.65%–84.92% for DO) due to captured short-term momentum, but attenuates at extended lead times (H10 and H60), reflecting the near-martingale property of long-range prices where residual scaling prioritizes bounded absolute price-level error over speculative sign prediction. The nominal 80% prediction interval attains an average empirical coverage of PICP=72.8% across all horizons (range: 56.5%–92.8%) for the nominal 80% interval. Ablation experiments and router gating analyses confirm that heterogeneous feature partitioning and adaptive routing provide critical inductive biases for robust energy price forecasting.</w:t>
+        <w:t>Abstract—This paper proposes GUMNetHet (Heterogeneous Gated Unified Mixture Network) for multi-horizon probabilistic forecasting of refined petroleum product prices subject to geopolitical shocks. The framework partitions input features into three domain-specific subsets processed by dedicated neural architectures: multi-scale 1D-CNN for high-frequency price momentum, GRU-Attention for low-frequency macroeconomic trends, and Wavelet-KAN for non-linear shock responses. A horizon- and market-aware gating router dynamically fuses these expert representations, while a multi-quantile head (q ∈ {0.1, 0.5, 0.9}) with residual scaling constrains long-horizon forecast variance drift. Evaluated on Platts Singapore benchmark data from 11/2008 to 04/2026 (N = 4,512) using an expanding walk-forward protocol during a recent high-volatility and geopolitical-shock period (2024–2026, where short-term annualized test-period volatility reached 73.04% for MG95 and 96.29% for DO 0.001%, representing 1.90× and 2.90× historical training levels), GUMNetHet achieves lower MAE than six competitive baselines across all seven forecasting horizons (H1–H60) for both MG95 gasoline and DO 0.001% diesel. At H60, MAE is reduced by 30.1% for MG95 (4.847 vs. 6.933) and 22.9% for DO 0.001% (7.066 vs. 9.167) relative to the strongest baseline. Directional accuracy (DA) remains pronounced at short horizons (H1–H7: 90.95%–95.56% for MG95, 76.65%–84.92% for DO) due to captured short-term momentum, but attenuates at extended lead times (H10 and H60), reflecting the near-martingale property of long-range prices where residual scaling prioritizes bounded absolute price-level error over speculative sign prediction. The nominal 80% prediction interval attains an average empirical coverage of PICP=72.8% across all horizons (range: 56.5%–92.8%) for the nominal 80% interval. Ablation experiments and router gating analyses confirm that heterogeneous feature partitioning and adaptive routing provide critical inductive biases for robust energy price forecasting.</w:t>
       </w:r>
     </w:p>
     <w:p>
@@ -599,7 +599,7 @@
         <w:spacing w:after="3pt" w:line="12.60pt" w:lineRule="auto"/>
       </w:pPr>
       <w:r>
-        <w:t>To overcome these challenges, we introduce GUMNetHet (Heterogeneous Gated Unified Mixture Network), a framework built on domain-informed feature partitioning: high-frequency price series are processed by a multi-scale 1D-CNN; macroeconomic indicators and geopolitical risk (GPR) indices by a GRU-Attention module; and crack spreads and realized volatility by a Wavelet-Kolmogorov–Arnold Network (Wavelet-KAN). A horizon- and context-aware gating router dynamically fuses these representations, while a multi-quantile head with residual scaling prevents long-horizon variance drift. The principal contributions of this paper are fourfold: (i) A heterogeneous MoE architecture with feature partitioning grounded in economic dynamics and spectral characteristics, providing structural inductive bias that mitigates expert collapse by construction (ablation shows a 10.1%–17.7% MAE degradation when Wavelet-KAN is replaced by a standard MLP); (ii) A horizon-aware routing mechanism that dynamically modulates expert weights across forecast lead times and market regimes, with the Wavelet-KAN allocation reaching 0.61 during acute geopolitical shock regimes (top-decile GPR); (iii) A multi-quantile head (q ∈ {0.1, 0.5, 0.9}) combined with residual scaling to limit long-horizon variance drift and provide empirical 80% prediction intervals with quantified coverage (PICP=72.8% (averaged across all horizon–product pairs), PIAW in the range 4.4–22.8 price units); and (iv) Expanding walk-forward evaluation on N = 4,512 trading days (2008–2026) across an acute high-volatility test episode (test-set volatility 1.90×–2.90× historical training levels), achieving lower MAE than six competitive baselines across horizons H1–H60, with up to 30.1% (MG95) and 22.9% (DO 0.001%) error reductions at H60, while clarifying the operational trade-off between price-level error control and directional commitment at extended lead times. All source code, model checkpoints, and evaluation scripts are publicly available at:https://github.com/NguyenPhuocAnhDung/oil_forecast_tail_risk.</w:t>
+        <w:t>To overcome these challenges, we introduce GUMNetHet (Heterogeneous Gated Unified Mixture Network), a framework built on domain-informed feature partitioning: high-frequency price series are processed by a multi-scale 1D-CNN; macroeconomic indicators and geopolitical risk (GPR) indices by a GRU-Attention module; and crack spreads and realized volatility by a Wavelet-Kolmogorov–Arnold Network (Wavelet-KAN). A horizon- and context-aware gating router dynamically fuses these representations, while a multi-quantile head with residual scaling prevents long-horizon variance drift. The principal contributions of this paper are fourfold: (i) A heterogeneous MoE architecture with feature partitioning grounded in economic dynamics and spectral characteristics, providing structural inductive bias that mitigates expert collapse by construction (ablation shows a 10.1%–17.7% MAE degradation when Wavelet-KAN is replaced by a standard MLP); (ii) A horizon-aware routing mechanism that dynamically modulates expert weights across forecast lead times and market regimes, with the Wavelet-KAN allocation reaching 0.61 during recent high-volatility and geopolitical-shock periods (top-decile GPR); (iii) A multi-quantile head (q ∈ {0.1, 0.5, 0.9}) combined with residual scaling to limit long-horizon variance drift and provide empirical 80% prediction intervals with quantified coverage (PICP=72.8% (averaged across all horizon–product pairs), PIAW in the range 4.4–22.8 price units); and (iv) Expanding walk-forward evaluation on N = 4,512 trading days (2008–2026) across an acute high-volatility test episode (test-set volatility 1.90×–2.90× historical training levels), achieving lower MAE than six competitive baselines across horizons H1–H60, with up to 30.1% (MG95) and 22.9% (DO 0.001%) error reductions at H60, while clarifying the operational trade-off between price-level error control and directional commitment at extended lead times. All source code, model checkpoints, and evaluation scripts are publicly available at:https://github.com/NguyenPhuocAnhDung/oil_forecast_tail_risk.</w:t>
       </w:r>
       <w:r>
         <w:br/>
@@ -4300,37 +4300,6 @@
         <w:spacing w:after="3pt" w:line="12.60pt" w:lineRule="auto"/>
       </w:pPr>
       <w:r>
-        <w:t xml:space="preserve">The dataset covers 03/11/2008–30/04/2026 with </w:t>
-      </w:r>
-      <m:oMath>
-        <m:r>
-          <w:rPr>
-            <w:rFonts w:ascii="Cambria Math" w:hAnsi="Cambria Math"/>
-          </w:rPr>
-          <m:t>N = 4,512</m:t>
-        </m:r>
-      </m:oMath>
-      <w:r>
-        <w:t xml:space="preserve"> trading-day observations. The two reported primary targets are MG95 and DO 0.001% per Platts Singapore; exogenous covariates include inter-product Platts benchmarks, WTI, Brent, GPR </w:t>
-      </w:r>
-      <w:hyperlink w:anchor="ref_1" w:history="1">
-        <w:r>
-          <w:rPr>
-            <w:color w:val="1A56DB"/>
-          </w:rPr>
-          <w:t>[1]</w:t>
-        </w:r>
-      </w:hyperlink>
-      <w:r>
-        <w:t>, DXY, crude oil production, crack-spread ratios, realized volatility, and calendar features.</w:t>
-      </w:r>
-    </w:p>
-    <w:p>
-      <w:pPr>
-        <w:pStyle w:val="BodyText"/>
-        <w:spacing w:after="3pt" w:line="12.60pt" w:lineRule="auto"/>
-      </w:pPr>
-      <w:r>
         <w:t>The dataset covers 03/11/2008–30/04/2026 with 4,512 trading-day observations. The two reported primary targets are MG95 and DO 0.001% per Platts Singapore; exogenous covariates include inter-product Platts benchmarks, WTI, Brent, GPR [1], DXY, crude oil production, crack-spread ratios, realized volatility, and calendar features. To prevent look-ahead bias, all predictor series are strictly indexed at t - 1, monthly GPR is lagged by 30 calendar days, and weekly crude oil production is lagged by 7 days. Rolling statistical features are computed strictly post-lagging. Feature scalers are fit exclusively on expanding training partitions at each walk-forward step. The lookback length is fixed at L = 30 trading days. Crucially, the 85/15 train/validation split within each expanding iteration is strictly chronological—the earliest 85% of time steps form the training fold, and the subsequent 15% serve as the validation fold for early stopping and hyperparameter selection, with zero shuffling. Because multi-step forecasting targets span h days into the future (t → t+h), overlapping target windows between adjacent trading dates could introduce subtle information leakage. To eliminate this issue, an embargo buffer of h trading days is enforced between the end of the training partition and the start of the validation/test partition. The evaluation uses expanding walk-forward test windows scaled to the forecast lead time: 100 trading days for H1–H5 (11/12/2025–30/04/2026), 150 days for H7 (02/10/2025–30/04/2026), 200 days for H10 (24/07/2025–30/04/2026), 300 days for H20 (10/03/2025–30/04/2026), and 600 days for H60 (10/01/2024–30/04/2026). While the full dataset (2008–2026, N = 4,512) incorporates historical market cycles (e.g., the 2008 global financial crisis, the 2014–2016 oil collapse, the 2020 COVID-19/OPEC+ price war, and the 2022 Russia–Ukraine outbreak) across expanding training partitions, the out-of-sample test windows (2024–2026) deliberately evaluate model resilience under the recent era of clustered geopolitical shocks (namely, the Red Sea shipping disruptions, Middle East military tensions, Western energy sanctions enforcement, and OPEC+ quota adjustments). Specifically, annualized realized return volatility during the short-term test window (100 days) rose to 73.04% for MG95 (1.90× historical training volatility of 38.45%) and 96.29% for DO 0.001% (2.90× training volatility of 33.16%). The Geopolitical Risk (GPR) index averaged 225.66 during the test period (nearly doubling the historical mean of 114.60) and peaked at 500.81. Prices in the H60 test window spanned a wide peak-to-trough range: 70.34 to 170.52 USD/bbl (+142.4%) for MG95 and 74.69 to 292.82 USD/bbl (+292.0%) for DO 0.001% (Table I). This configuration evaluates models under fat-tailed regime shifts rather than tranquil market conditions. A note on horizon-specific test windows: the expanding walk-forward protocol assigns wider evaluation windows to longer forecast horizons (e.g., 600 trading days for H60 vs. 100 days for H1–H5) to ensure statistically adequate forecast origins at each lead time. All models—GUMNetHet and all six baselines—share identical test date boundaries at each horizon, ensuring fair cross-model comparison: 597 unique target dates for H60, 200 for H10, 147 for H7, 100 for H1 and H5, and 99 for H3. We acknowledge that variable test-window lengths mean that longer horizons (e.g., H60: 597 dates, Jan 2024–Apr 2026) cover a broader and different market regime subset than shorter horizons (e.g., H1: 100 dates, Dec 2025–Apr 2026); accordingly, cross-horizon MAE comparisons reflect both model capability and differences in evaluated market conditions. This follows the standard expanding walk-forward protocol and maximises out-of-sample coverage at each horizon. We acknowledge that variable test-window lengths imply that longer-horizon evaluations (H60: 597 dates, 2024–2026) cover a different market regime subset than shorter-horizon windows (H1: 100 dates, 2025–2026). Specifically, H60 encompasses both the 2024 regime-transition and the 2025–2026 high-volatility episode, while H1–H5 covers only the latter. This design follows the standard expanding walk-forward protocol and ensures each horizon is evaluated on the maximum available out-of-sample data; caution is warranted when interpreting cross-horizon error magnitude comparisons as reflecting purely model capability rather than also regime differences.</w:t>
       </w:r>
       <w:r>
@@ -6357,7 +6326,7 @@
         <w:spacing w:after="3pt" w:line="12.60pt" w:lineRule="auto"/>
       </w:pPr>
       <w:r>
-        <w:t xml:space="preserve">Six representative baselines are evaluated: PatchTST [8], iTransformer [9], TimesNet [10], DLinear [11], BiMamba [15], and Chronos [16]. Point forecast accuracy is quantified via Mean Absolute Error (MAE), Root Mean Squared Error (RMSE), Mean Absolute Percentage Error (MAPE, %), and the coefficient of determination (R²). To assess directional forecasting capability, Directional Accuracy (DA, %) is formally defined as DAℎ = (100/M)·∑ᵗ₌₁ᴹ 1[sgn(P̂ₜ₊ℎ − Pₜ) = sgn(Pₜ₊ℎ − Pₜ)]×100%, where M = T − h + 1, Pₜ is the known spot price at forecast origin t, P̂ₜ₊ℎ is the predicted price from the median quantile return (q̂₀.₅) via (2), and 1(·) is the indicator function equal to 1 when predicted and realized price change signs agree. Probabilistic interval forecasts (q ∈ {0.1, 0.9}) are quantified using Prediction Interval Coverage Probability (PICP) and Prediction Interval Average Width (PIAW, in price units: mean width of the [q0.1, q0.9] band) relative to the nominal 80% prediction interval. All baselines are implemented with their published default hyperparameters and standard squared-error training objectives, without additional horizon-specific tuning. Because these baselines optimize a point-forecast (L₂) objective and do not natively output calibrated quantiles, CRPS is reported only for GUMNetHet; scale-free metrics (MASE, Theil-U) are computed per-horizon relative to a naïve Persistence denominator within each horizon's own test window: GUMNetHet achieves MASE of 0.592–0.906 and Theil-U of 0.591–0.974 across all fourteen horizon–product combinations, confirming consistent improvement over the no-change baseline. Cross-horizon MASE comparisons are not reported because variable window lengths render denominators non-comparable. Because these baselines optimize a point-forecast (L₂) objective and do not natively output calibrated quantiles, CRPS is reported only for GUMNetHet; scale-free metrics (MASE, Theil-U) are computed per-horizon relative to a naïve Persistence denominator within each horizon's own test window: GUMNetHet achieves MASE of 0.592–0.906 and Theil-U of 0.591–0.974 across all fourteen horizon–product combinations, confirming consistent improvement over the no-change baseline. Cross-horizon MASE comparisons are not reported because variable window lengths render denominators non-comparable. Each baseline receives an identical 15-dimensional input feature vector (8 inter-product Platts price series: MG97, MG95, MG92, DO 0.001%, DO 0.05%, FO 180, NAPHTHA, KERO; plus 5 crack-spread ratio features: Ratio_95_WTI, Ratio_92_WTI, Ratio_DO001_WTI, Ratio_DO05_WTI, Ratio_DO_Spread; plus WTI and Brent benchmark prices), ensuring no information asymmetry in the comparison.</w:t>
+        <w:t xml:space="preserve">Six representative baselines are evaluated: PatchTST [8], iTransformer [9], TimesNet [10], DLinear [11], BiMamba [15], and Chronos [16]. Point forecast accuracy is quantified via Mean Absolute Error (MAE), Root Mean Squared Error (RMSE), Mean Absolute Percentage Error (MAPE, %), and the coefficient of determination (R²). To assess directional forecasting capability, Directional Accuracy (DA, %) is formally defined as DAℎ = (100/M)·∑ᵗ₌₁ᴹ 1[sgn(P̂ₜ₊ℎ − Pₜ) = sgn(Pₜ₊ℎ − Pₜ)]×100%, where M = T − h + 1, Pₜ is the known spot price at forecast origin t, P̂ₜ₊ℎ is the predicted price from the median quantile return (q̂₀.₅) via (2), and 1(·) is the indicator function equal to 1 when predicted and realized price change signs agree. Probabilistic interval forecasts (q ∈ {0.1, 0.9}) are quantified using Prediction Interval Coverage Probability (PICP) and Prediction Interval Average Width (PIAW, in price units: mean width of the [q0.1, q0.9] band) relative to the nominal 80% prediction interval. All baselines are implemented with their published default hyperparameters and standard squared-error training objectives, without additional horizon-specific tuning. Because these baselines optimize a point-forecast (L₂) objective and do not natively output calibrated quantiles, CRPS is reported only for GUMNetHet; scale-free metrics (MASE, Theil-U) are computed per-horizon relative to a naïve Persistence denominator within each horizon's own test window: GUMNetHet achieves MASE of 0.592–0.906 and Theil-U of 0.591–0.974 across all fourteen horizon–product combinations, confirming consistent improvement over the no-change baseline. Cross-horizon MASE comparisons are not reported because variable window lengths render denominators non-comparable. Each baseline receives an identical 15-dimensional input feature vector (8 inter-product Platts price series: MG97, MG95, MG92, DO 0.001%, DO 0.05%, FO 180, NAPHTHA, KERO; plus 5 crack-spread ratio features: Ratio_95_WTI, Ratio_92_WTI, Ratio_DO001_WTI, Ratio_DO05_WTI, Ratio_DO_Spread; plus WTI and Brent benchmark prices), ensuring no information asymmetry in the comparison.</w:t>
       </w:r>
     </w:p>
     <w:p>
